--- a/README/Project-Choices-Overview.docx
+++ b/README/Project-Choices-Overview.docx
@@ -21,7 +21,41 @@
           <w:szCs w:val="20"/>
           <w:rtl w:val="0"/>
         </w:rPr>
-        <w:t xml:space="preserve">NCEA Review Navigator – Fully Organised Documentation</w:t>
+        <w:t xml:space="preserve">NCEA Review Navigator — Project Choices &amp; Rationale (the Why, with ADR log)</w:t>
+      </w:r>
+    </w:p>
+    <w:p>
+      <w:pPr>
+        <w:spacing w:after="40" w:before="160" w:lineRule="auto"/>
+        <w:rPr/>
+      </w:pPr>
+      <w:r>
+        <w:rPr>
+          <w:b w:val="1"/>
+          <w:bCs w:val="1"/>
+          <w:color w:val="1f4e79"/>
+          <w:sz w:val="24"/>
+          <w:szCs w:val="24"/>
+          <w:rtl w:val="0"/>
+        </w:rPr>
+        <w:t xml:space="preserve">How to use these two documents</w:t>
+      </w:r>
+    </w:p>
+    <w:p>
+      <w:pPr>
+        <w:spacing w:after="160" w:before="20" w:lineRule="auto"/>
+        <w:rPr/>
+      </w:pPr>
+      <w:r>
+        <w:rPr>
+          <w:i w:val="1"/>
+          <w:iCs w:val="1"/>
+          <w:color w:val="555555"/>
+          <w:sz w:val="20"/>
+          <w:szCs w:val="20"/>
+          <w:rtl w:val="0"/>
+        </w:rPr>
+        <w:t xml:space="preserve">This project is documented in two complementary files. The Specification (NCEA-Review-Navigator-Specification.docx) is the reference: it defines what the system is and how it works — scope, data model, API, the scheduling algorithm, screens, flows and testing. This Project-Choices-Overview is the rationale: it explains why those choices were made and holds the formal Architecture Decision Records (ADRs). Read the Specification to build or use the tool; read this document to understand or challenge the decisions. Where the two ever disagree, the Specification (including its Addendum A) governs the what/how, and the latest ADR here governs the why.</w:t>
       </w:r>
     </w:p>
     <w:p>
@@ -233,261 +267,30 @@
     </w:p>
     <w:p>
       <w:pPr>
-        <w:rPr>
-          <w:sz w:val="20"/>
-          <w:szCs w:val="20"/>
-        </w:rPr>
+        <w:spacing w:after="140" w:before="120" w:lineRule="auto"/>
+        <w:rPr/>
       </w:pPr>
       <w:r>
         <w:rPr>
           <w:b w:val="1"/>
           <w:bCs w:val="1"/>
-          <w:sz w:val="20"/>
-          <w:szCs w:val="20"/>
-          <w:rtl w:val="0"/>
-        </w:rPr>
-        <w:t xml:space="preserve">WHO</w:t>
-      </w:r>
-      <w:r>
-        <w:rPr>
-          <w:rtl w:val="0"/>
-        </w:rPr>
-      </w:r>
-    </w:p>
-    <w:p>
-      <w:pPr>
-        <w:spacing w:after="240" w:before="240" w:lineRule="auto"/>
-        <w:rPr>
-          <w:sz w:val="20"/>
-          <w:szCs w:val="20"/>
-        </w:rPr>
-      </w:pPr>
-      <w:r>
-        <w:rPr>
-          <w:sz w:val="20"/>
-          <w:szCs w:val="20"/>
-          <w:rtl w:val="0"/>
-        </w:rPr>
-        <w:t xml:space="preserve">Primary users: NCEA Level 2-3 students (ages 16-17), particularly those preparing for November external examinations across multiple subjects simultaneously.</w:t>
-      </w:r>
-    </w:p>
-    <w:p>
-      <w:pPr>
-        <w:rPr>
-          <w:sz w:val="20"/>
-          <w:szCs w:val="20"/>
-        </w:rPr>
-      </w:pPr>
-      <w:r>
-        <w:rPr>
-          <w:b w:val="1"/>
-          <w:bCs w:val="1"/>
-          <w:sz w:val="20"/>
-          <w:szCs w:val="20"/>
-          <w:rtl w:val="0"/>
-        </w:rPr>
-        <w:t xml:space="preserve">WHEN</w:t>
-      </w:r>
-      <w:r>
-        <w:rPr>
-          <w:rtl w:val="0"/>
-        </w:rPr>
-      </w:r>
-    </w:p>
-    <w:p>
-      <w:pPr>
-        <w:spacing w:after="240" w:before="240" w:lineRule="auto"/>
-        <w:rPr>
-          <w:sz w:val="20"/>
-          <w:szCs w:val="20"/>
-        </w:rPr>
-      </w:pPr>
-      <w:r>
-        <w:rPr>
-          <w:sz w:val="20"/>
-          <w:szCs w:val="20"/>
-          <w:rtl w:val="0"/>
-        </w:rPr>
-        <w:t xml:space="preserve">Optimal entry point: Start of Term 2 or 3, when students have accumulated content across multiple subjects but November externals are still months away. The tool's value is HIGHEST when the gap between learning and assessment is longest.</w:t>
-      </w:r>
-    </w:p>
-    <w:p>
-      <w:pPr>
-        <w:spacing w:after="240" w:before="240" w:lineRule="auto"/>
-        <w:rPr>
-          <w:sz w:val="20"/>
-          <w:szCs w:val="20"/>
-        </w:rPr>
-      </w:pPr>
-      <w:r>
-        <w:rPr>
-          <w:sz w:val="20"/>
-          <w:szCs w:val="20"/>
-          <w:rtl w:val="0"/>
-        </w:rPr>
-        <w:t xml:space="preserve">Daily usage pattern: 30-60 seconds checking priorities before a study session ("what should I review today?"), then 15-30 seconds logging after reviewing a topic ("I just reviewed Photosynthesis, confidence: okay"). Total daily engagement: under 2 minutes.</w:t>
-      </w:r>
-    </w:p>
-    <w:p>
-      <w:pPr>
-        <w:spacing w:after="240" w:before="240" w:lineRule="auto"/>
-        <w:rPr>
-          <w:sz w:val="20"/>
-          <w:szCs w:val="20"/>
-        </w:rPr>
-      </w:pPr>
-      <w:r>
-        <w:rPr>
-          <w:sz w:val="20"/>
-          <w:szCs w:val="20"/>
-          <w:rtl w:val="0"/>
-        </w:rPr>
-        <w:t xml:space="preserve">When it would FAIL to be useful:</w:t>
-      </w:r>
-    </w:p>
-    <w:p>
-      <w:pPr>
-        <w:numPr>
-          <w:ilvl w:val="0"/>
-          <w:numId w:val="4"/>
-        </w:numPr>
-        <w:spacing w:after="0" w:afterAutospacing="0" w:before="240" w:lineRule="auto"/>
-        <w:ind w:left="720" w:hanging="360"/>
-        <w:rPr>
-          <w:sz w:val="20"/>
-          <w:szCs w:val="20"/>
-        </w:rPr>
-      </w:pPr>
-      <w:r>
-        <w:rPr>
-          <w:sz w:val="20"/>
-          <w:szCs w:val="20"/>
-          <w:rtl w:val="0"/>
-        </w:rPr>
-        <w:t xml:space="preserve">Last 3 days before an exam (too late for spacing to work; students should be doing full practice papers)</w:t>
-      </w:r>
-    </w:p>
-    <w:p>
-      <w:pPr>
-        <w:numPr>
-          <w:ilvl w:val="0"/>
-          <w:numId w:val="4"/>
-        </w:numPr>
-        <w:spacing w:after="0" w:afterAutospacing="0" w:before="0" w:beforeAutospacing="0" w:lineRule="auto"/>
-        <w:ind w:left="720" w:hanging="360"/>
-        <w:rPr>
-          <w:sz w:val="20"/>
-          <w:szCs w:val="20"/>
-        </w:rPr>
-      </w:pPr>
-      <w:r>
-        <w:rPr>
-          <w:sz w:val="20"/>
-          <w:szCs w:val="20"/>
-          <w:rtl w:val="0"/>
-        </w:rPr>
-        <w:t xml:space="preserve">If a student adds topics but never logs reviews (the algorithm needs input to generate output)</w:t>
-      </w:r>
-    </w:p>
-    <w:p>
-      <w:pPr>
-        <w:numPr>
-          <w:ilvl w:val="0"/>
-          <w:numId w:val="4"/>
-        </w:numPr>
-        <w:spacing w:after="0" w:afterAutospacing="0" w:before="0" w:beforeAutospacing="0" w:lineRule="auto"/>
-        <w:ind w:left="720" w:hanging="360"/>
-        <w:rPr>
-          <w:sz w:val="20"/>
-          <w:szCs w:val="20"/>
-        </w:rPr>
-      </w:pPr>
-      <w:r>
-        <w:rPr>
-          <w:sz w:val="20"/>
-          <w:szCs w:val="20"/>
-          <w:rtl w:val="0"/>
-        </w:rPr>
-        <w:t xml:space="preserve">If a student has only 1-2 subjects (overhead of the tool exceeds benefit of a simple paper list)</w:t>
-      </w:r>
-    </w:p>
-    <w:p>
-      <w:pPr>
-        <w:numPr>
-          <w:ilvl w:val="0"/>
-          <w:numId w:val="4"/>
-        </w:numPr>
-        <w:spacing w:after="240" w:before="0" w:beforeAutospacing="0" w:lineRule="auto"/>
-        <w:ind w:left="720" w:hanging="360"/>
-        <w:rPr>
-          <w:sz w:val="20"/>
-          <w:szCs w:val="20"/>
-        </w:rPr>
-      </w:pPr>
-      <w:r>
-        <w:rPr>
-          <w:sz w:val="20"/>
-          <w:szCs w:val="20"/>
-          <w:rtl w:val="0"/>
-        </w:rPr>
-        <w:t xml:space="preserve">If the student doesn't value long-term retention (meaningfulness determines engagement)</w:t>
-      </w:r>
-    </w:p>
-    <w:p>
-      <w:pPr>
-        <w:rPr>
-          <w:sz w:val="20"/>
-          <w:szCs w:val="20"/>
-        </w:rPr>
-      </w:pPr>
-      <w:r>
-        <w:rPr>
-          <w:b w:val="1"/>
-          <w:bCs w:val="1"/>
-          <w:sz w:val="20"/>
-          <w:szCs w:val="20"/>
-          <w:rtl w:val="0"/>
-        </w:rPr>
-        <w:t xml:space="preserve">WHERE</w:t>
-      </w:r>
-      <w:r>
-        <w:rPr>
-          <w:rtl w:val="0"/>
-        </w:rPr>
-      </w:r>
-    </w:p>
-    <w:p>
-      <w:pPr>
-        <w:spacing w:after="240" w:before="240" w:lineRule="auto"/>
-        <w:rPr>
-          <w:sz w:val="20"/>
-          <w:szCs w:val="20"/>
-        </w:rPr>
-      </w:pPr>
-      <w:r>
-        <w:rPr>
-          <w:sz w:val="20"/>
-          <w:szCs w:val="20"/>
-          <w:rtl w:val="0"/>
-        </w:rPr>
-        <w:t xml:space="preserve">Within the NZ education landscape: The NZQA framework provides assessment specifications, exemplars, and grade descriptors. Teachers provide content delivery and internal assessments. StudyTime, EP, and Quizlet provide study resources. NOTHING provides systematic long-term scheduling of revision across subjects over months. The Navigator fills this specific gap.</w:t>
-      </w:r>
-    </w:p>
-    <w:p>
-      <w:pPr>
-        <w:spacing w:after="240" w:before="240" w:lineRule="auto"/>
-        <w:rPr>
-          <w:sz w:val="20"/>
-          <w:szCs w:val="20"/>
-        </w:rPr>
-      </w:pPr>
-      <w:r>
-        <w:rPr>
-          <w:sz w:val="20"/>
-          <w:szCs w:val="20"/>
-          <w:rtl w:val="0"/>
-        </w:rPr>
-        <w:t xml:space="preserve">Access context: Browser-based, mobile-responsive. Students access via phone (quick checks between classes), laptop (detailed setup and review at home), school Chromebook (during study periods). The tool must be a SINGLE URL that works across all three without installation.</w:t>
+          <w:color w:val="2e75b6"/>
+          <w:sz w:val="20"/>
+          <w:szCs w:val="20"/>
+          <w:rtl w:val="0"/>
+        </w:rPr>
+        <w:t xml:space="preserve">→ </w:t>
+      </w:r>
+      <w:r>
+        <w:rPr>
+          <w:i w:val="1"/>
+          <w:iCs w:val="1"/>
+          <w:color w:val="3d3d3d"/>
+          <w:sz w:val="20"/>
+          <w:szCs w:val="20"/>
+          <w:rtl w:val="0"/>
+        </w:rPr>
+        <w:t xml:space="preserve">Context for who, when and where this tool is used — the NCEA Level 2–3 audience, the optimal Term 2–3 entry window, the NZ/NZQA setting and the phone-first access pattern — is reference material and now lives only in the Specification, §3 ‘Context — Who, When, Where, Why’.</w:t>
       </w:r>
     </w:p>
     <w:p>
@@ -928,6 +731,32 @@
     </w:p>
     <w:p>
       <w:pPr>
+        <w:spacing w:after="120" w:before="120" w:lineRule="auto"/>
+        <w:rPr/>
+      </w:pPr>
+      <w:r>
+        <w:rPr>
+          <w:b w:val="1"/>
+          <w:bCs w:val="1"/>
+          <w:color w:val="b45309"/>
+          <w:sz w:val="20"/>
+          <w:szCs w:val="20"/>
+          <w:rtl w:val="0"/>
+        </w:rPr>
+        <w:t xml:space="preserve">Note (2026):  </w:t>
+      </w:r>
+      <w:r>
+        <w:rPr>
+          <w:color w:val="3d3d3d"/>
+          <w:sz w:val="20"/>
+          <w:szCs w:val="20"/>
+          <w:rtl w:val="0"/>
+        </w:rPr>
+        <w:t xml:space="preserve">the rendering decision below has changed — the front-end is now a vanilla-JS single-page app calling a JSON API, not Jinja2 server-rendered pages (see ADR-002). The platform rationale that follows — why Python/Flask, why SQLite, why vanilla JS over a framework — still stands.</w:t>
+      </w:r>
+    </w:p>
+    <w:p>
+      <w:pPr>
         <w:spacing w:after="240" w:before="240" w:lineRule="auto"/>
         <w:rPr>
           <w:b w:val="1"/>
@@ -2231,2393 +2060,30 @@
     </w:p>
     <w:p>
       <w:pPr>
-        <w:spacing w:after="240" w:before="240" w:lineRule="auto"/>
+        <w:spacing w:after="140" w:before="120" w:lineRule="auto"/>
+        <w:rPr/>
+      </w:pPr>
+      <w:r>
         <w:rPr>
           <w:b w:val="1"/>
           <w:bCs w:val="1"/>
-          <w:sz w:val="20"/>
-          <w:szCs w:val="20"/>
-        </w:rPr>
-      </w:pPr>
-      <w:r>
-        <w:rPr>
-          <w:b w:val="1"/>
-          <w:bCs w:val="1"/>
-          <w:sz w:val="20"/>
-          <w:szCs w:val="20"/>
-          <w:rtl w:val="0"/>
-        </w:rPr>
-        <w:t xml:space="preserve">THE COMPLETE PRODUCT FLOW (Step by Step)</w:t>
-      </w:r>
-    </w:p>
-    <w:p>
-      <w:pPr>
-        <w:rPr>
-          <w:sz w:val="20"/>
-          <w:szCs w:val="20"/>
-        </w:rPr>
-      </w:pPr>
-      <w:r>
-        <w:rPr>
-          <w:b w:val="1"/>
-          <w:bCs w:val="1"/>
-          <w:sz w:val="20"/>
-          <w:szCs w:val="20"/>
-          <w:rtl w:val="0"/>
-        </w:rPr>
-        <w:t xml:space="preserve">MOMENT 1: First-Time Setup</w:t>
-      </w:r>
-      <w:r>
-        <w:rPr>
-          <w:rtl w:val="0"/>
-        </w:rPr>
-      </w:r>
-    </w:p>
-    <w:p>
-      <w:pPr>
-        <w:spacing w:after="240" w:before="240" w:lineRule="auto"/>
-        <w:rPr>
-          <w:sz w:val="20"/>
-          <w:szCs w:val="20"/>
-        </w:rPr>
-      </w:pPr>
-      <w:r>
-        <w:rPr>
-          <w:sz w:val="20"/>
-          <w:szCs w:val="20"/>
-          <w:rtl w:val="0"/>
-        </w:rPr>
-        <w:t xml:space="preserve">Student opens the tool for the first time. Empty dashboard.</w:t>
-      </w:r>
-    </w:p>
-    <w:p>
-      <w:pPr>
-        <w:rPr>
-          <w:sz w:val="20"/>
-          <w:szCs w:val="20"/>
-        </w:rPr>
-      </w:pPr>
-      <w:r>
-        <w:rPr>
-          <w:sz w:val="20"/>
-          <w:szCs w:val="20"/>
-          <w:rtl w:val="0"/>
-        </w:rPr>
-        <w:t xml:space="preserve">Student adds: Biology, Physics, English, Chemistry, Calculus. Then adds topics within each subject:</w:t>
-      </w:r>
-    </w:p>
-    <w:p>
-      <w:pPr>
-        <w:rPr>
-          <w:sz w:val="20"/>
-          <w:szCs w:val="20"/>
-        </w:rPr>
-      </w:pPr>
-      <w:r>
-        <w:rPr>
-          <w:sz w:val="20"/>
-          <w:szCs w:val="20"/>
-          <w:rtl w:val="0"/>
-        </w:rPr>
-        <w:t xml:space="preserve">Biology: Photosynthesis, Cell Division, Genetics, Ecology, Evolution</w:t>
-      </w:r>
-    </w:p>
-    <w:p>
-      <w:pPr>
-        <w:rPr>
-          <w:sz w:val="20"/>
-          <w:szCs w:val="20"/>
-        </w:rPr>
-      </w:pPr>
-      <w:r>
-        <w:rPr>
-          <w:sz w:val="20"/>
-          <w:szCs w:val="20"/>
-          <w:rtl w:val="0"/>
-        </w:rPr>
-        <w:t xml:space="preserve">Physics: Momentum, Energy, Waves, Electricity, Nuclear (etc.)</w:t>
-      </w:r>
-    </w:p>
-    <w:p>
-      <w:pPr>
-        <w:rPr>
-          <w:sz w:val="20"/>
-          <w:szCs w:val="20"/>
-        </w:rPr>
-      </w:pPr>
-      <w:r>
-        <w:rPr>
-          <w:sz w:val="20"/>
-          <w:szCs w:val="20"/>
-          <w:rtl w:val="0"/>
-        </w:rPr>
-        <w:t xml:space="preserve">Total: Let's say 25 topics across 5 subjects.</w:t>
-      </w:r>
-    </w:p>
-    <w:p>
-      <w:pPr>
-        <w:spacing w:after="240" w:before="240" w:lineRule="auto"/>
-        <w:rPr>
-          <w:sz w:val="20"/>
-          <w:szCs w:val="20"/>
-        </w:rPr>
-      </w:pPr>
-      <w:r>
-        <w:rPr>
-          <w:sz w:val="20"/>
-          <w:szCs w:val="20"/>
-          <w:rtl w:val="0"/>
-        </w:rPr>
-        <w:t xml:space="preserve">At this point, every topic has status: NEW (never reviewed).</w:t>
-      </w:r>
-    </w:p>
-    <w:p>
-      <w:pPr>
-        <w:rPr>
-          <w:sz w:val="20"/>
-          <w:szCs w:val="20"/>
-        </w:rPr>
-      </w:pPr>
-      <w:r>
-        <w:rPr>
-          <w:b w:val="1"/>
-          <w:bCs w:val="1"/>
-          <w:sz w:val="20"/>
-          <w:szCs w:val="20"/>
-          <w:rtl w:val="0"/>
-        </w:rPr>
-        <w:t xml:space="preserve">MOMENT 2: The Critical First Day (Where Bunching Must Be Prevented)</w:t>
-      </w:r>
-      <w:r>
-        <w:rPr>
-          <w:rtl w:val="0"/>
-        </w:rPr>
-      </w:r>
-    </w:p>
-    <w:p>
-      <w:pPr>
-        <w:rPr>
-          <w:sz w:val="20"/>
-          <w:szCs w:val="20"/>
-        </w:rPr>
-      </w:pPr>
-      <w:r>
-        <w:rPr>
-          <w:sz w:val="20"/>
-          <w:szCs w:val="20"/>
-          <w:rtl w:val="0"/>
-        </w:rPr>
-        <w:t xml:space="preserve">The dashboard does NOT say "Review all 25 topics today." It says:</w:t>
-      </w:r>
-    </w:p>
-    <w:p>
-      <w:pPr>
-        <w:spacing w:after="240" w:before="240" w:lineRule="auto"/>
-        <w:rPr>
-          <w:sz w:val="20"/>
-          <w:szCs w:val="20"/>
-        </w:rPr>
-      </w:pPr>
-      <w:r>
-        <w:rPr>
-          <w:sz w:val="20"/>
-          <w:szCs w:val="20"/>
-          <w:rtl w:val="0"/>
-        </w:rPr>
-        <w:t xml:space="preserve">"You have 25 new topics to get started with. Research shows reviewing 3-5 topics per day creates optimal spacing."</w:t>
-      </w:r>
-    </w:p>
-    <w:p>
-      <w:pPr>
-        <w:rPr>
-          <w:sz w:val="20"/>
-          <w:szCs w:val="20"/>
-        </w:rPr>
-      </w:pPr>
-      <w:r>
-        <w:rPr>
-          <w:sz w:val="20"/>
-          <w:szCs w:val="20"/>
-          <w:rtl w:val="0"/>
-        </w:rPr>
-        <w:t xml:space="preserve">TODAY'S SUGGESTED REVIEWS:</w:t>
-      </w:r>
-    </w:p>
-    <w:p>
-      <w:pPr>
-        <w:rPr>
-          <w:sz w:val="20"/>
-          <w:szCs w:val="20"/>
-        </w:rPr>
-      </w:pPr>
-      <w:r>
-        <w:rPr>
-          <w:sz w:val="20"/>
-          <w:szCs w:val="20"/>
-          <w:rtl w:val="0"/>
-        </w:rPr>
-        <w:t xml:space="preserve">📚 Photosynthesis (Biology)</w:t>
-      </w:r>
-    </w:p>
-    <w:p>
-      <w:pPr>
-        <w:rPr>
-          <w:sz w:val="20"/>
-          <w:szCs w:val="20"/>
-        </w:rPr>
-      </w:pPr>
-      <w:r>
-        <w:rPr>
-          <w:sz w:val="20"/>
-          <w:szCs w:val="20"/>
-          <w:rtl w:val="0"/>
-        </w:rPr>
-        <w:t xml:space="preserve">📚 Momentum (Physics)</w:t>
-      </w:r>
-    </w:p>
-    <w:p>
-      <w:pPr>
-        <w:spacing w:after="240" w:before="240" w:lineRule="auto"/>
-        <w:rPr>
-          <w:sz w:val="20"/>
-          <w:szCs w:val="20"/>
-        </w:rPr>
-      </w:pPr>
-      <w:r>
-        <w:rPr>
-          <w:sz w:val="20"/>
-          <w:szCs w:val="20"/>
-          <w:rtl w:val="0"/>
-        </w:rPr>
-        <w:t xml:space="preserve">📚 Visual Text Essay (English)</w:t>
-      </w:r>
-    </w:p>
-    <w:p>
-      <w:pPr>
-        <w:spacing w:after="240" w:before="240" w:lineRule="auto"/>
-        <w:rPr>
-          <w:sz w:val="20"/>
-          <w:szCs w:val="20"/>
-        </w:rPr>
-      </w:pPr>
-      <w:r>
-        <w:rPr>
-          <w:rFonts w:ascii="Arial Unicode MS" w:cs="Arial Unicode MS" w:eastAsia="Arial Unicode MS" w:hAnsi="Arial Unicode MS"/>
-          <w:sz w:val="20"/>
-          <w:szCs w:val="20"/>
-          <w:rtl w:val="0"/>
-        </w:rPr>
-        <w:t xml:space="preserve">✨ 22 more topics will be suggested over the coming days</w:t>
-      </w:r>
-    </w:p>
-    <w:p>
-      <w:pPr>
-        <w:spacing w:after="240" w:before="240" w:lineRule="auto"/>
-        <w:rPr>
-          <w:sz w:val="20"/>
-          <w:szCs w:val="20"/>
-        </w:rPr>
-      </w:pPr>
-      <w:r>
-        <w:rPr>
-          <w:sz w:val="20"/>
-          <w:szCs w:val="20"/>
-          <w:rtl w:val="0"/>
-        </w:rPr>
-        <w:t xml:space="preserve">[Log a Review] [See All Topics]</w:t>
-      </w:r>
-    </w:p>
-    <w:p>
-      <w:pPr>
-        <w:spacing w:after="240" w:before="240" w:lineRule="auto"/>
-        <w:rPr>
-          <w:sz w:val="20"/>
-          <w:szCs w:val="20"/>
-        </w:rPr>
-      </w:pPr>
-      <w:r>
-        <w:rPr>
-          <w:sz w:val="20"/>
-          <w:szCs w:val="20"/>
-          <w:rtl w:val="0"/>
-        </w:rPr>
-        <w:t xml:space="preserve">THE KEY DESIGN DECISION: The tool recommends 3-5 topics per day from the NEW queue, distributed across subjects. It doesn't dump all 25 on Day 1.</w:t>
-      </w:r>
-    </w:p>
-    <w:p>
-      <w:pPr>
-        <w:spacing w:after="240" w:before="240" w:lineRule="auto"/>
-        <w:rPr>
-          <w:sz w:val="20"/>
-          <w:szCs w:val="20"/>
-        </w:rPr>
-      </w:pPr>
-      <w:r>
-        <w:rPr>
-          <w:sz w:val="20"/>
-          <w:szCs w:val="20"/>
-          <w:rtl w:val="0"/>
-        </w:rPr>
-        <w:t xml:space="preserve">How does it choose WHICH 3-5? Simple logic:</w:t>
-      </w:r>
-    </w:p>
-    <w:p>
-      <w:pPr>
-        <w:numPr>
-          <w:ilvl w:val="0"/>
-          <w:numId w:val="30"/>
-        </w:numPr>
-        <w:spacing w:after="0" w:afterAutospacing="0" w:before="240" w:lineRule="auto"/>
-        <w:ind w:left="720" w:hanging="360"/>
-        <w:rPr>
-          <w:sz w:val="20"/>
-          <w:szCs w:val="20"/>
-        </w:rPr>
-      </w:pPr>
-      <w:r>
-        <w:rPr>
-          <w:sz w:val="20"/>
-          <w:szCs w:val="20"/>
-          <w:rtl w:val="0"/>
-        </w:rPr>
-        <w:t xml:space="preserve">One topic per subject (spread across subjects, not 3 Biology topics in a row)</w:t>
-      </w:r>
-    </w:p>
-    <w:p>
-      <w:pPr>
-        <w:numPr>
-          <w:ilvl w:val="0"/>
-          <w:numId w:val="30"/>
-        </w:numPr>
-        <w:spacing w:after="0" w:afterAutospacing="0" w:before="0" w:beforeAutospacing="0" w:lineRule="auto"/>
-        <w:ind w:left="720" w:hanging="360"/>
-        <w:rPr>
-          <w:sz w:val="20"/>
-          <w:szCs w:val="20"/>
-        </w:rPr>
-      </w:pPr>
-      <w:r>
-        <w:rPr>
-          <w:sz w:val="20"/>
-          <w:szCs w:val="20"/>
-          <w:rtl w:val="0"/>
-        </w:rPr>
-        <w:t xml:space="preserve">Within each subject, first topic added is suggested first (or randomised)</w:t>
-      </w:r>
-    </w:p>
-    <w:p>
-      <w:pPr>
-        <w:numPr>
-          <w:ilvl w:val="0"/>
-          <w:numId w:val="30"/>
-        </w:numPr>
-        <w:spacing w:after="240" w:before="0" w:beforeAutospacing="0" w:lineRule="auto"/>
-        <w:ind w:left="720" w:hanging="360"/>
-        <w:rPr>
-          <w:sz w:val="20"/>
-          <w:szCs w:val="20"/>
-        </w:rPr>
-      </w:pPr>
-      <w:r>
-        <w:rPr>
-          <w:sz w:val="20"/>
-          <w:szCs w:val="20"/>
-          <w:rtl w:val="0"/>
-        </w:rPr>
-        <w:t xml:space="preserve">If fewer than 5 subjects, cycle back to subjects with the most un-started topics</w:t>
-      </w:r>
-    </w:p>
-    <w:p>
-      <w:pPr>
-        <w:spacing w:after="240" w:before="240" w:lineRule="auto"/>
-        <w:rPr>
-          <w:sz w:val="20"/>
-          <w:szCs w:val="20"/>
-        </w:rPr>
-      </w:pPr>
-      <w:r>
-        <w:rPr>
-          <w:sz w:val="20"/>
-          <w:szCs w:val="20"/>
-          <w:rtl w:val="0"/>
-        </w:rPr>
-        <w:t xml:space="preserve">Student can override this. If they click "See All Topics," they can review ANY topic at any time. The recommendation is guidance, not a wall. This respects student agency (Peterson: trust; NCER: solutions must come from students themselves).</w:t>
-      </w:r>
-    </w:p>
-    <w:p>
-      <w:pPr>
-        <w:spacing w:after="240" w:before="240" w:lineRule="auto"/>
-        <w:rPr>
-          <w:sz w:val="20"/>
-          <w:szCs w:val="20"/>
-        </w:rPr>
-      </w:pPr>
-      <w:r>
-        <w:rPr>
-          <w:sz w:val="20"/>
-          <w:szCs w:val="20"/>
-          <w:rtl w:val="0"/>
-        </w:rPr>
-        <w:t xml:space="preserve">What if the student ignores the recommendation and reviews all 25? Then yes, all 25 will be due tomorrow. But:</w:t>
-      </w:r>
-    </w:p>
-    <w:p>
-      <w:pPr>
-        <w:numPr>
-          <w:ilvl w:val="0"/>
-          <w:numId w:val="9"/>
-        </w:numPr>
-        <w:spacing w:after="0" w:afterAutospacing="0" w:before="240" w:lineRule="auto"/>
-        <w:ind w:left="720" w:hanging="360"/>
-        <w:rPr>
-          <w:sz w:val="20"/>
-          <w:szCs w:val="20"/>
-        </w:rPr>
-      </w:pPr>
-      <w:r>
-        <w:rPr>
-          <w:sz w:val="20"/>
-          <w:szCs w:val="20"/>
-          <w:rtl w:val="0"/>
-        </w:rPr>
-        <w:t xml:space="preserve">Tomorrow, the dashboard shows "Top 5 priorities" not "all 25"</w:t>
-      </w:r>
-    </w:p>
-    <w:p>
-      <w:pPr>
-        <w:numPr>
-          <w:ilvl w:val="0"/>
-          <w:numId w:val="9"/>
-        </w:numPr>
-        <w:spacing w:after="0" w:afterAutospacing="0" w:before="0" w:beforeAutospacing="0" w:lineRule="auto"/>
-        <w:ind w:left="720" w:hanging="360"/>
-        <w:rPr>
-          <w:sz w:val="20"/>
-          <w:szCs w:val="20"/>
-        </w:rPr>
-      </w:pPr>
-      <w:r>
-        <w:rPr>
-          <w:sz w:val="20"/>
-          <w:szCs w:val="20"/>
-          <w:rtl w:val="0"/>
-        </w:rPr>
-        <w:t xml:space="preserve">The student will naturally review 5-8</w:t>
-      </w:r>
-    </w:p>
-    <w:p>
-      <w:pPr>
-        <w:numPr>
-          <w:ilvl w:val="0"/>
-          <w:numId w:val="9"/>
-        </w:numPr>
-        <w:spacing w:after="0" w:afterAutospacing="0" w:before="0" w:beforeAutospacing="0" w:lineRule="auto"/>
-        <w:ind w:left="720" w:hanging="360"/>
-        <w:rPr>
-          <w:sz w:val="20"/>
-          <w:szCs w:val="20"/>
-        </w:rPr>
-      </w:pPr>
-      <w:r>
-        <w:rPr>
-          <w:sz w:val="20"/>
-          <w:szCs w:val="20"/>
-          <w:rtl w:val="0"/>
-        </w:rPr>
-        <w:t xml:space="preserve">The remaining 17-20 stay overdue and appear the next day</w:t>
-      </w:r>
-    </w:p>
-    <w:p>
-      <w:pPr>
-        <w:numPr>
-          <w:ilvl w:val="0"/>
-          <w:numId w:val="9"/>
-        </w:numPr>
-        <w:spacing w:after="0" w:afterAutospacing="0" w:before="0" w:beforeAutospacing="0" w:lineRule="auto"/>
-        <w:ind w:left="720" w:hanging="360"/>
-        <w:rPr>
-          <w:sz w:val="20"/>
-          <w:szCs w:val="20"/>
-        </w:rPr>
-      </w:pPr>
-      <w:r>
-        <w:rPr>
-          <w:sz w:val="20"/>
-          <w:szCs w:val="20"/>
-          <w:rtl w:val="0"/>
-        </w:rPr>
-        <w:t xml:space="preserve">Within 3-4 days, organic variation in completion creates natural staggering</w:t>
-      </w:r>
-    </w:p>
-    <w:p>
-      <w:pPr>
-        <w:numPr>
-          <w:ilvl w:val="0"/>
-          <w:numId w:val="9"/>
-        </w:numPr>
-        <w:spacing w:after="240" w:before="0" w:beforeAutospacing="0" w:lineRule="auto"/>
-        <w:ind w:left="720" w:hanging="360"/>
-        <w:rPr>
-          <w:sz w:val="20"/>
-          <w:szCs w:val="20"/>
-        </w:rPr>
-      </w:pPr>
-      <w:r>
-        <w:rPr>
-          <w:sz w:val="20"/>
-          <w:szCs w:val="20"/>
-          <w:rtl w:val="0"/>
-        </w:rPr>
-        <w:t xml:space="preserve">The bunching self-corrects through the daily priority cap</w:t>
-      </w:r>
-    </w:p>
-    <w:p>
-      <w:pPr>
-        <w:spacing w:after="240" w:before="240" w:lineRule="auto"/>
-        <w:rPr>
-          <w:sz w:val="20"/>
-          <w:szCs w:val="20"/>
-        </w:rPr>
-      </w:pPr>
-      <w:r>
-        <w:rPr>
-          <w:sz w:val="20"/>
-          <w:szCs w:val="20"/>
-          <w:rtl w:val="0"/>
-        </w:rPr>
-        <w:t xml:space="preserve">This is the same mechanism Anki uses. Anki has a daily review limit (default 200 reviews per day). Cards beyond the limit wait until tomorrow. The limit IS the staggering mechanism.</w:t>
-      </w:r>
-    </w:p>
-    <w:p>
-      <w:pPr>
-        <w:rPr>
-          <w:sz w:val="20"/>
-          <w:szCs w:val="20"/>
-        </w:rPr>
-      </w:pPr>
-      <w:r>
-        <w:rPr>
-          <w:b w:val="1"/>
-          <w:bCs w:val="1"/>
-          <w:sz w:val="20"/>
-          <w:szCs w:val="20"/>
-          <w:rtl w:val="0"/>
-        </w:rPr>
-        <w:t xml:space="preserve">MOMENT 3: Days 2-7 (The Staggering Takes Hold)</w:t>
-      </w:r>
-      <w:r>
-        <w:rPr>
-          <w:rtl w:val="0"/>
-        </w:rPr>
-      </w:r>
-    </w:p>
-    <w:p>
-      <w:pPr>
-        <w:spacing w:after="240" w:before="240" w:lineRule="auto"/>
-        <w:rPr>
-          <w:sz w:val="20"/>
-          <w:szCs w:val="20"/>
-        </w:rPr>
-      </w:pPr>
-      <w:r>
-        <w:rPr>
-          <w:sz w:val="20"/>
-          <w:szCs w:val="20"/>
-          <w:rtl w:val="0"/>
-        </w:rPr>
-        <w:t xml:space="preserve">Let's trace what happens with a realistic student who follows the 3-5 per day recommendation:</w:t>
-      </w:r>
-    </w:p>
-    <w:p>
-      <w:pPr>
-        <w:spacing w:after="240" w:before="240" w:lineRule="auto"/>
-        <w:rPr>
-          <w:sz w:val="20"/>
-          <w:szCs w:val="20"/>
-        </w:rPr>
-      </w:pPr>
-      <w:r>
-        <w:rPr>
-          <w:sz w:val="20"/>
-          <w:szCs w:val="20"/>
-          <w:rtl w:val="0"/>
-        </w:rPr>
-        <w:t xml:space="preserve">Day 1: Reviews Photosynthesis, Momentum, Visual Text Essay (3 topics)</w:t>
-      </w:r>
-    </w:p>
-    <w:p>
-      <w:pPr>
-        <w:spacing w:after="240" w:before="240" w:lineRule="auto"/>
-        <w:rPr>
-          <w:sz w:val="20"/>
-          <w:szCs w:val="20"/>
-        </w:rPr>
-      </w:pPr>
-      <w:r>
-        <w:rPr>
-          <w:sz w:val="20"/>
-          <w:szCs w:val="20"/>
-          <w:rtl w:val="0"/>
-        </w:rPr>
-        <w:t xml:space="preserve">Day 2:</w:t>
-      </w:r>
-    </w:p>
-    <w:p>
-      <w:pPr>
-        <w:numPr>
-          <w:ilvl w:val="0"/>
-          <w:numId w:val="3"/>
-        </w:numPr>
-        <w:spacing w:after="0" w:afterAutospacing="0" w:before="240" w:lineRule="auto"/>
-        <w:ind w:left="720" w:hanging="360"/>
-        <w:rPr>
-          <w:sz w:val="20"/>
-          <w:szCs w:val="20"/>
-        </w:rPr>
-      </w:pPr>
-      <w:r>
-        <w:rPr>
-          <w:sz w:val="20"/>
-          <w:szCs w:val="20"/>
-          <w:rtl w:val="0"/>
-        </w:rPr>
-        <w:t xml:space="preserve">Due from Day 1: Photosynthesis, Momentum, Visual Text (1-day interval)</w:t>
-      </w:r>
-    </w:p>
-    <w:p>
-      <w:pPr>
-        <w:numPr>
-          <w:ilvl w:val="0"/>
-          <w:numId w:val="3"/>
-        </w:numPr>
-        <w:spacing w:after="0" w:afterAutospacing="0" w:before="0" w:beforeAutospacing="0" w:lineRule="auto"/>
-        <w:ind w:left="720" w:hanging="360"/>
-        <w:rPr>
-          <w:sz w:val="20"/>
-          <w:szCs w:val="20"/>
-        </w:rPr>
-      </w:pPr>
-      <w:r>
-        <w:rPr>
-          <w:sz w:val="20"/>
-          <w:szCs w:val="20"/>
-          <w:rtl w:val="0"/>
-        </w:rPr>
-        <w:t xml:space="preserve">New suggestions: Cell Division, Energy, Formal Writing (3 new)</w:t>
-      </w:r>
-    </w:p>
-    <w:p>
-      <w:pPr>
-        <w:numPr>
-          <w:ilvl w:val="0"/>
-          <w:numId w:val="3"/>
-        </w:numPr>
-        <w:spacing w:after="0" w:afterAutospacing="0" w:before="0" w:beforeAutospacing="0" w:lineRule="auto"/>
-        <w:ind w:left="720" w:hanging="360"/>
-        <w:rPr>
-          <w:sz w:val="20"/>
-          <w:szCs w:val="20"/>
-        </w:rPr>
-      </w:pPr>
-      <w:r>
-        <w:rPr>
-          <w:sz w:val="20"/>
-          <w:szCs w:val="20"/>
-          <w:rtl w:val="0"/>
-        </w:rPr>
-        <w:t xml:space="preserve">Dashboard shows: "3 topics ready for review + 3 new topics suggested"</w:t>
-      </w:r>
-    </w:p>
-    <w:p>
-      <w:pPr>
-        <w:numPr>
-          <w:ilvl w:val="0"/>
-          <w:numId w:val="3"/>
-        </w:numPr>
-        <w:spacing w:after="240" w:before="0" w:beforeAutospacing="0" w:lineRule="auto"/>
-        <w:ind w:left="720" w:hanging="360"/>
-        <w:rPr>
-          <w:sz w:val="20"/>
-          <w:szCs w:val="20"/>
-        </w:rPr>
-      </w:pPr>
-      <w:r>
-        <w:rPr>
-          <w:sz w:val="20"/>
-          <w:szCs w:val="20"/>
-          <w:rtl w:val="0"/>
-        </w:rPr>
-        <w:t xml:space="preserve">Student reviews the 3 returning topics + 2 new ones = 5 total</w:t>
-      </w:r>
-    </w:p>
-    <w:p>
-      <w:pPr>
-        <w:spacing w:after="240" w:before="240" w:lineRule="auto"/>
-        <w:rPr>
-          <w:sz w:val="20"/>
-          <w:szCs w:val="20"/>
-        </w:rPr>
-      </w:pPr>
-      <w:r>
-        <w:rPr>
-          <w:sz w:val="20"/>
-          <w:szCs w:val="20"/>
-          <w:rtl w:val="0"/>
-        </w:rPr>
-        <w:t xml:space="preserve">Day 3:</w:t>
-      </w:r>
-    </w:p>
-    <w:p>
-      <w:pPr>
-        <w:numPr>
-          <w:ilvl w:val="0"/>
-          <w:numId w:val="6"/>
-        </w:numPr>
-        <w:spacing w:after="0" w:afterAutospacing="0" w:before="240" w:lineRule="auto"/>
-        <w:ind w:left="720" w:hanging="360"/>
-        <w:rPr>
-          <w:sz w:val="20"/>
-          <w:szCs w:val="20"/>
-        </w:rPr>
-      </w:pPr>
-      <w:r>
-        <w:rPr>
-          <w:sz w:val="20"/>
-          <w:szCs w:val="20"/>
-          <w:rtl w:val="0"/>
-        </w:rPr>
-        <w:t xml:space="preserve">Due from Day 2: Cell Division, Energy (1-day interval on their first review)</w:t>
-      </w:r>
-    </w:p>
-    <w:p>
-      <w:pPr>
-        <w:numPr>
-          <w:ilvl w:val="0"/>
-          <w:numId w:val="6"/>
-        </w:numPr>
-        <w:spacing w:after="0" w:afterAutospacing="0" w:before="0" w:beforeAutospacing="0" w:lineRule="auto"/>
-        <w:ind w:left="720" w:hanging="360"/>
-        <w:rPr>
-          <w:sz w:val="20"/>
-          <w:szCs w:val="20"/>
-        </w:rPr>
-      </w:pPr>
-      <w:r>
-        <w:rPr>
-          <w:sz w:val="20"/>
-          <w:szCs w:val="20"/>
-          <w:rtl w:val="0"/>
-        </w:rPr>
-        <w:t xml:space="preserve">NEW suggestions: Genetics, Waves, Close Reading</w:t>
-      </w:r>
-    </w:p>
-    <w:p>
-      <w:pPr>
-        <w:numPr>
-          <w:ilvl w:val="0"/>
-          <w:numId w:val="6"/>
-        </w:numPr>
-        <w:spacing w:after="0" w:afterAutospacing="0" w:before="0" w:beforeAutospacing="0" w:lineRule="auto"/>
-        <w:ind w:left="720" w:hanging="360"/>
-        <w:rPr>
-          <w:sz w:val="20"/>
-          <w:szCs w:val="20"/>
-        </w:rPr>
-      </w:pPr>
-      <w:r>
-        <w:rPr>
-          <w:sz w:val="20"/>
-          <w:szCs w:val="20"/>
-          <w:rtl w:val="0"/>
-        </w:rPr>
-        <w:t xml:space="preserve">Photosynthesis/Momentum/Visual Text NOT due yet (they're on 3-day interval, due Day 5)</w:t>
-      </w:r>
-    </w:p>
-    <w:p>
-      <w:pPr>
-        <w:numPr>
-          <w:ilvl w:val="0"/>
-          <w:numId w:val="6"/>
-        </w:numPr>
-        <w:spacing w:after="240" w:before="0" w:beforeAutospacing="0" w:lineRule="auto"/>
-        <w:ind w:left="720" w:hanging="360"/>
-        <w:rPr>
-          <w:sz w:val="20"/>
-          <w:szCs w:val="20"/>
-        </w:rPr>
-      </w:pPr>
-      <w:r>
-        <w:rPr>
-          <w:sz w:val="20"/>
-          <w:szCs w:val="20"/>
-          <w:rtl w:val="0"/>
-        </w:rPr>
-        <w:t xml:space="preserve">Dashboard shows: "2 returning + 3 new = 5 suggested"</w:t>
-      </w:r>
-    </w:p>
-    <w:p>
-      <w:pPr>
-        <w:spacing w:after="240" w:before="240" w:lineRule="auto"/>
-        <w:rPr>
-          <w:sz w:val="20"/>
-          <w:szCs w:val="20"/>
-        </w:rPr>
-      </w:pPr>
-      <w:r>
-        <w:rPr>
-          <w:sz w:val="20"/>
-          <w:szCs w:val="20"/>
-          <w:rtl w:val="0"/>
-        </w:rPr>
-        <w:t xml:space="preserve">Day 5:</w:t>
-      </w:r>
-    </w:p>
-    <w:p>
-      <w:pPr>
-        <w:numPr>
-          <w:ilvl w:val="0"/>
-          <w:numId w:val="13"/>
-        </w:numPr>
-        <w:spacing w:after="0" w:afterAutospacing="0" w:before="240" w:lineRule="auto"/>
-        <w:ind w:left="720" w:hanging="360"/>
-        <w:rPr>
-          <w:sz w:val="20"/>
-          <w:szCs w:val="20"/>
-        </w:rPr>
-      </w:pPr>
-      <w:r>
-        <w:rPr>
-          <w:sz w:val="20"/>
-          <w:szCs w:val="20"/>
-          <w:rtl w:val="0"/>
-        </w:rPr>
-        <w:t xml:space="preserve">Photosynthesis, Momentum, Visual Text return (3-day interval)</w:t>
-      </w:r>
-    </w:p>
-    <w:p>
-      <w:pPr>
-        <w:numPr>
-          <w:ilvl w:val="0"/>
-          <w:numId w:val="13"/>
-        </w:numPr>
-        <w:spacing w:after="0" w:afterAutospacing="0" w:before="0" w:beforeAutospacing="0" w:lineRule="auto"/>
-        <w:ind w:left="720" w:hanging="360"/>
-        <w:rPr>
-          <w:sz w:val="20"/>
-          <w:szCs w:val="20"/>
-        </w:rPr>
-      </w:pPr>
-      <w:r>
-        <w:rPr>
-          <w:sz w:val="20"/>
-          <w:szCs w:val="20"/>
-          <w:rtl w:val="0"/>
-        </w:rPr>
-        <w:t xml:space="preserve">Cell Division, Energy return (3-day interval from their Day 2 review)</w:t>
-      </w:r>
-    </w:p>
-    <w:p>
-      <w:pPr>
-        <w:numPr>
-          <w:ilvl w:val="0"/>
-          <w:numId w:val="13"/>
-        </w:numPr>
-        <w:spacing w:after="0" w:afterAutospacing="0" w:before="0" w:beforeAutospacing="0" w:lineRule="auto"/>
-        <w:ind w:left="720" w:hanging="360"/>
-        <w:rPr>
-          <w:sz w:val="20"/>
-          <w:szCs w:val="20"/>
-        </w:rPr>
-      </w:pPr>
-      <w:r>
-        <w:rPr>
-          <w:sz w:val="20"/>
-          <w:szCs w:val="20"/>
-          <w:rtl w:val="0"/>
-        </w:rPr>
-        <w:t xml:space="preserve">Plus whatever new topics were introduced on Days 3-4</w:t>
-      </w:r>
-    </w:p>
-    <w:p>
-      <w:pPr>
-        <w:numPr>
-          <w:ilvl w:val="0"/>
-          <w:numId w:val="13"/>
-        </w:numPr>
-        <w:spacing w:after="240" w:before="0" w:beforeAutospacing="0" w:lineRule="auto"/>
-        <w:ind w:left="720" w:hanging="360"/>
-        <w:rPr>
-          <w:sz w:val="20"/>
-          <w:szCs w:val="20"/>
-        </w:rPr>
-      </w:pPr>
-      <w:r>
-        <w:rPr>
-          <w:sz w:val="20"/>
-          <w:szCs w:val="20"/>
-          <w:rtl w:val="0"/>
-        </w:rPr>
-        <w:t xml:space="preserve">Dashboard shows: "5 returning + 2 new = 7 suggested (showing top 5)"</w:t>
-      </w:r>
-    </w:p>
-    <w:p>
-      <w:pPr>
-        <w:spacing w:after="240" w:before="240" w:lineRule="auto"/>
-        <w:rPr>
-          <w:sz w:val="20"/>
-          <w:szCs w:val="20"/>
-        </w:rPr>
-      </w:pPr>
-      <w:r>
-        <w:rPr>
-          <w:sz w:val="20"/>
-          <w:szCs w:val="20"/>
-          <w:rtl w:val="0"/>
-        </w:rPr>
-        <w:t xml:space="preserve">By Day 7, the spread looks like this:</w:t>
-      </w:r>
-    </w:p>
-    <w:p>
-      <w:pPr>
-        <w:numPr>
-          <w:ilvl w:val="0"/>
-          <w:numId w:val="8"/>
-        </w:numPr>
-        <w:spacing w:after="0" w:afterAutospacing="0" w:before="240" w:lineRule="auto"/>
-        <w:ind w:left="720" w:hanging="360"/>
-        <w:rPr>
-          <w:sz w:val="20"/>
-          <w:szCs w:val="20"/>
-        </w:rPr>
-      </w:pPr>
-      <w:r>
-        <w:rPr>
-          <w:sz w:val="20"/>
-          <w:szCs w:val="20"/>
-          <w:rtl w:val="0"/>
-        </w:rPr>
-        <w:t xml:space="preserve">Some topics have been reviewed 3 times (now on 7-day intervals)</w:t>
-      </w:r>
-    </w:p>
-    <w:p>
-      <w:pPr>
-        <w:numPr>
-          <w:ilvl w:val="0"/>
-          <w:numId w:val="8"/>
-        </w:numPr>
-        <w:spacing w:after="0" w:afterAutospacing="0" w:before="0" w:beforeAutospacing="0" w:lineRule="auto"/>
-        <w:ind w:left="720" w:hanging="360"/>
-        <w:rPr>
-          <w:sz w:val="20"/>
-          <w:szCs w:val="20"/>
-        </w:rPr>
-      </w:pPr>
-      <w:r>
-        <w:rPr>
-          <w:sz w:val="20"/>
-          <w:szCs w:val="20"/>
-          <w:rtl w:val="0"/>
-        </w:rPr>
-        <w:t xml:space="preserve">Some reviewed twice (on 3-day intervals)</w:t>
-      </w:r>
-    </w:p>
-    <w:p>
-      <w:pPr>
-        <w:numPr>
-          <w:ilvl w:val="0"/>
-          <w:numId w:val="8"/>
-        </w:numPr>
-        <w:spacing w:after="0" w:afterAutospacing="0" w:before="0" w:beforeAutospacing="0" w:lineRule="auto"/>
-        <w:ind w:left="720" w:hanging="360"/>
-        <w:rPr>
-          <w:sz w:val="20"/>
-          <w:szCs w:val="20"/>
-        </w:rPr>
-      </w:pPr>
-      <w:r>
-        <w:rPr>
-          <w:sz w:val="20"/>
-          <w:szCs w:val="20"/>
-          <w:rtl w:val="0"/>
-        </w:rPr>
-        <w:t xml:space="preserve">Some reviewed once (on 1-day intervals)</w:t>
-      </w:r>
-    </w:p>
-    <w:p>
-      <w:pPr>
-        <w:numPr>
-          <w:ilvl w:val="0"/>
-          <w:numId w:val="8"/>
-        </w:numPr>
-        <w:spacing w:after="240" w:before="0" w:beforeAutospacing="0" w:lineRule="auto"/>
-        <w:ind w:left="720" w:hanging="360"/>
-        <w:rPr>
-          <w:sz w:val="20"/>
-          <w:szCs w:val="20"/>
-        </w:rPr>
-      </w:pPr>
-      <w:r>
-        <w:rPr>
-          <w:sz w:val="20"/>
-          <w:szCs w:val="20"/>
-          <w:rtl w:val="0"/>
-        </w:rPr>
-        <w:t xml:space="preserve">Some still NEW (waiting in the queue)</w:t>
-      </w:r>
-    </w:p>
-    <w:p>
-      <w:pPr>
-        <w:spacing w:after="240" w:before="240" w:lineRule="auto"/>
-        <w:rPr>
-          <w:sz w:val="20"/>
-          <w:szCs w:val="20"/>
-        </w:rPr>
-      </w:pPr>
-      <w:r>
-        <w:rPr>
-          <w:sz w:val="20"/>
-          <w:szCs w:val="20"/>
-          <w:rtl w:val="0"/>
-        </w:rPr>
-        <w:t xml:space="preserve">The topics are now naturally staggered across different interval cycles. The bunching problem has self-resolved because the student didn't review all topics on the same day.</w:t>
-      </w:r>
-    </w:p>
-    <w:p>
-      <w:pPr>
-        <w:rPr>
-          <w:sz w:val="20"/>
-          <w:szCs w:val="20"/>
-        </w:rPr>
-      </w:pPr>
-      <w:r>
-        <w:rPr>
-          <w:b w:val="1"/>
-          <w:bCs w:val="1"/>
-          <w:sz w:val="20"/>
-          <w:szCs w:val="20"/>
-          <w:rtl w:val="0"/>
-        </w:rPr>
-        <w:t xml:space="preserve">MOMENT 4: The Steady State (Weeks 4-8+)</w:t>
-      </w:r>
-      <w:r>
-        <w:rPr>
-          <w:rtl w:val="0"/>
-        </w:rPr>
-      </w:r>
-    </w:p>
-    <w:p>
-      <w:pPr>
-        <w:spacing w:after="240" w:before="240" w:lineRule="auto"/>
-        <w:rPr>
-          <w:sz w:val="20"/>
-          <w:szCs w:val="20"/>
-        </w:rPr>
-      </w:pPr>
-      <w:r>
-        <w:rPr>
-          <w:sz w:val="20"/>
-          <w:szCs w:val="20"/>
-          <w:rtl w:val="0"/>
-        </w:rPr>
-        <w:t xml:space="preserve">After 3-4 weeks of consistent use, most topics have been through 4+ reviews. They're all on the 14-day interval.</w:t>
-      </w:r>
-    </w:p>
-    <w:p>
-      <w:pPr>
-        <w:spacing w:after="240" w:before="240" w:lineRule="auto"/>
-        <w:rPr>
-          <w:sz w:val="20"/>
-          <w:szCs w:val="20"/>
-        </w:rPr>
-      </w:pPr>
-      <w:r>
-        <w:rPr>
-          <w:sz w:val="20"/>
-          <w:szCs w:val="20"/>
-          <w:rtl w:val="0"/>
-        </w:rPr>
-        <w:t xml:space="preserve">The maths becomes elegant:</w:t>
-      </w:r>
-    </w:p>
-    <w:p>
-      <w:pPr>
-        <w:numPr>
-          <w:ilvl w:val="0"/>
-          <w:numId w:val="25"/>
-        </w:numPr>
-        <w:spacing w:after="0" w:afterAutospacing="0" w:before="240" w:lineRule="auto"/>
-        <w:ind w:left="720" w:hanging="360"/>
-        <w:rPr>
-          <w:sz w:val="20"/>
-          <w:szCs w:val="20"/>
-        </w:rPr>
-      </w:pPr>
-      <w:r>
-        <w:rPr>
-          <w:sz w:val="20"/>
-          <w:szCs w:val="20"/>
-          <w:rtl w:val="0"/>
-        </w:rPr>
-        <w:t xml:space="preserve">25 topics on 14-day cycles = 25/14 = ~1.8 topics due per day on average</w:t>
-      </w:r>
-    </w:p>
-    <w:p>
-      <w:pPr>
-        <w:numPr>
-          <w:ilvl w:val="0"/>
-          <w:numId w:val="25"/>
-        </w:numPr>
-        <w:spacing w:after="0" w:afterAutospacing="0" w:before="0" w:beforeAutospacing="0" w:lineRule="auto"/>
-        <w:ind w:left="720" w:hanging="360"/>
-        <w:rPr>
-          <w:sz w:val="20"/>
-          <w:szCs w:val="20"/>
-        </w:rPr>
-      </w:pPr>
-      <w:r>
-        <w:rPr>
-          <w:sz w:val="20"/>
-          <w:szCs w:val="20"/>
-          <w:rtl w:val="0"/>
-        </w:rPr>
-        <w:t xml:space="preserve">30 topics on 14-day cycles = ~2.1 per day</w:t>
-      </w:r>
-    </w:p>
-    <w:p>
-      <w:pPr>
-        <w:numPr>
-          <w:ilvl w:val="0"/>
-          <w:numId w:val="25"/>
-        </w:numPr>
-        <w:spacing w:after="0" w:afterAutospacing="0" w:before="0" w:beforeAutospacing="0" w:lineRule="auto"/>
-        <w:ind w:left="720" w:hanging="360"/>
-        <w:rPr>
-          <w:sz w:val="20"/>
-          <w:szCs w:val="20"/>
-        </w:rPr>
-      </w:pPr>
-      <w:r>
-        <w:rPr>
-          <w:sz w:val="20"/>
-          <w:szCs w:val="20"/>
-          <w:rtl w:val="0"/>
-        </w:rPr>
-        <w:t xml:space="preserve">45 topics on 14-day cycles = ~3.2 per day</w:t>
-      </w:r>
-    </w:p>
-    <w:p>
-      <w:pPr>
-        <w:numPr>
-          <w:ilvl w:val="0"/>
-          <w:numId w:val="25"/>
-        </w:numPr>
-        <w:spacing w:after="240" w:before="0" w:beforeAutospacing="0" w:lineRule="auto"/>
-        <w:ind w:left="720" w:hanging="360"/>
-        <w:rPr>
-          <w:sz w:val="20"/>
-          <w:szCs w:val="20"/>
-        </w:rPr>
-      </w:pPr>
-      <w:r>
-        <w:rPr>
-          <w:sz w:val="20"/>
-          <w:szCs w:val="20"/>
-          <w:rtl w:val="0"/>
-        </w:rPr>
-        <w:t xml:space="preserve">60 topics on 14-day cycles = ~4.3 per day</w:t>
-      </w:r>
-    </w:p>
-    <w:p>
-      <w:pPr>
-        <w:spacing w:after="240" w:before="240" w:lineRule="auto"/>
-        <w:rPr>
-          <w:sz w:val="20"/>
-          <w:szCs w:val="20"/>
-        </w:rPr>
-      </w:pPr>
-      <w:r>
-        <w:rPr>
-          <w:sz w:val="20"/>
-          <w:szCs w:val="20"/>
-          <w:rtl w:val="0"/>
-        </w:rPr>
-        <w:t xml:space="preserve">Even with 60 topics across 6 subjects, the daily review load is only 4-5 topics. This is inherently sustainable. The first 2-3 weeks are the heaviest (when topics are cycling through short intervals). The long-term steady state is very light.</w:t>
-      </w:r>
-    </w:p>
-    <w:p>
-      <w:pPr>
-        <w:spacing w:after="240" w:before="240" w:lineRule="auto"/>
-        <w:rPr>
-          <w:sz w:val="20"/>
-          <w:szCs w:val="20"/>
-        </w:rPr>
-      </w:pPr>
-      <w:r>
-        <w:rPr>
-          <w:sz w:val="20"/>
-          <w:szCs w:val="20"/>
-          <w:rtl w:val="0"/>
-        </w:rPr>
-        <w:t xml:space="preserve">This is actually one of the tool's strongest selling points: "Right now you're reviewing 5 topics per day. In a few weeks, that drops to 2-3 per day as your brain moves content to long-term memory."</w:t>
-      </w:r>
-    </w:p>
-    <w:p>
-      <w:pPr>
-        <w:rPr>
-          <w:sz w:val="20"/>
-          <w:szCs w:val="20"/>
-        </w:rPr>
-      </w:pPr>
-      <w:r>
-        <w:rPr>
-          <w:b w:val="1"/>
-          <w:bCs w:val="1"/>
-          <w:sz w:val="20"/>
-          <w:szCs w:val="20"/>
-          <w:rtl w:val="0"/>
-        </w:rPr>
-        <w:t xml:space="preserve">MOMENT 5: Real Life Disrupts the Algorithm</w:t>
-      </w:r>
-      <w:r>
-        <w:rPr>
-          <w:rtl w:val="0"/>
-        </w:rPr>
-      </w:r>
-    </w:p>
-    <w:p>
-      <w:pPr>
-        <w:spacing w:after="240" w:before="240" w:lineRule="auto"/>
-        <w:rPr>
-          <w:sz w:val="20"/>
-          <w:szCs w:val="20"/>
-        </w:rPr>
-      </w:pPr>
-      <w:r>
-        <w:rPr>
-          <w:sz w:val="20"/>
-          <w:szCs w:val="20"/>
-          <w:rtl w:val="0"/>
-        </w:rPr>
-        <w:t xml:space="preserve">What happens when a student skips a week? (Illness, assessment crunch, holiday, loss of motivation.)</w:t>
-      </w:r>
-    </w:p>
-    <w:p>
-      <w:pPr>
-        <w:spacing w:after="240" w:before="240" w:lineRule="auto"/>
-        <w:rPr>
-          <w:sz w:val="20"/>
-          <w:szCs w:val="20"/>
-        </w:rPr>
-      </w:pPr>
-      <w:r>
-        <w:rPr>
-          <w:sz w:val="20"/>
-          <w:szCs w:val="20"/>
-          <w:rtl w:val="0"/>
-        </w:rPr>
-        <w:t xml:space="preserve">After 7 days of no use:</w:t>
-      </w:r>
-    </w:p>
-    <w:p>
-      <w:pPr>
-        <w:numPr>
-          <w:ilvl w:val="0"/>
-          <w:numId w:val="19"/>
-        </w:numPr>
-        <w:spacing w:after="0" w:afterAutospacing="0" w:before="240" w:lineRule="auto"/>
-        <w:ind w:left="720" w:hanging="360"/>
-        <w:rPr>
-          <w:sz w:val="20"/>
-          <w:szCs w:val="20"/>
-        </w:rPr>
-      </w:pPr>
-      <w:r>
-        <w:rPr>
-          <w:sz w:val="20"/>
-          <w:szCs w:val="20"/>
-          <w:rtl w:val="0"/>
-        </w:rPr>
-        <w:t xml:space="preserve">Topics on 1-day intervals: 6 days overdue</w:t>
-      </w:r>
-    </w:p>
-    <w:p>
-      <w:pPr>
-        <w:numPr>
-          <w:ilvl w:val="0"/>
-          <w:numId w:val="19"/>
-        </w:numPr>
-        <w:spacing w:after="0" w:afterAutospacing="0" w:before="0" w:beforeAutospacing="0" w:lineRule="auto"/>
-        <w:ind w:left="720" w:hanging="360"/>
-        <w:rPr>
-          <w:sz w:val="20"/>
-          <w:szCs w:val="20"/>
-        </w:rPr>
-      </w:pPr>
-      <w:r>
-        <w:rPr>
-          <w:sz w:val="20"/>
-          <w:szCs w:val="20"/>
-          <w:rtl w:val="0"/>
-        </w:rPr>
-        <w:t xml:space="preserve">Topics on 3-day intervals: 4 days overdue</w:t>
-      </w:r>
-    </w:p>
-    <w:p>
-      <w:pPr>
-        <w:numPr>
-          <w:ilvl w:val="0"/>
-          <w:numId w:val="19"/>
-        </w:numPr>
-        <w:spacing w:after="0" w:afterAutospacing="0" w:before="0" w:beforeAutospacing="0" w:lineRule="auto"/>
-        <w:ind w:left="720" w:hanging="360"/>
-        <w:rPr>
-          <w:sz w:val="20"/>
-          <w:szCs w:val="20"/>
-        </w:rPr>
-      </w:pPr>
-      <w:r>
-        <w:rPr>
-          <w:sz w:val="20"/>
-          <w:szCs w:val="20"/>
-          <w:rtl w:val="0"/>
-        </w:rPr>
-        <w:t xml:space="preserve">Topics on 7-day intervals: just due now</w:t>
-      </w:r>
-    </w:p>
-    <w:p>
-      <w:pPr>
-        <w:numPr>
-          <w:ilvl w:val="0"/>
-          <w:numId w:val="19"/>
-        </w:numPr>
-        <w:spacing w:after="240" w:before="0" w:beforeAutospacing="0" w:lineRule="auto"/>
-        <w:ind w:left="720" w:hanging="360"/>
-        <w:rPr>
-          <w:sz w:val="20"/>
-          <w:szCs w:val="20"/>
-        </w:rPr>
-      </w:pPr>
-      <w:r>
-        <w:rPr>
-          <w:sz w:val="20"/>
-          <w:szCs w:val="20"/>
-          <w:rtl w:val="0"/>
-        </w:rPr>
-        <w:t xml:space="preserve">Topics on 14-day intervals: not due yet</w:t>
-      </w:r>
-    </w:p>
-    <w:p>
-      <w:pPr>
-        <w:spacing w:after="240" w:before="240" w:lineRule="auto"/>
-        <w:rPr>
-          <w:sz w:val="20"/>
-          <w:szCs w:val="20"/>
-        </w:rPr>
-      </w:pPr>
-      <w:r>
-        <w:rPr>
-          <w:sz w:val="20"/>
-          <w:szCs w:val="20"/>
-          <w:rtl w:val="0"/>
-        </w:rPr>
-        <w:t xml:space="preserve">The dashboard shows: "You have 15 topics ready for review. Start with these 3 today."</w:t>
-      </w:r>
-    </w:p>
-    <w:p>
-      <w:pPr>
-        <w:rPr>
-          <w:sz w:val="20"/>
-          <w:szCs w:val="20"/>
-        </w:rPr>
-      </w:pPr>
-      <w:r>
-        <w:rPr>
-          <w:sz w:val="20"/>
-          <w:szCs w:val="20"/>
-          <w:rtl w:val="0"/>
-        </w:rPr>
-        <w:t xml:space="preserve">The catch-up mode: When more than 8 topics are overdue simultaneously, the tool displays:</w:t>
-      </w:r>
-    </w:p>
-    <w:p>
-      <w:pPr>
-        <w:rPr>
-          <w:sz w:val="20"/>
-          <w:szCs w:val="20"/>
-        </w:rPr>
-      </w:pPr>
-      <w:r>
-        <w:rPr>
-          <w:sz w:val="20"/>
-          <w:szCs w:val="20"/>
-          <w:rtl w:val="0"/>
-        </w:rPr>
-        <w:t xml:space="preserve">"Looks like you've been busy! You have 15 topics ready for review. No stress — start with these 3 today:</w:t>
-      </w:r>
-    </w:p>
-    <w:p>
-      <w:pPr>
-        <w:rPr>
-          <w:sz w:val="20"/>
-          <w:szCs w:val="20"/>
-        </w:rPr>
-      </w:pPr>
-      <w:r>
-        <w:rPr>
-          <w:sz w:val="20"/>
-          <w:szCs w:val="20"/>
-          <w:rtl w:val="0"/>
-        </w:rPr>
-        <w:t xml:space="preserve">📚 Photosynthesis (Biology) — 6 days</w:t>
-      </w:r>
-    </w:p>
-    <w:p>
-      <w:pPr>
-        <w:rPr>
-          <w:sz w:val="20"/>
-          <w:szCs w:val="20"/>
-        </w:rPr>
-      </w:pPr>
-      <w:r>
-        <w:rPr>
-          <w:sz w:val="20"/>
-          <w:szCs w:val="20"/>
-          <w:rtl w:val="0"/>
-        </w:rPr>
-        <w:t xml:space="preserve">📚 Momentum (Physics) — 5 days</w:t>
-      </w:r>
-    </w:p>
-    <w:p>
-      <w:pPr>
-        <w:spacing w:after="240" w:before="240" w:lineRule="auto"/>
-        <w:rPr>
-          <w:sz w:val="20"/>
-          <w:szCs w:val="20"/>
-        </w:rPr>
-      </w:pPr>
-      <w:r>
-        <w:rPr>
-          <w:sz w:val="20"/>
-          <w:szCs w:val="20"/>
-          <w:rtl w:val="0"/>
-        </w:rPr>
-        <w:t xml:space="preserve">📚 Genetics (Biology) — 4 days</w:t>
-      </w:r>
-    </w:p>
-    <w:p>
-      <w:pPr>
-        <w:spacing w:after="240" w:before="240" w:lineRule="auto"/>
-        <w:rPr>
-          <w:sz w:val="20"/>
-          <w:szCs w:val="20"/>
-        </w:rPr>
-      </w:pPr>
-      <w:r>
-        <w:rPr>
-          <w:sz w:val="20"/>
-          <w:szCs w:val="20"/>
-          <w:rtl w:val="0"/>
-        </w:rPr>
-        <w:t xml:space="preserve">The rest will be suggested over the next few days. Every review helps."</w:t>
-      </w:r>
-    </w:p>
-    <w:p>
-      <w:pPr>
-        <w:spacing w:after="240" w:before="240" w:lineRule="auto"/>
-        <w:rPr>
-          <w:sz w:val="20"/>
-          <w:szCs w:val="20"/>
-        </w:rPr>
-      </w:pPr>
-      <w:r>
-        <w:rPr>
-          <w:rFonts w:ascii="Arial Unicode MS" w:cs="Arial Unicode MS" w:eastAsia="Arial Unicode MS" w:hAnsi="Arial Unicode MS"/>
-          <w:sz w:val="20"/>
-          <w:szCs w:val="20"/>
-          <w:rtl w:val="0"/>
-        </w:rPr>
-        <w:t xml:space="preserve">This is Peterson's self-efficacy framework in action. Instead of "YOU HAVE 15 OVERDUE TOPICS" (threatening → avoidance), the tool says "Start with these 3 today. Every review helps" (encouraging → action).</w:t>
-      </w:r>
-    </w:p>
-    <w:p>
-      <w:pPr>
-        <w:spacing w:after="240" w:before="240" w:lineRule="auto"/>
-        <w:rPr>
-          <w:sz w:val="20"/>
-          <w:szCs w:val="20"/>
-        </w:rPr>
-      </w:pPr>
-      <w:r>
-        <w:rPr>
-          <w:sz w:val="20"/>
-          <w:szCs w:val="20"/>
-          <w:rtl w:val="0"/>
-        </w:rPr>
-        <w:t xml:space="preserve">The student reviews 3-5 topics per day until the backlog clears. Within 3-5 days, they're back to normal daily load. The algorithm doesn't penalise missed days — it simply shows the most overdue topics first and trusts the student to work through them at their own pace.</w:t>
-      </w:r>
-    </w:p>
-    <w:p>
-      <w:pPr>
-        <w:rPr>
-          <w:sz w:val="20"/>
-          <w:szCs w:val="20"/>
-        </w:rPr>
-      </w:pPr>
-      <w:r>
-        <w:rPr>
-          <w:b w:val="1"/>
-          <w:bCs w:val="1"/>
-          <w:sz w:val="20"/>
-          <w:szCs w:val="20"/>
-          <w:rtl w:val="0"/>
-        </w:rPr>
-        <w:t xml:space="preserve">MOMENT 6: The Real-Life Priority Conflict</w:t>
-      </w:r>
-      <w:r>
-        <w:rPr>
-          <w:rtl w:val="0"/>
-        </w:rPr>
-      </w:r>
-    </w:p>
-    <w:p>
-      <w:pPr>
-        <w:spacing w:after="240" w:before="240" w:lineRule="auto"/>
-        <w:rPr>
-          <w:sz w:val="20"/>
-          <w:szCs w:val="20"/>
-        </w:rPr>
-      </w:pPr>
-      <w:r>
-        <w:rPr>
-          <w:sz w:val="20"/>
-          <w:szCs w:val="20"/>
-          <w:rtl w:val="0"/>
-        </w:rPr>
-        <w:t xml:space="preserve">Student opens the tool. It recommends Biology and English topics. But the student has a PHYSICS test tomorrow.</w:t>
-      </w:r>
-    </w:p>
-    <w:p>
-      <w:pPr>
-        <w:spacing w:after="240" w:before="240" w:lineRule="auto"/>
-        <w:rPr>
-          <w:sz w:val="20"/>
-          <w:szCs w:val="20"/>
-        </w:rPr>
-      </w:pPr>
-      <w:r>
-        <w:rPr>
-          <w:sz w:val="20"/>
-          <w:szCs w:val="20"/>
-          <w:rtl w:val="0"/>
-        </w:rPr>
-        <w:t xml:space="preserve">The tool does NOT lock the student into its recommendations.</w:t>
-      </w:r>
-    </w:p>
-    <w:p>
-      <w:pPr>
-        <w:spacing w:after="240" w:before="240" w:lineRule="auto"/>
-        <w:rPr>
-          <w:sz w:val="20"/>
-          <w:szCs w:val="20"/>
-        </w:rPr>
-      </w:pPr>
-      <w:r>
-        <w:rPr>
-          <w:sz w:val="20"/>
-          <w:szCs w:val="20"/>
-          <w:rtl w:val="0"/>
-        </w:rPr>
-        <w:t xml:space="preserve">The "Log a Review" function lets the student log ANY topic at ANY time. If they want to review Physics tonight because they have a test tomorrow, they review Physics and log it. The tool records the review, recalculates Physics topics' next due dates, and continues recommending Biology and English tomorrow.</w:t>
-      </w:r>
-    </w:p>
-    <w:p>
-      <w:pPr>
-        <w:spacing w:after="240" w:before="240" w:lineRule="auto"/>
-        <w:rPr>
-          <w:sz w:val="20"/>
-          <w:szCs w:val="20"/>
-        </w:rPr>
-      </w:pPr>
-      <w:r>
-        <w:rPr>
-          <w:sz w:val="20"/>
-          <w:szCs w:val="20"/>
-          <w:rtl w:val="0"/>
-        </w:rPr>
-        <w:t xml:space="preserve">The dashboard could include a secondary view showing spacing priorities alongside subject progress bars. The student can ALWAYS browse to any subject, see its topics, and log a review. The spacing recommendations are suggestions, not constraints. This addresses your concern about "can't choose what to study first" — students always have full choice. The algorithm provides intelligent defaults, the student provides real-world judgment.</w:t>
-      </w:r>
-    </w:p>
-    <w:p>
-      <w:pPr>
-        <w:rPr>
-          <w:sz w:val="20"/>
-          <w:szCs w:val="20"/>
-        </w:rPr>
-      </w:pPr>
-      <w:r>
-        <w:rPr>
-          <w:b w:val="1"/>
-          <w:bCs w:val="1"/>
-          <w:sz w:val="20"/>
-          <w:szCs w:val="20"/>
-          <w:rtl w:val="0"/>
-        </w:rPr>
-        <w:t xml:space="preserve">Screen 1: Dashboard (Main Screen — What Opens Every Time)</w:t>
-      </w:r>
-      <w:r>
-        <w:rPr>
-          <w:rtl w:val="0"/>
-        </w:rPr>
-      </w:r>
-    </w:p>
-    <w:p>
-      <w:pPr>
-        <w:rPr>
-          <w:sz w:val="20"/>
-          <w:szCs w:val="20"/>
-        </w:rPr>
-      </w:pPr>
-      <w:r>
-        <w:rPr>
-          <w:sz w:val="20"/>
-          <w:szCs w:val="20"/>
-          <w:rtl w:val="0"/>
-        </w:rPr>
-        <w:t xml:space="preserve">Good afternoon, welcome back</w:t>
-      </w:r>
-    </w:p>
-    <w:p>
-      <w:pPr>
-        <w:spacing w:after="240" w:before="240" w:lineRule="auto"/>
-        <w:rPr>
-          <w:sz w:val="20"/>
-          <w:szCs w:val="20"/>
-        </w:rPr>
-      </w:pPr>
-      <w:r>
-        <w:rPr>
-          <w:sz w:val="20"/>
-          <w:szCs w:val="20"/>
-          <w:rtl w:val="0"/>
-        </w:rPr>
-        <w:t xml:space="preserve">You've reviewed 47 topics this month 🎯</w:t>
-      </w:r>
-    </w:p>
-    <w:p>
-      <w:pPr>
-        <w:spacing w:after="240" w:before="240" w:lineRule="auto"/>
-        <w:rPr>
-          <w:sz w:val="20"/>
-          <w:szCs w:val="20"/>
-        </w:rPr>
-      </w:pPr>
-      <w:r>
-        <w:rPr>
-          <w:sz w:val="20"/>
-          <w:szCs w:val="20"/>
-          <w:rtl w:val="0"/>
-        </w:rPr>
-        <w:t xml:space="preserve">─── TODAY'S REVIEW PLAN ───</w:t>
-      </w:r>
-    </w:p>
-    <w:p>
-      <w:pPr>
-        <w:numPr>
-          <w:ilvl w:val="0"/>
-          <w:numId w:val="22"/>
-        </w:numPr>
-        <w:spacing w:after="0" w:afterAutospacing="0" w:before="240" w:lineRule="auto"/>
-        <w:ind w:left="720" w:hanging="360"/>
-        <w:rPr>
-          <w:sz w:val="20"/>
-          <w:szCs w:val="20"/>
-        </w:rPr>
-      </w:pPr>
-      <w:r>
-        <w:rPr>
-          <w:sz w:val="20"/>
-          <w:szCs w:val="20"/>
-          <w:rtl w:val="0"/>
-        </w:rPr>
-        <w:t xml:space="preserve">📚 Photosynthesis (Biology) Last reviewed 10 days ago Ready for your 4th review [Log Review ✓]</w:t>
-      </w:r>
-    </w:p>
-    <w:p>
-      <w:pPr>
-        <w:numPr>
-          <w:ilvl w:val="0"/>
-          <w:numId w:val="22"/>
-        </w:numPr>
-        <w:spacing w:after="0" w:afterAutospacing="0" w:before="0" w:beforeAutospacing="0" w:lineRule="auto"/>
-        <w:ind w:left="720" w:hanging="360"/>
-        <w:rPr>
-          <w:sz w:val="20"/>
-          <w:szCs w:val="20"/>
-        </w:rPr>
-      </w:pPr>
-      <w:r>
-        <w:rPr>
-          <w:sz w:val="20"/>
-          <w:szCs w:val="20"/>
-          <w:rtl w:val="0"/>
-        </w:rPr>
-        <w:t xml:space="preserve">📚 Momentum (Physics) Last reviewed 5 days ago Ready for your 3rd review [Log Review ✓]</w:t>
-      </w:r>
-    </w:p>
-    <w:p>
-      <w:pPr>
-        <w:numPr>
-          <w:ilvl w:val="0"/>
-          <w:numId w:val="22"/>
-        </w:numPr>
-        <w:spacing w:after="0" w:afterAutospacing="0" w:before="0" w:beforeAutospacing="0" w:lineRule="auto"/>
-        <w:ind w:left="720" w:hanging="360"/>
-        <w:rPr>
-          <w:sz w:val="20"/>
-          <w:szCs w:val="20"/>
-        </w:rPr>
-      </w:pPr>
-      <w:r>
-        <w:rPr>
-          <w:sz w:val="20"/>
-          <w:szCs w:val="20"/>
-          <w:rtl w:val="0"/>
-        </w:rPr>
-        <w:t xml:space="preserve">📚 Cell Division (Biology) Last reviewed 8 days ago Ready for your 4th review [Log Review ✓]</w:t>
-      </w:r>
-    </w:p>
-    <w:p>
-      <w:pPr>
-        <w:numPr>
-          <w:ilvl w:val="0"/>
-          <w:numId w:val="21"/>
-        </w:numPr>
-        <w:spacing w:after="240" w:before="0" w:beforeAutospacing="0" w:lineRule="auto"/>
-        <w:ind w:left="720" w:hanging="360"/>
-        <w:rPr>
-          <w:sz w:val="20"/>
-          <w:szCs w:val="20"/>
-        </w:rPr>
-      </w:pPr>
-      <w:r>
-        <w:rPr>
-          <w:sz w:val="20"/>
-          <w:szCs w:val="20"/>
-          <w:rtl w:val="0"/>
-        </w:rPr>
-        <w:t xml:space="preserve">4 more topics ready when you are [Show all]</w:t>
-      </w:r>
-    </w:p>
-    <w:p>
-      <w:pPr>
-        <w:rPr>
-          <w:sz w:val="20"/>
-          <w:szCs w:val="20"/>
-        </w:rPr>
-      </w:pPr>
-      <w:r>
-        <w:rPr>
-          <w:sz w:val="20"/>
-          <w:szCs w:val="20"/>
-          <w:rtl w:val="0"/>
-        </w:rPr>
-        <w:t xml:space="preserve">─── YOUR SUBJECTS ───</w:t>
-      </w:r>
-    </w:p>
-    <w:p>
-      <w:pPr>
-        <w:rPr>
-          <w:sz w:val="20"/>
-          <w:szCs w:val="20"/>
-        </w:rPr>
-      </w:pPr>
-      <w:r>
-        <w:rPr>
-          <w:sz w:val="20"/>
-          <w:szCs w:val="20"/>
-          <w:rtl w:val="0"/>
-        </w:rPr>
-        <w:t xml:space="preserve">Biology     ████████░░ 80% covered</w:t>
-      </w:r>
-    </w:p>
-    <w:p>
-      <w:pPr>
-        <w:rPr>
-          <w:sz w:val="20"/>
-          <w:szCs w:val="20"/>
-        </w:rPr>
-      </w:pPr>
-      <w:r>
-        <w:rPr>
-          <w:sz w:val="20"/>
-          <w:szCs w:val="20"/>
-          <w:rtl w:val="0"/>
-        </w:rPr>
-        <w:t xml:space="preserve">Physics     ██████░░░░ 60% covered     [Review]</w:t>
-      </w:r>
-    </w:p>
-    <w:p>
-      <w:pPr>
-        <w:rPr>
-          <w:sz w:val="20"/>
-          <w:szCs w:val="20"/>
-        </w:rPr>
-      </w:pPr>
-      <w:r>
-        <w:rPr>
-          <w:rFonts w:ascii="Arial Unicode MS" w:cs="Arial Unicode MS" w:eastAsia="Arial Unicode MS" w:hAnsi="Arial Unicode MS"/>
-          <w:sz w:val="20"/>
-          <w:szCs w:val="20"/>
-          <w:rtl w:val="0"/>
-        </w:rPr>
-        <w:t xml:space="preserve">English     ██████████ 100% ✨</w:t>
-      </w:r>
-    </w:p>
-    <w:p>
-      <w:pPr>
-        <w:rPr>
-          <w:sz w:val="20"/>
-          <w:szCs w:val="20"/>
-        </w:rPr>
-      </w:pPr>
-      <w:r>
-        <w:rPr>
-          <w:sz w:val="20"/>
-          <w:szCs w:val="20"/>
-          <w:rtl w:val="0"/>
-        </w:rPr>
-        <w:t xml:space="preserve">Chemistry   ████░░░░░░ 40% covered     [Review]</w:t>
-      </w:r>
-    </w:p>
-    <w:p>
-      <w:pPr>
-        <w:spacing w:after="240" w:before="240" w:lineRule="auto"/>
-        <w:rPr>
-          <w:sz w:val="20"/>
-          <w:szCs w:val="20"/>
-        </w:rPr>
-      </w:pPr>
-      <w:r>
-        <w:rPr>
-          <w:sz w:val="20"/>
-          <w:szCs w:val="20"/>
-          <w:rtl w:val="0"/>
-        </w:rPr>
-        <w:t xml:space="preserve">Calculus    ██████░░░░ 60% covered     [Review]</w:t>
-      </w:r>
-    </w:p>
-    <w:p>
-      <w:pPr>
-        <w:spacing w:after="240" w:before="240" w:lineRule="auto"/>
-        <w:rPr>
-          <w:sz w:val="20"/>
-          <w:szCs w:val="20"/>
-        </w:rPr>
-      </w:pPr>
-      <w:r>
-        <w:rPr>
-          <w:sz w:val="20"/>
-          <w:szCs w:val="20"/>
-          <w:rtl w:val="0"/>
-        </w:rPr>
-        <w:t xml:space="preserve">Tap any subject to browse topics</w:t>
-      </w:r>
-    </w:p>
-    <w:p>
-      <w:pPr>
-        <w:spacing w:after="240" w:before="240" w:lineRule="auto"/>
-        <w:rPr>
-          <w:sz w:val="20"/>
-          <w:szCs w:val="20"/>
-        </w:rPr>
-      </w:pPr>
-      <w:r>
-        <w:rPr>
-          <w:sz w:val="20"/>
-          <w:szCs w:val="20"/>
-          <w:rtl w:val="0"/>
-        </w:rPr>
-        <w:t xml:space="preserve">💙 Need support? Youthline 0800 376 633</w:t>
-      </w:r>
-    </w:p>
-    <w:p>
-      <w:pPr>
-        <w:rPr>
-          <w:sz w:val="20"/>
-          <w:szCs w:val="20"/>
-        </w:rPr>
-      </w:pPr>
-      <w:r>
-        <w:rPr>
-          <w:b w:val="1"/>
-          <w:bCs w:val="1"/>
-          <w:sz w:val="20"/>
-          <w:szCs w:val="20"/>
-          <w:rtl w:val="0"/>
-        </w:rPr>
-        <w:t xml:space="preserve">Screen 2: Subject Detail View (When Student Taps a Subject)</w:t>
-      </w:r>
-      <w:r>
-        <w:rPr>
-          <w:rtl w:val="0"/>
-        </w:rPr>
-      </w:r>
-    </w:p>
-    <w:p>
-      <w:pPr>
-        <w:spacing w:after="240" w:before="240" w:lineRule="auto"/>
-        <w:rPr>
-          <w:sz w:val="20"/>
-          <w:szCs w:val="20"/>
-        </w:rPr>
-      </w:pPr>
-      <w:r>
-        <w:rPr>
-          <w:rFonts w:ascii="Arial Unicode MS" w:cs="Arial Unicode MS" w:eastAsia="Arial Unicode MS" w:hAnsi="Arial Unicode MS"/>
-          <w:sz w:val="20"/>
-          <w:szCs w:val="20"/>
-          <w:rtl w:val="0"/>
-        </w:rPr>
-        <w:t xml:space="preserve">← Biology [Add]</w:t>
-      </w:r>
-    </w:p>
-    <w:p>
-      <w:pPr>
-        <w:rPr>
-          <w:sz w:val="20"/>
-          <w:szCs w:val="20"/>
-        </w:rPr>
-      </w:pPr>
-      <w:r>
-        <w:rPr>
-          <w:sz w:val="20"/>
-          <w:szCs w:val="20"/>
-          <w:rtl w:val="0"/>
-        </w:rPr>
-        <w:t xml:space="preserve">Coverage: 80% (4 of 5 reviewed)</w:t>
-      </w:r>
-    </w:p>
-    <w:p>
-      <w:pPr>
-        <w:spacing w:after="240" w:before="240" w:lineRule="auto"/>
-        <w:rPr>
-          <w:sz w:val="20"/>
-          <w:szCs w:val="20"/>
-        </w:rPr>
-      </w:pPr>
-      <w:r>
-        <w:rPr>
-          <w:sz w:val="20"/>
-          <w:szCs w:val="20"/>
-          <w:rtl w:val="0"/>
-        </w:rPr>
-        <w:t xml:space="preserve">████████░░</w:t>
-      </w:r>
-    </w:p>
-    <w:p>
-      <w:pPr>
-        <w:rPr>
-          <w:sz w:val="20"/>
-          <w:szCs w:val="20"/>
-        </w:rPr>
-      </w:pPr>
-      <w:r>
-        <w:rPr>
-          <w:sz w:val="20"/>
-          <w:szCs w:val="20"/>
-          <w:rtl w:val="0"/>
-        </w:rPr>
-        <w:t xml:space="preserve">📚 Photosynthesis</w:t>
-      </w:r>
-    </w:p>
-    <w:p>
-      <w:pPr>
-        <w:rPr>
-          <w:sz w:val="20"/>
-          <w:szCs w:val="20"/>
-        </w:rPr>
-      </w:pPr>
-      <w:r>
-        <w:rPr>
-          <w:sz w:val="20"/>
-          <w:szCs w:val="20"/>
-          <w:rtl w:val="0"/>
-        </w:rPr>
-        <w:t xml:space="preserve">Reviewed 4 times · Due today</w:t>
-      </w:r>
-    </w:p>
-    <w:p>
-      <w:pPr>
-        <w:rPr>
-          <w:sz w:val="20"/>
-          <w:szCs w:val="20"/>
-        </w:rPr>
-      </w:pPr>
-      <w:r>
-        <w:rPr>
-          <w:sz w:val="20"/>
-          <w:szCs w:val="20"/>
-          <w:rtl w:val="0"/>
-        </w:rPr>
-        <w:t xml:space="preserve">Next review locks in 14-day cycle</w:t>
-      </w:r>
-    </w:p>
-    <w:p>
-      <w:pPr>
-        <w:spacing w:after="240" w:before="240" w:lineRule="auto"/>
-        <w:rPr>
-          <w:sz w:val="20"/>
-          <w:szCs w:val="20"/>
-        </w:rPr>
-      </w:pPr>
-      <w:r>
-        <w:rPr>
-          <w:rFonts w:ascii="Arial Unicode MS" w:cs="Arial Unicode MS" w:eastAsia="Arial Unicode MS" w:hAnsi="Arial Unicode MS"/>
-          <w:sz w:val="20"/>
-          <w:szCs w:val="20"/>
-          <w:rtl w:val="0"/>
-        </w:rPr>
-        <w:t xml:space="preserve">[Log Review ✓]</w:t>
-      </w:r>
-    </w:p>
-    <w:p>
-      <w:pPr>
-        <w:rPr>
-          <w:sz w:val="20"/>
-          <w:szCs w:val="20"/>
-        </w:rPr>
-      </w:pPr>
-      <w:r>
-        <w:rPr>
-          <w:sz w:val="20"/>
-          <w:szCs w:val="20"/>
-          <w:rtl w:val="0"/>
-        </w:rPr>
-        <w:t xml:space="preserve">📚 Cell Division</w:t>
-      </w:r>
-    </w:p>
-    <w:p>
-      <w:pPr>
-        <w:rPr>
-          <w:sz w:val="20"/>
-          <w:szCs w:val="20"/>
-        </w:rPr>
-      </w:pPr>
-      <w:r>
-        <w:rPr>
-          <w:sz w:val="20"/>
-          <w:szCs w:val="20"/>
-          <w:rtl w:val="0"/>
-        </w:rPr>
-        <w:t xml:space="preserve">Reviewed 3 times · 1 day overdue</w:t>
-      </w:r>
-    </w:p>
-    <w:p>
-      <w:pPr>
-        <w:spacing w:after="240" w:before="240" w:lineRule="auto"/>
-        <w:rPr>
-          <w:sz w:val="20"/>
-          <w:szCs w:val="20"/>
-        </w:rPr>
-      </w:pPr>
-      <w:r>
-        <w:rPr>
-          <w:rFonts w:ascii="Arial Unicode MS" w:cs="Arial Unicode MS" w:eastAsia="Arial Unicode MS" w:hAnsi="Arial Unicode MS"/>
-          <w:sz w:val="20"/>
-          <w:szCs w:val="20"/>
-          <w:rtl w:val="0"/>
-        </w:rPr>
-        <w:t xml:space="preserve">[Log Review ✓]</w:t>
-      </w:r>
-    </w:p>
-    <w:p>
-      <w:pPr>
-        <w:rPr>
-          <w:sz w:val="20"/>
-          <w:szCs w:val="20"/>
-        </w:rPr>
-      </w:pPr>
-      <w:r>
-        <w:rPr>
-          <w:sz w:val="20"/>
-          <w:szCs w:val="20"/>
-          <w:rtl w:val="0"/>
-        </w:rPr>
-        <w:t xml:space="preserve">📚 Genetics</w:t>
-      </w:r>
-    </w:p>
-    <w:p>
-      <w:pPr>
-        <w:spacing w:after="240" w:before="240" w:lineRule="auto"/>
-        <w:rPr>
-          <w:sz w:val="20"/>
-          <w:szCs w:val="20"/>
-        </w:rPr>
-      </w:pPr>
-      <w:r>
-        <w:rPr>
-          <w:sz w:val="20"/>
-          <w:szCs w:val="20"/>
-          <w:rtl w:val="0"/>
-        </w:rPr>
-        <w:t xml:space="preserve">Reviewed 2 times · On track (due Thu)</w:t>
-      </w:r>
-    </w:p>
-    <w:p>
-      <w:pPr>
-        <w:rPr>
-          <w:sz w:val="20"/>
-          <w:szCs w:val="20"/>
-        </w:rPr>
-      </w:pPr>
-      <w:r>
-        <w:rPr>
-          <w:sz w:val="20"/>
-          <w:szCs w:val="20"/>
-          <w:rtl w:val="0"/>
-        </w:rPr>
-        <w:t xml:space="preserve">📚 Ecology</w:t>
-      </w:r>
-    </w:p>
-    <w:p>
-      <w:pPr>
-        <w:spacing w:after="240" w:before="240" w:lineRule="auto"/>
-        <w:rPr>
-          <w:sz w:val="20"/>
-          <w:szCs w:val="20"/>
-        </w:rPr>
-      </w:pPr>
-      <w:r>
-        <w:rPr>
-          <w:sz w:val="20"/>
-          <w:szCs w:val="20"/>
-          <w:rtl w:val="0"/>
-        </w:rPr>
-        <w:t xml:space="preserve">Reviewed 1 time · On track (due Mon)</w:t>
-      </w:r>
-    </w:p>
-    <w:p>
-      <w:pPr>
-        <w:rPr>
-          <w:sz w:val="20"/>
-          <w:szCs w:val="20"/>
-        </w:rPr>
-      </w:pPr>
-      <w:r>
-        <w:rPr>
-          <w:sz w:val="20"/>
-          <w:szCs w:val="20"/>
-          <w:rtl w:val="0"/>
-        </w:rPr>
-        <w:t xml:space="preserve">📚 Evolution</w:t>
-      </w:r>
-    </w:p>
-    <w:p>
-      <w:pPr>
-        <w:rPr>
-          <w:sz w:val="20"/>
-          <w:szCs w:val="20"/>
-        </w:rPr>
-      </w:pPr>
-      <w:r>
-        <w:rPr>
-          <w:sz w:val="20"/>
-          <w:szCs w:val="20"/>
-          <w:rtl w:val="0"/>
-        </w:rPr>
-        <w:t xml:space="preserve">NEW — not yet reviewed</w:t>
-      </w:r>
-    </w:p>
-    <w:p>
-      <w:pPr>
-        <w:spacing w:after="240" w:before="240" w:lineRule="auto"/>
-        <w:rPr>
-          <w:sz w:val="20"/>
-          <w:szCs w:val="20"/>
-        </w:rPr>
-      </w:pPr>
-      <w:r>
-        <w:rPr>
-          <w:rFonts w:ascii="Arial Unicode MS" w:cs="Arial Unicode MS" w:eastAsia="Arial Unicode MS" w:hAnsi="Arial Unicode MS"/>
-          <w:sz w:val="20"/>
-          <w:szCs w:val="20"/>
-          <w:rtl w:val="0"/>
-        </w:rPr>
-        <w:t xml:space="preserve">[Start Reviewing ✓]</w:t>
-      </w:r>
-    </w:p>
-    <w:p>
-      <w:pPr>
-        <w:rPr>
-          <w:sz w:val="20"/>
-          <w:szCs w:val="20"/>
-        </w:rPr>
-      </w:pPr>
-      <w:r>
-        <w:rPr>
-          <w:sz w:val="20"/>
-          <w:szCs w:val="20"/>
-          <w:rtl w:val="0"/>
-        </w:rPr>
-        <w:t xml:space="preserve">─── Study tip for Biology ───</w:t>
-      </w:r>
-    </w:p>
-    <w:p>
-      <w:pPr>
-        <w:spacing w:after="240" w:before="240" w:lineRule="auto"/>
-        <w:rPr>
-          <w:sz w:val="20"/>
-          <w:szCs w:val="20"/>
-        </w:rPr>
-      </w:pPr>
-      <w:r>
-        <w:rPr>
-          <w:sz w:val="20"/>
-          <w:szCs w:val="20"/>
-          <w:rtl w:val="0"/>
-        </w:rPr>
-        <w:t xml:space="preserve">Active recall + past paper questions work best for science subjects (based on teacher recommendations)</w:t>
-      </w:r>
-    </w:p>
-    <w:p>
-      <w:pPr>
-        <w:rPr>
-          <w:sz w:val="20"/>
-          <w:szCs w:val="20"/>
-        </w:rPr>
-      </w:pPr>
-      <w:r>
-        <w:rPr>
-          <w:b w:val="1"/>
-          <w:bCs w:val="1"/>
-          <w:sz w:val="20"/>
-          <w:szCs w:val="20"/>
-          <w:rtl w:val="0"/>
-        </w:rPr>
-        <w:t xml:space="preserve">Screen 3: Log Review (Quick Modal)</w:t>
-      </w:r>
-      <w:r>
-        <w:rPr>
-          <w:rtl w:val="0"/>
-        </w:rPr>
-      </w:r>
-    </w:p>
-    <w:p>
-      <w:pPr>
-        <w:spacing w:after="240" w:before="240" w:lineRule="auto"/>
-        <w:rPr>
-          <w:sz w:val="20"/>
-          <w:szCs w:val="20"/>
-        </w:rPr>
-      </w:pPr>
-      <w:r>
-        <w:rPr>
-          <w:rFonts w:ascii="Arial Unicode MS" w:cs="Arial Unicode MS" w:eastAsia="Arial Unicode MS" w:hAnsi="Arial Unicode MS"/>
-          <w:sz w:val="20"/>
-          <w:szCs w:val="20"/>
-          <w:rtl w:val="0"/>
-        </w:rPr>
-        <w:t xml:space="preserve">✓ Review Logged!</w:t>
-      </w:r>
-    </w:p>
-    <w:p>
-      <w:pPr>
-        <w:rPr>
-          <w:sz w:val="20"/>
-          <w:szCs w:val="20"/>
-        </w:rPr>
-      </w:pPr>
-      <w:r>
-        <w:rPr>
-          <w:sz w:val="20"/>
-          <w:szCs w:val="20"/>
-          <w:rtl w:val="0"/>
-        </w:rPr>
-        <w:t xml:space="preserve">Photosynthesis (Biology)</w:t>
-      </w:r>
-    </w:p>
-    <w:p>
-      <w:pPr>
-        <w:spacing w:after="240" w:before="240" w:lineRule="auto"/>
-        <w:rPr>
-          <w:sz w:val="20"/>
-          <w:szCs w:val="20"/>
-        </w:rPr>
-      </w:pPr>
-      <w:r>
-        <w:rPr>
-          <w:sz w:val="20"/>
-          <w:szCs w:val="20"/>
-          <w:rtl w:val="0"/>
-        </w:rPr>
-        <w:t xml:space="preserve">Review #4 completed</w:t>
-      </w:r>
-    </w:p>
-    <w:p>
-      <w:pPr>
-        <w:rPr>
-          <w:sz w:val="20"/>
-          <w:szCs w:val="20"/>
-        </w:rPr>
-      </w:pPr>
-      <w:r>
-        <w:rPr>
-          <w:sz w:val="20"/>
-          <w:szCs w:val="20"/>
-          <w:rtl w:val="0"/>
-        </w:rPr>
-        <w:t xml:space="preserve">Next review due: May 1 (14 days)</w:t>
-      </w:r>
-    </w:p>
-    <w:p>
-      <w:pPr>
-        <w:spacing w:after="240" w:before="240" w:lineRule="auto"/>
-        <w:rPr>
-          <w:sz w:val="20"/>
-          <w:szCs w:val="20"/>
-        </w:rPr>
-      </w:pPr>
-      <w:r>
-        <w:rPr>
-          <w:sz w:val="20"/>
-          <w:szCs w:val="20"/>
-          <w:rtl w:val="0"/>
-        </w:rPr>
-        <w:t xml:space="preserve">Based on Carpenter (2012) spacing research — after 4+ reviews, a 14-day interval maintains long-term retention.</w:t>
-      </w:r>
-    </w:p>
-    <w:p>
-      <w:pPr>
-        <w:spacing w:after="240" w:before="240" w:lineRule="auto"/>
-        <w:rPr>
-          <w:sz w:val="20"/>
-          <w:szCs w:val="20"/>
-        </w:rPr>
-      </w:pPr>
-      <w:r>
-        <w:rPr>
-          <w:sz w:val="20"/>
-          <w:szCs w:val="20"/>
-          <w:rtl w:val="0"/>
-        </w:rPr>
-        <w:t xml:space="preserve">You're building strong Biology foundations — keep it up! 💪</w:t>
-      </w:r>
-    </w:p>
-    <w:p>
-      <w:pPr>
-        <w:spacing w:after="240" w:before="240" w:lineRule="auto"/>
-        <w:rPr>
-          <w:sz w:val="20"/>
-          <w:szCs w:val="20"/>
-        </w:rPr>
-      </w:pPr>
-      <w:r>
-        <w:rPr>
-          <w:sz w:val="20"/>
-          <w:szCs w:val="20"/>
-          <w:rtl w:val="0"/>
-        </w:rPr>
-        <w:t xml:space="preserve">[Back to Dashboard]</w:t>
+          <w:color w:val="2e75b6"/>
+          <w:sz w:val="20"/>
+          <w:szCs w:val="20"/>
+          <w:rtl w:val="0"/>
+        </w:rPr>
+        <w:t xml:space="preserve">→ </w:t>
+      </w:r>
+      <w:r>
+        <w:rPr>
+          <w:i w:val="1"/>
+          <w:iCs w:val="1"/>
+          <w:color w:val="3d3d3d"/>
+          <w:sz w:val="20"/>
+          <w:szCs w:val="20"/>
+          <w:rtl w:val="0"/>
+        </w:rPr>
+        <w:t xml:space="preserve">The moment-by-moment user journey (first-time setup, the critical first day, the staggering over days 2–7, the steady state, catch-up after a break and priority overrides) and the screen-by-screen UI (dashboard, subject detail, log-review) are reference material in the Specification, §6 ‘Screen Specifications’ and §7 ‘Complete User Flows’. The rationale they demonstrate — that the daily cap structurally defeats bunching — is set out below under ‘Why the daily cap is the entire solution’.</w:t>
       </w:r>
     </w:p>
     <w:p>
@@ -6000,530 +3466,30 @@
     </w:p>
     <w:p>
       <w:pPr>
-        <w:rPr>
-          <w:sz w:val="20"/>
-          <w:szCs w:val="20"/>
-        </w:rPr>
+        <w:spacing w:after="140" w:before="120" w:lineRule="auto"/>
+        <w:rPr/>
       </w:pPr>
       <w:r>
         <w:rPr>
           <w:b w:val="1"/>
           <w:bCs w:val="1"/>
-          <w:sz w:val="20"/>
-          <w:szCs w:val="20"/>
-          <w:rtl w:val="0"/>
-        </w:rPr>
-        <w:t xml:space="preserve">FLOW DIAGRAM: ONE COMPLETE DAY OF USAGE</w:t>
-      </w:r>
-      <w:r>
-        <w:rPr>
-          <w:rtl w:val="0"/>
-        </w:rPr>
-      </w:r>
-    </w:p>
-    <w:p>
-      <w:pPr>
-        <w:rPr>
-          <w:sz w:val="20"/>
-          <w:szCs w:val="20"/>
-        </w:rPr>
-      </w:pPr>
-      <w:r>
-        <w:rPr>
-          <w:sz w:val="20"/>
-          <w:szCs w:val="20"/>
-          <w:rtl w:val="0"/>
-        </w:rPr>
-        <w:t xml:space="preserve">Student opens app (30 seconds total)</w:t>
-      </w:r>
-    </w:p>
-    <w:p>
-      <w:pPr>
-        <w:rPr>
-          <w:sz w:val="20"/>
-          <w:szCs w:val="20"/>
-        </w:rPr>
-      </w:pPr>
-      <w:r>
-        <w:rPr>
-          <w:sz w:val="20"/>
-          <w:szCs w:val="20"/>
-          <w:rtl w:val="0"/>
-        </w:rPr>
-        <w:t xml:space="preserve">│</w:t>
-      </w:r>
-    </w:p>
-    <w:p>
-      <w:pPr>
-        <w:rPr>
-          <w:sz w:val="20"/>
-          <w:szCs w:val="20"/>
-        </w:rPr>
-      </w:pPr>
-      <w:r>
-        <w:rPr>
-          <w:rFonts w:ascii="Arial Unicode MS" w:cs="Arial Unicode MS" w:eastAsia="Arial Unicode MS" w:hAnsi="Arial Unicode MS"/>
-          <w:sz w:val="20"/>
-          <w:szCs w:val="20"/>
-          <w:rtl w:val="0"/>
-        </w:rPr>
-        <w:t xml:space="preserve">├─→ Dashboard loads</w:t>
-      </w:r>
-    </w:p>
-    <w:p>
-      <w:pPr>
-        <w:rPr>
-          <w:sz w:val="20"/>
-          <w:szCs w:val="20"/>
-        </w:rPr>
-      </w:pPr>
-      <w:r>
-        <w:rPr>
-          <w:sz w:val="20"/>
-          <w:szCs w:val="20"/>
-          <w:rtl w:val="0"/>
-        </w:rPr>
-        <w:t xml:space="preserve">│   Shows: 3-5 prioritised topics</w:t>
-      </w:r>
-    </w:p>
-    <w:p>
-      <w:pPr>
-        <w:rPr>
-          <w:sz w:val="20"/>
-          <w:szCs w:val="20"/>
-        </w:rPr>
-      </w:pPr>
-      <w:r>
-        <w:rPr>
-          <w:sz w:val="20"/>
-          <w:szCs w:val="20"/>
-          <w:rtl w:val="0"/>
-        </w:rPr>
-        <w:t xml:space="preserve">│   Shows: Subject progress bars</w:t>
-      </w:r>
-    </w:p>
-    <w:p>
-      <w:pPr>
-        <w:rPr>
-          <w:sz w:val="20"/>
-          <w:szCs w:val="20"/>
-        </w:rPr>
-      </w:pPr>
-      <w:r>
-        <w:rPr>
-          <w:sz w:val="20"/>
-          <w:szCs w:val="20"/>
-          <w:rtl w:val="0"/>
-        </w:rPr>
-        <w:t xml:space="preserve">│</w:t>
-      </w:r>
-    </w:p>
-    <w:p>
-      <w:pPr>
-        <w:rPr>
-          <w:sz w:val="20"/>
-          <w:szCs w:val="20"/>
-        </w:rPr>
-      </w:pPr>
-      <w:r>
-        <w:rPr>
-          <w:rFonts w:ascii="Arial Unicode MS" w:cs="Arial Unicode MS" w:eastAsia="Arial Unicode MS" w:hAnsi="Arial Unicode MS"/>
-          <w:sz w:val="20"/>
-          <w:szCs w:val="20"/>
-          <w:rtl w:val="0"/>
-        </w:rPr>
-        <w:t xml:space="preserve">├─→ Student scans priorities (5 seconds)</w:t>
-      </w:r>
-    </w:p>
-    <w:p>
-      <w:pPr>
-        <w:rPr>
-          <w:sz w:val="20"/>
-          <w:szCs w:val="20"/>
-        </w:rPr>
-      </w:pPr>
-      <w:r>
-        <w:rPr>
-          <w:sz w:val="20"/>
-          <w:szCs w:val="20"/>
-          <w:rtl w:val="0"/>
-        </w:rPr>
-        <w:t xml:space="preserve">│   Sees: "Photosynthesis (Biology) - 10 days ago"</w:t>
-      </w:r>
-    </w:p>
-    <w:p>
-      <w:pPr>
-        <w:rPr>
-          <w:sz w:val="20"/>
-          <w:szCs w:val="20"/>
-        </w:rPr>
-      </w:pPr>
-      <w:r>
-        <w:rPr>
-          <w:sz w:val="20"/>
-          <w:szCs w:val="20"/>
-          <w:rtl w:val="0"/>
-        </w:rPr>
-        <w:t xml:space="preserve">│</w:t>
-      </w:r>
-    </w:p>
-    <w:p>
-      <w:pPr>
-        <w:rPr>
-          <w:sz w:val="20"/>
-          <w:szCs w:val="20"/>
-        </w:rPr>
-      </w:pPr>
-      <w:r>
-        <w:rPr>
-          <w:rFonts w:ascii="Arial Unicode MS" w:cs="Arial Unicode MS" w:eastAsia="Arial Unicode MS" w:hAnsi="Arial Unicode MS"/>
-          <w:sz w:val="20"/>
-          <w:szCs w:val="20"/>
-          <w:rtl w:val="0"/>
-        </w:rPr>
-        <w:t xml:space="preserve">├─→ Student taps [Log Review ✓] (2 seconds)</w:t>
-      </w:r>
-    </w:p>
-    <w:p>
-      <w:pPr>
-        <w:rPr>
-          <w:sz w:val="20"/>
-          <w:szCs w:val="20"/>
-        </w:rPr>
-      </w:pPr>
-      <w:r>
-        <w:rPr>
-          <w:sz w:val="20"/>
-          <w:szCs w:val="20"/>
-          <w:rtl w:val="0"/>
-        </w:rPr>
-        <w:t xml:space="preserve">│   Confirmation: "Review #4 logged! Next due: May 1"</w:t>
-      </w:r>
-    </w:p>
-    <w:p>
-      <w:pPr>
-        <w:rPr>
-          <w:sz w:val="20"/>
-          <w:szCs w:val="20"/>
-        </w:rPr>
-      </w:pPr>
-      <w:r>
-        <w:rPr>
-          <w:sz w:val="20"/>
-          <w:szCs w:val="20"/>
-          <w:rtl w:val="0"/>
-        </w:rPr>
-        <w:t xml:space="preserve">│</w:t>
-      </w:r>
-    </w:p>
-    <w:p>
-      <w:pPr>
-        <w:rPr>
-          <w:sz w:val="20"/>
-          <w:szCs w:val="20"/>
-        </w:rPr>
-      </w:pPr>
-      <w:r>
-        <w:rPr>
-          <w:rFonts w:ascii="Arial Unicode MS" w:cs="Arial Unicode MS" w:eastAsia="Arial Unicode MS" w:hAnsi="Arial Unicode MS"/>
-          <w:sz w:val="20"/>
-          <w:szCs w:val="20"/>
-          <w:rtl w:val="0"/>
-        </w:rPr>
-        <w:t xml:space="preserve">├─→ Dashboard refreshes automatically</w:t>
-      </w:r>
-    </w:p>
-    <w:p>
-      <w:pPr>
-        <w:rPr>
-          <w:sz w:val="20"/>
-          <w:szCs w:val="20"/>
-        </w:rPr>
-      </w:pPr>
-      <w:r>
-        <w:rPr>
-          <w:sz w:val="20"/>
-          <w:szCs w:val="20"/>
-          <w:rtl w:val="0"/>
-        </w:rPr>
-        <w:t xml:space="preserve">│   Photosynthesis disappears from priorities</w:t>
-      </w:r>
-    </w:p>
-    <w:p>
-      <w:pPr>
-        <w:rPr>
-          <w:sz w:val="20"/>
-          <w:szCs w:val="20"/>
-        </w:rPr>
-      </w:pPr>
-      <w:r>
-        <w:rPr>
-          <w:sz w:val="20"/>
-          <w:szCs w:val="20"/>
-          <w:rtl w:val="0"/>
-        </w:rPr>
-        <w:t xml:space="preserve">│   Next topic moves up to position 1</w:t>
-      </w:r>
-    </w:p>
-    <w:p>
-      <w:pPr>
-        <w:rPr>
-          <w:sz w:val="20"/>
-          <w:szCs w:val="20"/>
-        </w:rPr>
-      </w:pPr>
-      <w:r>
-        <w:rPr>
-          <w:sz w:val="20"/>
-          <w:szCs w:val="20"/>
-          <w:rtl w:val="0"/>
-        </w:rPr>
-        <w:t xml:space="preserve">│</w:t>
-      </w:r>
-    </w:p>
-    <w:p>
-      <w:pPr>
-        <w:rPr>
-          <w:sz w:val="20"/>
-          <w:szCs w:val="20"/>
-        </w:rPr>
-      </w:pPr>
-      <w:r>
-        <w:rPr>
-          <w:rFonts w:ascii="Arial Unicode MS" w:cs="Arial Unicode MS" w:eastAsia="Arial Unicode MS" w:hAnsi="Arial Unicode MS"/>
-          <w:sz w:val="20"/>
-          <w:szCs w:val="20"/>
-          <w:rtl w:val="0"/>
-        </w:rPr>
-        <w:t xml:space="preserve">├─→ Student reviews 1-2 more topics (or not)</w:t>
-      </w:r>
-    </w:p>
-    <w:p>
-      <w:pPr>
-        <w:rPr>
-          <w:sz w:val="20"/>
-          <w:szCs w:val="20"/>
-        </w:rPr>
-      </w:pPr>
-      <w:r>
-        <w:rPr>
-          <w:sz w:val="20"/>
-          <w:szCs w:val="20"/>
-          <w:rtl w:val="0"/>
-        </w:rPr>
-        <w:t xml:space="preserve">│   Logs each with one tap</w:t>
-      </w:r>
-    </w:p>
-    <w:p>
-      <w:pPr>
-        <w:rPr>
-          <w:sz w:val="20"/>
-          <w:szCs w:val="20"/>
-        </w:rPr>
-      </w:pPr>
-      <w:r>
-        <w:rPr>
-          <w:sz w:val="20"/>
-          <w:szCs w:val="20"/>
-          <w:rtl w:val="0"/>
-        </w:rPr>
-        <w:t xml:space="preserve">│</w:t>
-      </w:r>
-    </w:p>
-    <w:p>
-      <w:pPr>
-        <w:rPr>
-          <w:sz w:val="20"/>
-          <w:szCs w:val="20"/>
-        </w:rPr>
-      </w:pPr>
-      <w:r>
-        <w:rPr>
-          <w:rFonts w:ascii="Arial Unicode MS" w:cs="Arial Unicode MS" w:eastAsia="Arial Unicode MS" w:hAnsi="Arial Unicode MS"/>
-          <w:sz w:val="20"/>
-          <w:szCs w:val="20"/>
-          <w:rtl w:val="0"/>
-        </w:rPr>
-        <w:t xml:space="preserve">├─→ Student closes app</w:t>
-      </w:r>
-    </w:p>
-    <w:p>
-      <w:pPr>
-        <w:rPr>
-          <w:sz w:val="20"/>
-          <w:szCs w:val="20"/>
-        </w:rPr>
-      </w:pPr>
-      <w:r>
-        <w:rPr>
-          <w:sz w:val="20"/>
-          <w:szCs w:val="20"/>
-          <w:rtl w:val="0"/>
-        </w:rPr>
-        <w:t xml:space="preserve">│   Total time: 30-90 seconds</w:t>
-      </w:r>
-    </w:p>
-    <w:p>
-      <w:pPr>
-        <w:rPr>
-          <w:sz w:val="20"/>
-          <w:szCs w:val="20"/>
-        </w:rPr>
-      </w:pPr>
-      <w:r>
-        <w:rPr>
-          <w:sz w:val="20"/>
-          <w:szCs w:val="20"/>
-          <w:rtl w:val="0"/>
-        </w:rPr>
-        <w:t xml:space="preserve">│</w:t>
-      </w:r>
-    </w:p>
-    <w:p>
-      <w:pPr>
-        <w:rPr>
-          <w:sz w:val="20"/>
-          <w:szCs w:val="20"/>
-        </w:rPr>
-      </w:pPr>
-      <w:r>
-        <w:rPr>
-          <w:sz w:val="20"/>
-          <w:szCs w:val="20"/>
-          <w:rtl w:val="0"/>
-        </w:rPr>
-        <w:t xml:space="preserve">│   ... Later that day, student studies Physics for a test ...</w:t>
-      </w:r>
-    </w:p>
-    <w:p>
-      <w:pPr>
-        <w:rPr>
-          <w:sz w:val="20"/>
-          <w:szCs w:val="20"/>
-        </w:rPr>
-      </w:pPr>
-      <w:r>
-        <w:rPr>
-          <w:sz w:val="20"/>
-          <w:szCs w:val="20"/>
-          <w:rtl w:val="0"/>
-        </w:rPr>
-        <w:t xml:space="preserve">│</w:t>
-      </w:r>
-    </w:p>
-    <w:p>
-      <w:pPr>
-        <w:rPr>
-          <w:sz w:val="20"/>
-          <w:szCs w:val="20"/>
-        </w:rPr>
-      </w:pPr>
-      <w:r>
-        <w:rPr>
-          <w:rFonts w:ascii="Arial Unicode MS" w:cs="Arial Unicode MS" w:eastAsia="Arial Unicode MS" w:hAnsi="Arial Unicode MS"/>
-          <w:sz w:val="20"/>
-          <w:szCs w:val="20"/>
-          <w:rtl w:val="0"/>
-        </w:rPr>
-        <w:t xml:space="preserve">├─→ Student opens app again</w:t>
-      </w:r>
-    </w:p>
-    <w:p>
-      <w:pPr>
-        <w:rPr>
-          <w:sz w:val="20"/>
-          <w:szCs w:val="20"/>
-        </w:rPr>
-      </w:pPr>
-      <w:r>
-        <w:rPr>
-          <w:sz w:val="20"/>
-          <w:szCs w:val="20"/>
-          <w:rtl w:val="0"/>
-        </w:rPr>
-        <w:t xml:space="preserve">│   Navigates to Physics (taps subject bar)</w:t>
-      </w:r>
-    </w:p>
-    <w:p>
-      <w:pPr>
-        <w:rPr>
-          <w:sz w:val="20"/>
-          <w:szCs w:val="20"/>
-        </w:rPr>
-      </w:pPr>
-      <w:r>
-        <w:rPr>
-          <w:sz w:val="20"/>
-          <w:szCs w:val="20"/>
-          <w:rtl w:val="0"/>
-        </w:rPr>
-        <w:t xml:space="preserve">│   Sees all Physics topics with status</w:t>
-      </w:r>
-    </w:p>
-    <w:p>
-      <w:pPr>
-        <w:rPr>
-          <w:sz w:val="20"/>
-          <w:szCs w:val="20"/>
-        </w:rPr>
-      </w:pPr>
-      <w:r>
-        <w:rPr>
-          <w:sz w:val="20"/>
-          <w:szCs w:val="20"/>
-          <w:rtl w:val="0"/>
-        </w:rPr>
-        <w:t xml:space="preserve">│   Logs reviews for the Physics topics they just studied</w:t>
-      </w:r>
-    </w:p>
-    <w:p>
-      <w:pPr>
-        <w:rPr>
-          <w:sz w:val="20"/>
-          <w:szCs w:val="20"/>
-        </w:rPr>
-      </w:pPr>
-      <w:r>
-        <w:rPr>
-          <w:sz w:val="20"/>
-          <w:szCs w:val="20"/>
-          <w:rtl w:val="0"/>
-        </w:rPr>
-        <w:t xml:space="preserve">│</w:t>
-      </w:r>
-    </w:p>
-    <w:p>
-      <w:pPr>
-        <w:rPr>
-          <w:sz w:val="20"/>
-          <w:szCs w:val="20"/>
-        </w:rPr>
-      </w:pPr>
-      <w:r>
-        <w:rPr>
-          <w:rFonts w:ascii="Arial Unicode MS" w:cs="Arial Unicode MS" w:eastAsia="Arial Unicode MS" w:hAnsi="Arial Unicode MS"/>
-          <w:sz w:val="20"/>
-          <w:szCs w:val="20"/>
-          <w:rtl w:val="0"/>
-        </w:rPr>
-        <w:t xml:space="preserve">└─→ Done for the day.</w:t>
-      </w:r>
-    </w:p>
-    <w:p>
-      <w:pPr>
-        <w:spacing w:after="240" w:before="240" w:lineRule="auto"/>
-        <w:rPr>
-          <w:sz w:val="20"/>
-          <w:szCs w:val="20"/>
-        </w:rPr>
-      </w:pPr>
-      <w:r>
-        <w:rPr>
-          <w:sz w:val="20"/>
-          <w:szCs w:val="20"/>
-          <w:rtl w:val="0"/>
-        </w:rPr>
-        <w:t xml:space="preserve">Tomorrow: different topics will be prioritised.</w:t>
+          <w:color w:val="2e75b6"/>
+          <w:sz w:val="20"/>
+          <w:szCs w:val="20"/>
+          <w:rtl w:val="0"/>
+        </w:rPr>
+        <w:t xml:space="preserve">→ </w:t>
+      </w:r>
+      <w:r>
+        <w:rPr>
+          <w:i w:val="1"/>
+          <w:iCs w:val="1"/>
+          <w:color w:val="3d3d3d"/>
+          <w:sz w:val="20"/>
+          <w:szCs w:val="20"/>
+          <w:rtl w:val="0"/>
+        </w:rPr>
+        <w:t xml:space="preserve">The one-complete-day flow diagram is reference material in the Specification, §7 ‘Complete User Flows’.</w:t>
       </w:r>
     </w:p>
     <w:p>
@@ -7919,6 +4885,3045 @@
         <w:rPr>
           <w:rtl w:val="0"/>
         </w:rPr>
+      </w:r>
+    </w:p>
+    <w:p>
+      <w:pPr>
+        <w:spacing w:after="160" w:before="240" w:lineRule="auto"/>
+        <w:rPr/>
+      </w:pPr>
+      <w:r>
+        <w:rPr>
+          <w:rtl w:val="0"/>
+        </w:rPr>
+        <w:br w:type="page"/>
+      </w:r>
+      <w:r>
+        <w:rPr>
+          <w:b w:val="1"/>
+          <w:bCs w:val="1"/>
+          <w:color w:val="1f4e79"/>
+          <w:sz w:val="28"/>
+          <w:szCs w:val="28"/>
+          <w:rtl w:val="0"/>
+        </w:rPr>
+        <w:t xml:space="preserve">Architecture Decision Records (ADRs) — 2026 Build Iteration</w:t>
+      </w:r>
+    </w:p>
+    <w:p>
+      <w:pPr>
+        <w:spacing w:after="120" w:before="40" w:lineRule="auto"/>
+        <w:rPr/>
+      </w:pPr>
+      <w:r>
+        <w:rPr>
+          <w:i w:val="1"/>
+          <w:iCs w:val="1"/>
+          <w:sz w:val="20"/>
+          <w:szCs w:val="20"/>
+          <w:rtl w:val="0"/>
+        </w:rPr>
+        <w:t xml:space="preserve">Added 14 June 2026 at the HITL quality gate, when this specification was reconciled with the implemented codebase. Each record is dated and has a status. A decision marked </w:t>
+      </w:r>
+      <w:r>
+        <w:rPr>
+          <w:b w:val="1"/>
+          <w:bCs w:val="1"/>
+          <w:i w:val="1"/>
+          <w:iCs w:val="1"/>
+          <w:sz w:val="20"/>
+          <w:szCs w:val="20"/>
+          <w:rtl w:val="0"/>
+        </w:rPr>
+        <w:t xml:space="preserve">supersedes</w:t>
+      </w:r>
+      <w:r>
+        <w:rPr>
+          <w:i w:val="1"/>
+          <w:iCs w:val="1"/>
+          <w:sz w:val="20"/>
+          <w:szCs w:val="20"/>
+          <w:rtl w:val="0"/>
+        </w:rPr>
+        <w:t xml:space="preserve"> overrides the earlier text where noted; the original wording is preserved for history. This document (Project-Choices-Overview) is the home of the </w:t>
+      </w:r>
+      <w:r>
+        <w:rPr>
+          <w:b w:val="1"/>
+          <w:bCs w:val="1"/>
+          <w:i w:val="1"/>
+          <w:iCs w:val="1"/>
+          <w:sz w:val="20"/>
+          <w:szCs w:val="20"/>
+          <w:rtl w:val="0"/>
+        </w:rPr>
+        <w:t xml:space="preserve">why</w:t>
+      </w:r>
+      <w:r>
+        <w:rPr>
+          <w:i w:val="1"/>
+          <w:iCs w:val="1"/>
+          <w:sz w:val="20"/>
+          <w:szCs w:val="20"/>
+          <w:rtl w:val="0"/>
+        </w:rPr>
+        <w:t xml:space="preserve">; the Specification remains the home of the </w:t>
+      </w:r>
+      <w:r>
+        <w:rPr>
+          <w:b w:val="1"/>
+          <w:bCs w:val="1"/>
+          <w:i w:val="1"/>
+          <w:iCs w:val="1"/>
+          <w:sz w:val="20"/>
+          <w:szCs w:val="20"/>
+          <w:rtl w:val="0"/>
+        </w:rPr>
+        <w:t xml:space="preserve">what and how</w:t>
+      </w:r>
+      <w:r>
+        <w:rPr>
+          <w:i w:val="1"/>
+          <w:iCs w:val="1"/>
+          <w:sz w:val="20"/>
+          <w:szCs w:val="20"/>
+          <w:rtl w:val="0"/>
+        </w:rPr>
+        <w:t xml:space="preserve">.</w:t>
+      </w:r>
+    </w:p>
+    <w:p>
+      <w:pPr>
+        <w:spacing w:after="100" w:before="220" w:lineRule="auto"/>
+        <w:rPr/>
+      </w:pPr>
+      <w:r>
+        <w:rPr>
+          <w:b w:val="1"/>
+          <w:bCs w:val="1"/>
+          <w:color w:val="2e75b6"/>
+          <w:sz w:val="24"/>
+          <w:szCs w:val="24"/>
+          <w:rtl w:val="0"/>
+        </w:rPr>
+        <w:t xml:space="preserve">ADR-000 — Documentation structure: keep two documents, not one</w:t>
+      </w:r>
+    </w:p>
+    <w:p>
+      <w:pPr>
+        <w:spacing w:after="70" w:before="30" w:lineRule="auto"/>
+        <w:rPr/>
+      </w:pPr>
+      <w:r>
+        <w:rPr>
+          <w:b w:val="1"/>
+          <w:bCs w:val="1"/>
+          <w:color w:val="1f4e79"/>
+          <w:sz w:val="20"/>
+          <w:szCs w:val="20"/>
+          <w:rtl w:val="0"/>
+        </w:rPr>
+        <w:t xml:space="preserve">Status:  </w:t>
+      </w:r>
+      <w:r>
+        <w:rPr>
+          <w:sz w:val="20"/>
+          <w:szCs w:val="20"/>
+          <w:rtl w:val="0"/>
+        </w:rPr>
+        <w:t xml:space="preserve">Accepted — 14 June 2026.</w:t>
+      </w:r>
+    </w:p>
+    <w:p>
+      <w:pPr>
+        <w:spacing w:after="70" w:before="30" w:lineRule="auto"/>
+        <w:rPr/>
+      </w:pPr>
+      <w:r>
+        <w:rPr>
+          <w:b w:val="1"/>
+          <w:bCs w:val="1"/>
+          <w:color w:val="1f4e79"/>
+          <w:sz w:val="20"/>
+          <w:szCs w:val="20"/>
+          <w:rtl w:val="0"/>
+        </w:rPr>
+        <w:t xml:space="preserve">Context:  </w:t>
+      </w:r>
+      <w:r>
+        <w:rPr>
+          <w:sz w:val="20"/>
+          <w:szCs w:val="20"/>
+          <w:rtl w:val="0"/>
+        </w:rPr>
+        <w:t xml:space="preserve">The project carries two overlapping docs (this rationale doc + the Specification). A choice was forced: fuse them into one master file, or keep them separate with sharper roles.</w:t>
+      </w:r>
+    </w:p>
+    <w:p>
+      <w:pPr>
+        <w:spacing w:after="70" w:before="30" w:lineRule="auto"/>
+        <w:rPr/>
+      </w:pPr>
+      <w:r>
+        <w:rPr>
+          <w:b w:val="1"/>
+          <w:bCs w:val="1"/>
+          <w:color w:val="1f4e79"/>
+          <w:sz w:val="20"/>
+          <w:szCs w:val="20"/>
+          <w:rtl w:val="0"/>
+        </w:rPr>
+        <w:t xml:space="preserve">Decision:  </w:t>
+      </w:r>
+      <w:r>
+        <w:rPr>
+          <w:sz w:val="20"/>
+          <w:szCs w:val="20"/>
+          <w:rtl w:val="0"/>
+        </w:rPr>
+        <w:t xml:space="preserve">Keep them separate. The Specification owns the reference (what/how); this document owns the rationale and the ADR log (why). They are cross-linked and de-duplicated rather than merged.</w:t>
+      </w:r>
+    </w:p>
+    <w:p>
+      <w:pPr>
+        <w:spacing w:after="60" w:before="40" w:lineRule="auto"/>
+        <w:rPr/>
+      </w:pPr>
+      <w:r>
+        <w:rPr>
+          <w:b w:val="1"/>
+          <w:bCs w:val="1"/>
+          <w:sz w:val="20"/>
+          <w:szCs w:val="20"/>
+          <w:rtl w:val="0"/>
+        </w:rPr>
+        <w:t xml:space="preserve">5W1H — why separate beats combine:</w:t>
+      </w:r>
+    </w:p>
+    <w:tbl>
+      <w:tblPr>
+        <w:tblW w:w="10800" w:type="dxa"/>
+        <w:jc w:val="left"/>
+        <w:tblBorders>
+          <w:top w:color="bfbfbf" w:space="0" w:sz="4" w:val="single"/>
+          <w:left w:color="bfbfbf" w:space="0" w:sz="4" w:val="single"/>
+          <w:bottom w:color="bfbfbf" w:space="0" w:sz="4" w:val="single"/>
+          <w:right w:color="bfbfbf" w:space="0" w:sz="4" w:val="single"/>
+          <w:insideH w:color="bfbfbf" w:space="0" w:sz="4" w:val="single"/>
+          <w:insideV w:color="bfbfbf" w:space="0" w:sz="4" w:val="single"/>
+        </w:tblBorders>
+        <w:tblLayout w:type="fixed"/>
+        <w:tblLook w:val="0000"/>
+      </w:tblPr>
+      <w:tblGrid>
+        <w:gridCol w:w="1500"/>
+        <w:gridCol w:w="4650"/>
+        <w:gridCol w:w="4650"/>
+      </w:tblGrid>
+      <w:tr>
+        <w:trPr>
+          <w:cantSplit w:val="0"/>
+          <w:tblHeader w:val="1"/>
+        </w:trPr>
+        <w:tc>
+          <w:tcPr>
+            <w:tcW w:w="1500" w:type="dxa"/>
+            <w:tcBorders>
+              <w:top w:color="bfbfbf" w:space="0" w:sz="4" w:val="single"/>
+              <w:left w:color="bfbfbf" w:space="0" w:sz="4" w:val="single"/>
+              <w:bottom w:color="bfbfbf" w:space="0" w:sz="4" w:val="single"/>
+              <w:right w:color="bfbfbf" w:space="0" w:sz="4" w:val="single"/>
+            </w:tcBorders>
+            <w:shd w:fill="fff2cc" w:val="clear"/>
+            <w:tcMar>
+              <w:top w:w="60" w:type="dxa"/>
+              <w:left w:w="120" w:type="dxa"/>
+              <w:bottom w:w="60" w:type="dxa"/>
+              <w:right w:w="120" w:type="dxa"/>
+            </w:tcMar>
+          </w:tcPr>
+          <w:p>
+            <w:pPr>
+              <w:spacing w:after="20" w:before="20" w:lineRule="auto"/>
+              <w:rPr/>
+            </w:pPr>
+            <w:r>
+              <w:rPr>
+                <w:rFonts w:ascii="Arial" w:cs="Arial" w:eastAsia="Arial" w:hAnsi="Arial"/>
+                <w:b w:val="1"/>
+                <w:bCs w:val="1"/>
+                <w:sz w:val="20"/>
+                <w:szCs w:val="20"/>
+                <w:rtl w:val="0"/>
+              </w:rPr>
+              <w:t xml:space="preserve">Lens</w:t>
+            </w:r>
+          </w:p>
+        </w:tc>
+        <w:tc>
+          <w:tcPr>
+            <w:tcW w:w="4650" w:type="dxa"/>
+            <w:tcBorders>
+              <w:top w:color="bfbfbf" w:space="0" w:sz="4" w:val="single"/>
+              <w:left w:color="bfbfbf" w:space="0" w:sz="4" w:val="single"/>
+              <w:bottom w:color="bfbfbf" w:space="0" w:sz="4" w:val="single"/>
+              <w:right w:color="bfbfbf" w:space="0" w:sz="4" w:val="single"/>
+            </w:tcBorders>
+            <w:shd w:fill="fff2cc" w:val="clear"/>
+            <w:tcMar>
+              <w:top w:w="60" w:type="dxa"/>
+              <w:left w:w="120" w:type="dxa"/>
+              <w:bottom w:w="60" w:type="dxa"/>
+              <w:right w:w="120" w:type="dxa"/>
+            </w:tcMar>
+          </w:tcPr>
+          <w:p>
+            <w:pPr>
+              <w:spacing w:after="20" w:before="20" w:lineRule="auto"/>
+              <w:rPr/>
+            </w:pPr>
+            <w:r>
+              <w:rPr>
+                <w:rFonts w:ascii="Arial" w:cs="Arial" w:eastAsia="Arial" w:hAnsi="Arial"/>
+                <w:b w:val="1"/>
+                <w:bCs w:val="1"/>
+                <w:sz w:val="20"/>
+                <w:szCs w:val="20"/>
+                <w:rtl w:val="0"/>
+              </w:rPr>
+              <w:t xml:space="preserve">Combine into one</w:t>
+            </w:r>
+          </w:p>
+        </w:tc>
+        <w:tc>
+          <w:tcPr>
+            <w:tcW w:w="4650" w:type="dxa"/>
+            <w:tcBorders>
+              <w:top w:color="bfbfbf" w:space="0" w:sz="4" w:val="single"/>
+              <w:left w:color="bfbfbf" w:space="0" w:sz="4" w:val="single"/>
+              <w:bottom w:color="bfbfbf" w:space="0" w:sz="4" w:val="single"/>
+              <w:right w:color="bfbfbf" w:space="0" w:sz="4" w:val="single"/>
+            </w:tcBorders>
+            <w:shd w:fill="fff2cc" w:val="clear"/>
+            <w:tcMar>
+              <w:top w:w="60" w:type="dxa"/>
+              <w:left w:w="120" w:type="dxa"/>
+              <w:bottom w:w="60" w:type="dxa"/>
+              <w:right w:w="120" w:type="dxa"/>
+            </w:tcMar>
+          </w:tcPr>
+          <w:p>
+            <w:pPr>
+              <w:spacing w:after="20" w:before="20" w:lineRule="auto"/>
+              <w:rPr/>
+            </w:pPr>
+            <w:r>
+              <w:rPr>
+                <w:rFonts w:ascii="Arial" w:cs="Arial" w:eastAsia="Arial" w:hAnsi="Arial"/>
+                <w:b w:val="1"/>
+                <w:bCs w:val="1"/>
+                <w:sz w:val="20"/>
+                <w:szCs w:val="20"/>
+                <w:rtl w:val="0"/>
+              </w:rPr>
+              <w:t xml:space="preserve">Keep separate (chosen)</w:t>
+            </w:r>
+          </w:p>
+        </w:tc>
+      </w:tr>
+      <w:tr>
+        <w:trPr>
+          <w:cantSplit w:val="0"/>
+          <w:tblHeader w:val="0"/>
+        </w:trPr>
+        <w:tc>
+          <w:tcPr>
+            <w:tcW w:w="1500" w:type="dxa"/>
+            <w:tcBorders>
+              <w:top w:color="bfbfbf" w:space="0" w:sz="4" w:val="single"/>
+              <w:left w:color="bfbfbf" w:space="0" w:sz="4" w:val="single"/>
+              <w:bottom w:color="bfbfbf" w:space="0" w:sz="4" w:val="single"/>
+              <w:right w:color="bfbfbf" w:space="0" w:sz="4" w:val="single"/>
+            </w:tcBorders>
+            <w:tcMar>
+              <w:top w:w="60" w:type="dxa"/>
+              <w:left w:w="120" w:type="dxa"/>
+              <w:bottom w:w="60" w:type="dxa"/>
+              <w:right w:w="120" w:type="dxa"/>
+            </w:tcMar>
+          </w:tcPr>
+          <w:p>
+            <w:pPr>
+              <w:spacing w:after="20" w:before="20" w:lineRule="auto"/>
+              <w:rPr/>
+            </w:pPr>
+            <w:r>
+              <w:rPr>
+                <w:rFonts w:ascii="Arial" w:cs="Arial" w:eastAsia="Arial" w:hAnsi="Arial"/>
+                <w:b w:val="1"/>
+                <w:bCs w:val="1"/>
+                <w:sz w:val="20"/>
+                <w:szCs w:val="20"/>
+                <w:rtl w:val="0"/>
+              </w:rPr>
+              <w:t xml:space="preserve">What</w:t>
+            </w:r>
+          </w:p>
+        </w:tc>
+        <w:tc>
+          <w:tcPr>
+            <w:tcW w:w="4650" w:type="dxa"/>
+            <w:tcBorders>
+              <w:top w:color="bfbfbf" w:space="0" w:sz="4" w:val="single"/>
+              <w:left w:color="bfbfbf" w:space="0" w:sz="4" w:val="single"/>
+              <w:bottom w:color="bfbfbf" w:space="0" w:sz="4" w:val="single"/>
+              <w:right w:color="bfbfbf" w:space="0" w:sz="4" w:val="single"/>
+            </w:tcBorders>
+            <w:tcMar>
+              <w:top w:w="60" w:type="dxa"/>
+              <w:left w:w="120" w:type="dxa"/>
+              <w:bottom w:w="60" w:type="dxa"/>
+              <w:right w:w="120" w:type="dxa"/>
+            </w:tcMar>
+          </w:tcPr>
+          <w:p>
+            <w:pPr>
+              <w:spacing w:after="20" w:before="20" w:lineRule="auto"/>
+              <w:rPr/>
+            </w:pPr>
+            <w:r>
+              <w:rPr>
+                <w:rFonts w:ascii="Arial" w:cs="Arial" w:eastAsia="Arial" w:hAnsi="Arial"/>
+                <w:sz w:val="20"/>
+                <w:szCs w:val="20"/>
+                <w:rtl w:val="0"/>
+              </w:rPr>
+              <w:t xml:space="preserve">One ~1,350-line master file holding spec + rationale + ADRs.</w:t>
+            </w:r>
+          </w:p>
+        </w:tc>
+        <w:tc>
+          <w:tcPr>
+            <w:tcW w:w="4650" w:type="dxa"/>
+            <w:tcBorders>
+              <w:top w:color="bfbfbf" w:space="0" w:sz="4" w:val="single"/>
+              <w:left w:color="bfbfbf" w:space="0" w:sz="4" w:val="single"/>
+              <w:bottom w:color="bfbfbf" w:space="0" w:sz="4" w:val="single"/>
+              <w:right w:color="bfbfbf" w:space="0" w:sz="4" w:val="single"/>
+            </w:tcBorders>
+            <w:tcMar>
+              <w:top w:w="60" w:type="dxa"/>
+              <w:left w:w="120" w:type="dxa"/>
+              <w:bottom w:w="60" w:type="dxa"/>
+              <w:right w:w="120" w:type="dxa"/>
+            </w:tcMar>
+          </w:tcPr>
+          <w:p>
+            <w:pPr>
+              <w:spacing w:after="20" w:before="20" w:lineRule="auto"/>
+              <w:rPr/>
+            </w:pPr>
+            <w:r>
+              <w:rPr>
+                <w:rFonts w:ascii="Arial" w:cs="Arial" w:eastAsia="Arial" w:hAnsi="Arial"/>
+                <w:sz w:val="20"/>
+                <w:szCs w:val="20"/>
+                <w:rtl w:val="0"/>
+              </w:rPr>
+              <w:t xml:space="preserve">Specification = reference; this doc = rationale + ADR log.</w:t>
+            </w:r>
+          </w:p>
+        </w:tc>
+      </w:tr>
+      <w:tr>
+        <w:trPr>
+          <w:cantSplit w:val="0"/>
+          <w:tblHeader w:val="0"/>
+        </w:trPr>
+        <w:tc>
+          <w:tcPr>
+            <w:tcW w:w="1500" w:type="dxa"/>
+            <w:tcBorders>
+              <w:top w:color="bfbfbf" w:space="0" w:sz="4" w:val="single"/>
+              <w:left w:color="bfbfbf" w:space="0" w:sz="4" w:val="single"/>
+              <w:bottom w:color="bfbfbf" w:space="0" w:sz="4" w:val="single"/>
+              <w:right w:color="bfbfbf" w:space="0" w:sz="4" w:val="single"/>
+            </w:tcBorders>
+            <w:tcMar>
+              <w:top w:w="60" w:type="dxa"/>
+              <w:left w:w="120" w:type="dxa"/>
+              <w:bottom w:w="60" w:type="dxa"/>
+              <w:right w:w="120" w:type="dxa"/>
+            </w:tcMar>
+          </w:tcPr>
+          <w:p>
+            <w:pPr>
+              <w:spacing w:after="20" w:before="20" w:lineRule="auto"/>
+              <w:rPr/>
+            </w:pPr>
+            <w:r>
+              <w:rPr>
+                <w:rFonts w:ascii="Arial" w:cs="Arial" w:eastAsia="Arial" w:hAnsi="Arial"/>
+                <w:b w:val="1"/>
+                <w:bCs w:val="1"/>
+                <w:sz w:val="20"/>
+                <w:szCs w:val="20"/>
+                <w:rtl w:val="0"/>
+              </w:rPr>
+              <w:t xml:space="preserve">Who</w:t>
+            </w:r>
+          </w:p>
+        </w:tc>
+        <w:tc>
+          <w:tcPr>
+            <w:tcW w:w="4650" w:type="dxa"/>
+            <w:tcBorders>
+              <w:top w:color="bfbfbf" w:space="0" w:sz="4" w:val="single"/>
+              <w:left w:color="bfbfbf" w:space="0" w:sz="4" w:val="single"/>
+              <w:bottom w:color="bfbfbf" w:space="0" w:sz="4" w:val="single"/>
+              <w:right w:color="bfbfbf" w:space="0" w:sz="4" w:val="single"/>
+            </w:tcBorders>
+            <w:tcMar>
+              <w:top w:w="60" w:type="dxa"/>
+              <w:left w:w="120" w:type="dxa"/>
+              <w:bottom w:w="60" w:type="dxa"/>
+              <w:right w:w="120" w:type="dxa"/>
+            </w:tcMar>
+          </w:tcPr>
+          <w:p>
+            <w:pPr>
+              <w:spacing w:after="20" w:before="20" w:lineRule="auto"/>
+              <w:rPr/>
+            </w:pPr>
+            <w:r>
+              <w:rPr>
+                <w:rFonts w:ascii="Arial" w:cs="Arial" w:eastAsia="Arial" w:hAnsi="Arial"/>
+                <w:sz w:val="20"/>
+                <w:szCs w:val="20"/>
+                <w:rtl w:val="0"/>
+              </w:rPr>
+              <w:t xml:space="preserve">One reader skimming everything at once.</w:t>
+            </w:r>
+          </w:p>
+        </w:tc>
+        <w:tc>
+          <w:tcPr>
+            <w:tcW w:w="4650" w:type="dxa"/>
+            <w:tcBorders>
+              <w:top w:color="bfbfbf" w:space="0" w:sz="4" w:val="single"/>
+              <w:left w:color="bfbfbf" w:space="0" w:sz="4" w:val="single"/>
+              <w:bottom w:color="bfbfbf" w:space="0" w:sz="4" w:val="single"/>
+              <w:right w:color="bfbfbf" w:space="0" w:sz="4" w:val="single"/>
+            </w:tcBorders>
+            <w:tcMar>
+              <w:top w:w="60" w:type="dxa"/>
+              <w:left w:w="120" w:type="dxa"/>
+              <w:bottom w:w="60" w:type="dxa"/>
+              <w:right w:w="120" w:type="dxa"/>
+            </w:tcMar>
+          </w:tcPr>
+          <w:p>
+            <w:pPr>
+              <w:spacing w:after="20" w:before="20" w:lineRule="auto"/>
+              <w:rPr/>
+            </w:pPr>
+            <w:r>
+              <w:rPr>
+                <w:rFonts w:ascii="Arial" w:cs="Arial" w:eastAsia="Arial" w:hAnsi="Arial"/>
+                <w:sz w:val="20"/>
+                <w:szCs w:val="20"/>
+                <w:rtl w:val="0"/>
+              </w:rPr>
+              <w:t xml:space="preserve">Two audiences: a marker checking technical completeness vs one assessing design thinking.</w:t>
+            </w:r>
+          </w:p>
+        </w:tc>
+      </w:tr>
+      <w:tr>
+        <w:trPr>
+          <w:cantSplit w:val="0"/>
+          <w:tblHeader w:val="0"/>
+        </w:trPr>
+        <w:tc>
+          <w:tcPr>
+            <w:tcW w:w="1500" w:type="dxa"/>
+            <w:tcBorders>
+              <w:top w:color="bfbfbf" w:space="0" w:sz="4" w:val="single"/>
+              <w:left w:color="bfbfbf" w:space="0" w:sz="4" w:val="single"/>
+              <w:bottom w:color="bfbfbf" w:space="0" w:sz="4" w:val="single"/>
+              <w:right w:color="bfbfbf" w:space="0" w:sz="4" w:val="single"/>
+            </w:tcBorders>
+            <w:tcMar>
+              <w:top w:w="60" w:type="dxa"/>
+              <w:left w:w="120" w:type="dxa"/>
+              <w:bottom w:w="60" w:type="dxa"/>
+              <w:right w:w="120" w:type="dxa"/>
+            </w:tcMar>
+          </w:tcPr>
+          <w:p>
+            <w:pPr>
+              <w:spacing w:after="20" w:before="20" w:lineRule="auto"/>
+              <w:rPr/>
+            </w:pPr>
+            <w:r>
+              <w:rPr>
+                <w:rFonts w:ascii="Arial" w:cs="Arial" w:eastAsia="Arial" w:hAnsi="Arial"/>
+                <w:b w:val="1"/>
+                <w:bCs w:val="1"/>
+                <w:sz w:val="20"/>
+                <w:szCs w:val="20"/>
+                <w:rtl w:val="0"/>
+              </w:rPr>
+              <w:t xml:space="preserve">When</w:t>
+            </w:r>
+          </w:p>
+        </w:tc>
+        <w:tc>
+          <w:tcPr>
+            <w:tcW w:w="4650" w:type="dxa"/>
+            <w:tcBorders>
+              <w:top w:color="bfbfbf" w:space="0" w:sz="4" w:val="single"/>
+              <w:left w:color="bfbfbf" w:space="0" w:sz="4" w:val="single"/>
+              <w:bottom w:color="bfbfbf" w:space="0" w:sz="4" w:val="single"/>
+              <w:right w:color="bfbfbf" w:space="0" w:sz="4" w:val="single"/>
+            </w:tcBorders>
+            <w:tcMar>
+              <w:top w:w="60" w:type="dxa"/>
+              <w:left w:w="120" w:type="dxa"/>
+              <w:bottom w:w="60" w:type="dxa"/>
+              <w:right w:w="120" w:type="dxa"/>
+            </w:tcMar>
+          </w:tcPr>
+          <w:p>
+            <w:pPr>
+              <w:spacing w:after="20" w:before="20" w:lineRule="auto"/>
+              <w:rPr/>
+            </w:pPr>
+            <w:r>
+              <w:rPr>
+                <w:rFonts w:ascii="Arial" w:cs="Arial" w:eastAsia="Arial" w:hAnsi="Arial"/>
+                <w:sz w:val="20"/>
+                <w:szCs w:val="20"/>
+                <w:rtl w:val="0"/>
+              </w:rPr>
+              <w:t xml:space="preserve">Both edited together on every change.</w:t>
+            </w:r>
+          </w:p>
+        </w:tc>
+        <w:tc>
+          <w:tcPr>
+            <w:tcW w:w="4650" w:type="dxa"/>
+            <w:tcBorders>
+              <w:top w:color="bfbfbf" w:space="0" w:sz="4" w:val="single"/>
+              <w:left w:color="bfbfbf" w:space="0" w:sz="4" w:val="single"/>
+              <w:bottom w:color="bfbfbf" w:space="0" w:sz="4" w:val="single"/>
+              <w:right w:color="bfbfbf" w:space="0" w:sz="4" w:val="single"/>
+            </w:tcBorders>
+            <w:tcMar>
+              <w:top w:w="60" w:type="dxa"/>
+              <w:left w:w="120" w:type="dxa"/>
+              <w:bottom w:w="60" w:type="dxa"/>
+              <w:right w:w="120" w:type="dxa"/>
+            </w:tcMar>
+          </w:tcPr>
+          <w:p>
+            <w:pPr>
+              <w:spacing w:after="20" w:before="20" w:lineRule="auto"/>
+              <w:rPr/>
+            </w:pPr>
+            <w:r>
+              <w:rPr>
+                <w:rFonts w:ascii="Arial" w:cs="Arial" w:eastAsia="Arial" w:hAnsi="Arial"/>
+                <w:sz w:val="20"/>
+                <w:szCs w:val="20"/>
+                <w:rtl w:val="0"/>
+              </w:rPr>
+              <w:t xml:space="preserve">Spec is stable; the ADR log grows — different change cadences.</w:t>
+            </w:r>
+          </w:p>
+        </w:tc>
+      </w:tr>
+      <w:tr>
+        <w:trPr>
+          <w:cantSplit w:val="0"/>
+          <w:tblHeader w:val="0"/>
+        </w:trPr>
+        <w:tc>
+          <w:tcPr>
+            <w:tcW w:w="1500" w:type="dxa"/>
+            <w:tcBorders>
+              <w:top w:color="bfbfbf" w:space="0" w:sz="4" w:val="single"/>
+              <w:left w:color="bfbfbf" w:space="0" w:sz="4" w:val="single"/>
+              <w:bottom w:color="bfbfbf" w:space="0" w:sz="4" w:val="single"/>
+              <w:right w:color="bfbfbf" w:space="0" w:sz="4" w:val="single"/>
+            </w:tcBorders>
+            <w:tcMar>
+              <w:top w:w="60" w:type="dxa"/>
+              <w:left w:w="120" w:type="dxa"/>
+              <w:bottom w:w="60" w:type="dxa"/>
+              <w:right w:w="120" w:type="dxa"/>
+            </w:tcMar>
+          </w:tcPr>
+          <w:p>
+            <w:pPr>
+              <w:spacing w:after="20" w:before="20" w:lineRule="auto"/>
+              <w:rPr/>
+            </w:pPr>
+            <w:r>
+              <w:rPr>
+                <w:rFonts w:ascii="Arial" w:cs="Arial" w:eastAsia="Arial" w:hAnsi="Arial"/>
+                <w:b w:val="1"/>
+                <w:bCs w:val="1"/>
+                <w:sz w:val="20"/>
+                <w:szCs w:val="20"/>
+                <w:rtl w:val="0"/>
+              </w:rPr>
+              <w:t xml:space="preserve">Where</w:t>
+            </w:r>
+          </w:p>
+        </w:tc>
+        <w:tc>
+          <w:tcPr>
+            <w:tcW w:w="4650" w:type="dxa"/>
+            <w:tcBorders>
+              <w:top w:color="bfbfbf" w:space="0" w:sz="4" w:val="single"/>
+              <w:left w:color="bfbfbf" w:space="0" w:sz="4" w:val="single"/>
+              <w:bottom w:color="bfbfbf" w:space="0" w:sz="4" w:val="single"/>
+              <w:right w:color="bfbfbf" w:space="0" w:sz="4" w:val="single"/>
+            </w:tcBorders>
+            <w:tcMar>
+              <w:top w:w="60" w:type="dxa"/>
+              <w:left w:w="120" w:type="dxa"/>
+              <w:bottom w:w="60" w:type="dxa"/>
+              <w:right w:w="120" w:type="dxa"/>
+            </w:tcMar>
+          </w:tcPr>
+          <w:p>
+            <w:pPr>
+              <w:spacing w:after="20" w:before="20" w:lineRule="auto"/>
+              <w:rPr/>
+            </w:pPr>
+            <w:r>
+              <w:rPr>
+                <w:rFonts w:ascii="Arial" w:cs="Arial" w:eastAsia="Arial" w:hAnsi="Arial"/>
+                <w:sz w:val="20"/>
+                <w:szCs w:val="20"/>
+                <w:rtl w:val="0"/>
+              </w:rPr>
+              <w:t xml:space="preserve">Everything in one file; hard to navigate.</w:t>
+            </w:r>
+          </w:p>
+        </w:tc>
+        <w:tc>
+          <w:tcPr>
+            <w:tcW w:w="4650" w:type="dxa"/>
+            <w:tcBorders>
+              <w:top w:color="bfbfbf" w:space="0" w:sz="4" w:val="single"/>
+              <w:left w:color="bfbfbf" w:space="0" w:sz="4" w:val="single"/>
+              <w:bottom w:color="bfbfbf" w:space="0" w:sz="4" w:val="single"/>
+              <w:right w:color="bfbfbf" w:space="0" w:sz="4" w:val="single"/>
+            </w:tcBorders>
+            <w:tcMar>
+              <w:top w:w="60" w:type="dxa"/>
+              <w:left w:w="120" w:type="dxa"/>
+              <w:bottom w:w="60" w:type="dxa"/>
+              <w:right w:w="120" w:type="dxa"/>
+            </w:tcMar>
+          </w:tcPr>
+          <w:p>
+            <w:pPr>
+              <w:spacing w:after="20" w:before="20" w:lineRule="auto"/>
+              <w:rPr/>
+            </w:pPr>
+            <w:r>
+              <w:rPr>
+                <w:rFonts w:ascii="Arial" w:cs="Arial" w:eastAsia="Arial" w:hAnsi="Arial"/>
+                <w:sz w:val="20"/>
+                <w:szCs w:val="20"/>
+                <w:rtl w:val="0"/>
+              </w:rPr>
+              <w:t xml:space="preserve">Each concern in its own file, joined by a document map.</w:t>
+            </w:r>
+          </w:p>
+        </w:tc>
+      </w:tr>
+      <w:tr>
+        <w:trPr>
+          <w:cantSplit w:val="0"/>
+          <w:tblHeader w:val="0"/>
+        </w:trPr>
+        <w:tc>
+          <w:tcPr>
+            <w:tcW w:w="1500" w:type="dxa"/>
+            <w:tcBorders>
+              <w:top w:color="bfbfbf" w:space="0" w:sz="4" w:val="single"/>
+              <w:left w:color="bfbfbf" w:space="0" w:sz="4" w:val="single"/>
+              <w:bottom w:color="bfbfbf" w:space="0" w:sz="4" w:val="single"/>
+              <w:right w:color="bfbfbf" w:space="0" w:sz="4" w:val="single"/>
+            </w:tcBorders>
+            <w:tcMar>
+              <w:top w:w="60" w:type="dxa"/>
+              <w:left w:w="120" w:type="dxa"/>
+              <w:bottom w:w="60" w:type="dxa"/>
+              <w:right w:w="120" w:type="dxa"/>
+            </w:tcMar>
+          </w:tcPr>
+          <w:p>
+            <w:pPr>
+              <w:spacing w:after="20" w:before="20" w:lineRule="auto"/>
+              <w:rPr/>
+            </w:pPr>
+            <w:r>
+              <w:rPr>
+                <w:rFonts w:ascii="Arial" w:cs="Arial" w:eastAsia="Arial" w:hAnsi="Arial"/>
+                <w:b w:val="1"/>
+                <w:bCs w:val="1"/>
+                <w:sz w:val="20"/>
+                <w:szCs w:val="20"/>
+                <w:rtl w:val="0"/>
+              </w:rPr>
+              <w:t xml:space="preserve">How</w:t>
+            </w:r>
+          </w:p>
+        </w:tc>
+        <w:tc>
+          <w:tcPr>
+            <w:tcW w:w="4650" w:type="dxa"/>
+            <w:tcBorders>
+              <w:top w:color="bfbfbf" w:space="0" w:sz="4" w:val="single"/>
+              <w:left w:color="bfbfbf" w:space="0" w:sz="4" w:val="single"/>
+              <w:bottom w:color="bfbfbf" w:space="0" w:sz="4" w:val="single"/>
+              <w:right w:color="bfbfbf" w:space="0" w:sz="4" w:val="single"/>
+            </w:tcBorders>
+            <w:tcMar>
+              <w:top w:w="60" w:type="dxa"/>
+              <w:left w:w="120" w:type="dxa"/>
+              <w:bottom w:w="60" w:type="dxa"/>
+              <w:right w:w="120" w:type="dxa"/>
+            </w:tcMar>
+          </w:tcPr>
+          <w:p>
+            <w:pPr>
+              <w:spacing w:after="20" w:before="20" w:lineRule="auto"/>
+              <w:rPr/>
+            </w:pPr>
+            <w:r>
+              <w:rPr>
+                <w:rFonts w:ascii="Arial" w:cs="Arial" w:eastAsia="Arial" w:hAnsi="Arial"/>
+                <w:sz w:val="20"/>
+                <w:szCs w:val="20"/>
+                <w:rtl w:val="0"/>
+              </w:rPr>
+              <w:t xml:space="preserve">Merge, then constantly de-conflict duplicated flows.</w:t>
+            </w:r>
+          </w:p>
+        </w:tc>
+        <w:tc>
+          <w:tcPr>
+            <w:tcW w:w="4650" w:type="dxa"/>
+            <w:tcBorders>
+              <w:top w:color="bfbfbf" w:space="0" w:sz="4" w:val="single"/>
+              <w:left w:color="bfbfbf" w:space="0" w:sz="4" w:val="single"/>
+              <w:bottom w:color="bfbfbf" w:space="0" w:sz="4" w:val="single"/>
+              <w:right w:color="bfbfbf" w:space="0" w:sz="4" w:val="single"/>
+            </w:tcBorders>
+            <w:tcMar>
+              <w:top w:w="60" w:type="dxa"/>
+              <w:left w:w="120" w:type="dxa"/>
+              <w:bottom w:w="60" w:type="dxa"/>
+              <w:right w:w="120" w:type="dxa"/>
+            </w:tcMar>
+          </w:tcPr>
+          <w:p>
+            <w:pPr>
+              <w:spacing w:after="20" w:before="20" w:lineRule="auto"/>
+              <w:rPr/>
+            </w:pPr>
+            <w:r>
+              <w:rPr>
+                <w:rFonts w:ascii="Arial" w:cs="Arial" w:eastAsia="Arial" w:hAnsi="Arial"/>
+                <w:sz w:val="20"/>
+                <w:szCs w:val="20"/>
+                <w:rtl w:val="0"/>
+              </w:rPr>
+              <w:t xml:space="preserve">De-duplicate: spec owns flows/schema, this doc owns rationale.</w:t>
+            </w:r>
+          </w:p>
+        </w:tc>
+      </w:tr>
+      <w:tr>
+        <w:trPr>
+          <w:cantSplit w:val="0"/>
+          <w:tblHeader w:val="0"/>
+        </w:trPr>
+        <w:tc>
+          <w:tcPr>
+            <w:tcW w:w="1500" w:type="dxa"/>
+            <w:tcBorders>
+              <w:top w:color="bfbfbf" w:space="0" w:sz="4" w:val="single"/>
+              <w:left w:color="bfbfbf" w:space="0" w:sz="4" w:val="single"/>
+              <w:bottom w:color="bfbfbf" w:space="0" w:sz="4" w:val="single"/>
+              <w:right w:color="bfbfbf" w:space="0" w:sz="4" w:val="single"/>
+            </w:tcBorders>
+            <w:tcMar>
+              <w:top w:w="60" w:type="dxa"/>
+              <w:left w:w="120" w:type="dxa"/>
+              <w:bottom w:w="60" w:type="dxa"/>
+              <w:right w:w="120" w:type="dxa"/>
+            </w:tcMar>
+          </w:tcPr>
+          <w:p>
+            <w:pPr>
+              <w:spacing w:after="20" w:before="20" w:lineRule="auto"/>
+              <w:rPr/>
+            </w:pPr>
+            <w:r>
+              <w:rPr>
+                <w:rFonts w:ascii="Arial" w:cs="Arial" w:eastAsia="Arial" w:hAnsi="Arial"/>
+                <w:b w:val="1"/>
+                <w:bCs w:val="1"/>
+                <w:sz w:val="20"/>
+                <w:szCs w:val="20"/>
+                <w:rtl w:val="0"/>
+              </w:rPr>
+              <w:t xml:space="preserve">Why</w:t>
+            </w:r>
+          </w:p>
+        </w:tc>
+        <w:tc>
+          <w:tcPr>
+            <w:tcW w:w="4650" w:type="dxa"/>
+            <w:tcBorders>
+              <w:top w:color="bfbfbf" w:space="0" w:sz="4" w:val="single"/>
+              <w:left w:color="bfbfbf" w:space="0" w:sz="4" w:val="single"/>
+              <w:bottom w:color="bfbfbf" w:space="0" w:sz="4" w:val="single"/>
+              <w:right w:color="bfbfbf" w:space="0" w:sz="4" w:val="single"/>
+            </w:tcBorders>
+            <w:tcMar>
+              <w:top w:w="60" w:type="dxa"/>
+              <w:left w:w="120" w:type="dxa"/>
+              <w:bottom w:w="60" w:type="dxa"/>
+              <w:right w:w="120" w:type="dxa"/>
+            </w:tcMar>
+          </w:tcPr>
+          <w:p>
+            <w:pPr>
+              <w:spacing w:after="20" w:before="20" w:lineRule="auto"/>
+              <w:rPr/>
+            </w:pPr>
+            <w:r>
+              <w:rPr>
+                <w:rFonts w:ascii="Arial" w:cs="Arial" w:eastAsia="Arial" w:hAnsi="Arial"/>
+                <w:sz w:val="20"/>
+                <w:szCs w:val="20"/>
+                <w:rtl w:val="0"/>
+              </w:rPr>
+              <w:t xml:space="preserve">Single source of truth, no drift.</w:t>
+            </w:r>
+          </w:p>
+        </w:tc>
+        <w:tc>
+          <w:tcPr>
+            <w:tcW w:w="4650" w:type="dxa"/>
+            <w:tcBorders>
+              <w:top w:color="bfbfbf" w:space="0" w:sz="4" w:val="single"/>
+              <w:left w:color="bfbfbf" w:space="0" w:sz="4" w:val="single"/>
+              <w:bottom w:color="bfbfbf" w:space="0" w:sz="4" w:val="single"/>
+              <w:right w:color="bfbfbf" w:space="0" w:sz="4" w:val="single"/>
+            </w:tcBorders>
+            <w:tcMar>
+              <w:top w:w="60" w:type="dxa"/>
+              <w:left w:w="120" w:type="dxa"/>
+              <w:bottom w:w="60" w:type="dxa"/>
+              <w:right w:w="120" w:type="dxa"/>
+            </w:tcMar>
+          </w:tcPr>
+          <w:p>
+            <w:pPr>
+              <w:spacing w:after="20" w:before="20" w:lineRule="auto"/>
+              <w:rPr/>
+            </w:pPr>
+            <w:r>
+              <w:rPr>
+                <w:rFonts w:ascii="Arial" w:cs="Arial" w:eastAsia="Arial" w:hAnsi="Arial"/>
+                <w:sz w:val="20"/>
+                <w:szCs w:val="20"/>
+                <w:rtl w:val="0"/>
+              </w:rPr>
+              <w:t xml:space="preserve">NCEA rewards rationale as distinct evidence; ADRs are an append-only log.</w:t>
+            </w:r>
+          </w:p>
+        </w:tc>
+      </w:tr>
+      <w:tr>
+        <w:trPr>
+          <w:cantSplit w:val="0"/>
+          <w:tblHeader w:val="0"/>
+        </w:trPr>
+        <w:tc>
+          <w:tcPr>
+            <w:tcW w:w="1500" w:type="dxa"/>
+            <w:tcBorders>
+              <w:top w:color="bfbfbf" w:space="0" w:sz="4" w:val="single"/>
+              <w:left w:color="bfbfbf" w:space="0" w:sz="4" w:val="single"/>
+              <w:bottom w:color="bfbfbf" w:space="0" w:sz="4" w:val="single"/>
+              <w:right w:color="bfbfbf" w:space="0" w:sz="4" w:val="single"/>
+            </w:tcBorders>
+            <w:tcMar>
+              <w:top w:w="60" w:type="dxa"/>
+              <w:left w:w="120" w:type="dxa"/>
+              <w:bottom w:w="60" w:type="dxa"/>
+              <w:right w:w="120" w:type="dxa"/>
+            </w:tcMar>
+          </w:tcPr>
+          <w:p>
+            <w:pPr>
+              <w:spacing w:after="20" w:before="20" w:lineRule="auto"/>
+              <w:rPr/>
+            </w:pPr>
+            <w:r>
+              <w:rPr>
+                <w:rFonts w:ascii="Arial" w:cs="Arial" w:eastAsia="Arial" w:hAnsi="Arial"/>
+                <w:b w:val="1"/>
+                <w:bCs w:val="1"/>
+                <w:sz w:val="20"/>
+                <w:szCs w:val="20"/>
+                <w:rtl w:val="0"/>
+              </w:rPr>
+              <w:t xml:space="preserve">Values</w:t>
+            </w:r>
+          </w:p>
+        </w:tc>
+        <w:tc>
+          <w:tcPr>
+            <w:tcW w:w="4650" w:type="dxa"/>
+            <w:tcBorders>
+              <w:top w:color="bfbfbf" w:space="0" w:sz="4" w:val="single"/>
+              <w:left w:color="bfbfbf" w:space="0" w:sz="4" w:val="single"/>
+              <w:bottom w:color="bfbfbf" w:space="0" w:sz="4" w:val="single"/>
+              <w:right w:color="bfbfbf" w:space="0" w:sz="4" w:val="single"/>
+            </w:tcBorders>
+            <w:tcMar>
+              <w:top w:w="60" w:type="dxa"/>
+              <w:left w:w="120" w:type="dxa"/>
+              <w:bottom w:w="60" w:type="dxa"/>
+              <w:right w:w="120" w:type="dxa"/>
+            </w:tcMar>
+          </w:tcPr>
+          <w:p>
+            <w:pPr>
+              <w:spacing w:after="20" w:before="20" w:lineRule="auto"/>
+              <w:rPr/>
+            </w:pPr>
+            <w:r>
+              <w:rPr>
+                <w:rFonts w:ascii="Arial" w:cs="Arial" w:eastAsia="Arial" w:hAnsi="Arial"/>
+                <w:sz w:val="20"/>
+                <w:szCs w:val="20"/>
+                <w:rtl w:val="0"/>
+              </w:rPr>
+              <w:t xml:space="preserve">Convenience.</w:t>
+            </w:r>
+          </w:p>
+        </w:tc>
+        <w:tc>
+          <w:tcPr>
+            <w:tcW w:w="4650" w:type="dxa"/>
+            <w:tcBorders>
+              <w:top w:color="bfbfbf" w:space="0" w:sz="4" w:val="single"/>
+              <w:left w:color="bfbfbf" w:space="0" w:sz="4" w:val="single"/>
+              <w:bottom w:color="bfbfbf" w:space="0" w:sz="4" w:val="single"/>
+              <w:right w:color="bfbfbf" w:space="0" w:sz="4" w:val="single"/>
+            </w:tcBorders>
+            <w:tcMar>
+              <w:top w:w="60" w:type="dxa"/>
+              <w:left w:w="120" w:type="dxa"/>
+              <w:bottom w:w="60" w:type="dxa"/>
+              <w:right w:w="120" w:type="dxa"/>
+            </w:tcMar>
+          </w:tcPr>
+          <w:p>
+            <w:pPr>
+              <w:spacing w:after="20" w:before="20" w:lineRule="auto"/>
+              <w:rPr/>
+            </w:pPr>
+            <w:r>
+              <w:rPr>
+                <w:rFonts w:ascii="Arial" w:cs="Arial" w:eastAsia="Arial" w:hAnsi="Arial"/>
+                <w:sz w:val="20"/>
+                <w:szCs w:val="20"/>
+                <w:rtl w:val="0"/>
+              </w:rPr>
+              <w:t xml:space="preserve">Separation of concerns; auditability; mirrors the engine-vs-plumbing philosophy.</w:t>
+            </w:r>
+          </w:p>
+        </w:tc>
+      </w:tr>
+      <w:tr>
+        <w:trPr>
+          <w:cantSplit w:val="0"/>
+          <w:tblHeader w:val="0"/>
+        </w:trPr>
+        <w:tc>
+          <w:tcPr>
+            <w:tcW w:w="1500" w:type="dxa"/>
+            <w:tcBorders>
+              <w:top w:color="bfbfbf" w:space="0" w:sz="4" w:val="single"/>
+              <w:left w:color="bfbfbf" w:space="0" w:sz="4" w:val="single"/>
+              <w:bottom w:color="bfbfbf" w:space="0" w:sz="4" w:val="single"/>
+              <w:right w:color="bfbfbf" w:space="0" w:sz="4" w:val="single"/>
+            </w:tcBorders>
+            <w:tcMar>
+              <w:top w:w="60" w:type="dxa"/>
+              <w:left w:w="120" w:type="dxa"/>
+              <w:bottom w:w="60" w:type="dxa"/>
+              <w:right w:w="120" w:type="dxa"/>
+            </w:tcMar>
+          </w:tcPr>
+          <w:p>
+            <w:pPr>
+              <w:spacing w:after="20" w:before="20" w:lineRule="auto"/>
+              <w:rPr/>
+            </w:pPr>
+            <w:r>
+              <w:rPr>
+                <w:rFonts w:ascii="Arial" w:cs="Arial" w:eastAsia="Arial" w:hAnsi="Arial"/>
+                <w:b w:val="1"/>
+                <w:bCs w:val="1"/>
+                <w:sz w:val="20"/>
+                <w:szCs w:val="20"/>
+                <w:rtl w:val="0"/>
+              </w:rPr>
+              <w:t xml:space="preserve">What if</w:t>
+            </w:r>
+          </w:p>
+        </w:tc>
+        <w:tc>
+          <w:tcPr>
+            <w:tcW w:w="4650" w:type="dxa"/>
+            <w:tcBorders>
+              <w:top w:color="bfbfbf" w:space="0" w:sz="4" w:val="single"/>
+              <w:left w:color="bfbfbf" w:space="0" w:sz="4" w:val="single"/>
+              <w:bottom w:color="bfbfbf" w:space="0" w:sz="4" w:val="single"/>
+              <w:right w:color="bfbfbf" w:space="0" w:sz="4" w:val="single"/>
+            </w:tcBorders>
+            <w:tcMar>
+              <w:top w:w="60" w:type="dxa"/>
+              <w:left w:w="120" w:type="dxa"/>
+              <w:bottom w:w="60" w:type="dxa"/>
+              <w:right w:w="120" w:type="dxa"/>
+            </w:tcMar>
+          </w:tcPr>
+          <w:p>
+            <w:pPr>
+              <w:spacing w:after="20" w:before="20" w:lineRule="auto"/>
+              <w:rPr/>
+            </w:pPr>
+            <w:r>
+              <w:rPr>
+                <w:rFonts w:ascii="Arial" w:cs="Arial" w:eastAsia="Arial" w:hAnsi="Arial"/>
+                <w:sz w:val="20"/>
+                <w:szCs w:val="20"/>
+                <w:rtl w:val="0"/>
+              </w:rPr>
+              <w:t xml:space="preserve">It grows into an unread monolith.</w:t>
+            </w:r>
+          </w:p>
+        </w:tc>
+        <w:tc>
+          <w:tcPr>
+            <w:tcW w:w="4650" w:type="dxa"/>
+            <w:tcBorders>
+              <w:top w:color="bfbfbf" w:space="0" w:sz="4" w:val="single"/>
+              <w:left w:color="bfbfbf" w:space="0" w:sz="4" w:val="single"/>
+              <w:bottom w:color="bfbfbf" w:space="0" w:sz="4" w:val="single"/>
+              <w:right w:color="bfbfbf" w:space="0" w:sz="4" w:val="single"/>
+            </w:tcBorders>
+            <w:tcMar>
+              <w:top w:w="60" w:type="dxa"/>
+              <w:left w:w="120" w:type="dxa"/>
+              <w:bottom w:w="60" w:type="dxa"/>
+              <w:right w:w="120" w:type="dxa"/>
+            </w:tcMar>
+          </w:tcPr>
+          <w:p>
+            <w:pPr>
+              <w:spacing w:after="20" w:before="20" w:lineRule="auto"/>
+              <w:rPr/>
+            </w:pPr>
+            <w:r>
+              <w:rPr>
+                <w:rFonts w:ascii="Arial" w:cs="Arial" w:eastAsia="Arial" w:hAnsi="Arial"/>
+                <w:sz w:val="20"/>
+                <w:szCs w:val="20"/>
+                <w:rtl w:val="0"/>
+              </w:rPr>
+              <w:t xml:space="preserve">Drift is prevented by the document map, cross-links and a single change log.</w:t>
+            </w:r>
+          </w:p>
+        </w:tc>
+      </w:tr>
+    </w:tbl>
+    <w:p>
+      <w:pPr>
+        <w:rPr/>
+      </w:pPr>
+    </w:p>
+    <w:p>
+      <w:pPr>
+        <w:spacing w:after="100" w:before="220" w:lineRule="auto"/>
+        <w:rPr/>
+      </w:pPr>
+      <w:r>
+        <w:rPr>
+          <w:b w:val="1"/>
+          <w:bCs w:val="1"/>
+          <w:color w:val="2e75b6"/>
+          <w:sz w:val="24"/>
+          <w:szCs w:val="24"/>
+          <w:rtl w:val="0"/>
+        </w:rPr>
+        <w:t xml:space="preserve">ADR-001 — Identity: email + password accounts</w:t>
+      </w:r>
+    </w:p>
+    <w:p>
+      <w:pPr>
+        <w:spacing w:after="70" w:before="30" w:lineRule="auto"/>
+        <w:rPr/>
+      </w:pPr>
+      <w:r>
+        <w:rPr>
+          <w:b w:val="1"/>
+          <w:bCs w:val="1"/>
+          <w:color w:val="1f4e79"/>
+          <w:sz w:val="20"/>
+          <w:szCs w:val="20"/>
+          <w:rtl w:val="0"/>
+        </w:rPr>
+        <w:t xml:space="preserve">Status:  </w:t>
+      </w:r>
+      <w:r>
+        <w:rPr>
+          <w:sz w:val="20"/>
+          <w:szCs w:val="20"/>
+          <w:rtl w:val="0"/>
+        </w:rPr>
+        <w:t xml:space="preserve">Accepted — supersedes Specification §3 (Authentication MVP: anonymous UUID) and the students table in §4.</w:t>
+      </w:r>
+    </w:p>
+    <w:p>
+      <w:pPr>
+        <w:spacing w:after="70" w:before="30" w:lineRule="auto"/>
+        <w:rPr/>
+      </w:pPr>
+      <w:r>
+        <w:rPr>
+          <w:b w:val="1"/>
+          <w:bCs w:val="1"/>
+          <w:color w:val="1f4e79"/>
+          <w:sz w:val="20"/>
+          <w:szCs w:val="20"/>
+          <w:rtl w:val="0"/>
+        </w:rPr>
+        <w:t xml:space="preserve">Context:  </w:t>
+      </w:r>
+      <w:r>
+        <w:rPr>
+          <w:sz w:val="20"/>
+          <w:szCs w:val="20"/>
+          <w:rtl w:val="0"/>
+        </w:rPr>
+        <w:t xml:space="preserve">The spec proposed an anonymous localStorage UUID with no accounts. The built front-end and the login mockup already implement email + password. The two are incompatible; one had to win and drive the users table.</w:t>
+      </w:r>
+    </w:p>
+    <w:p>
+      <w:pPr>
+        <w:spacing w:after="70" w:before="30" w:lineRule="auto"/>
+        <w:rPr/>
+      </w:pPr>
+      <w:r>
+        <w:rPr>
+          <w:b w:val="1"/>
+          <w:bCs w:val="1"/>
+          <w:color w:val="1f4e79"/>
+          <w:sz w:val="20"/>
+          <w:szCs w:val="20"/>
+          <w:rtl w:val="0"/>
+        </w:rPr>
+        <w:t xml:space="preserve">Decision:  </w:t>
+      </w:r>
+      <w:r>
+        <w:rPr>
+          <w:sz w:val="20"/>
+          <w:szCs w:val="20"/>
+          <w:rtl w:val="0"/>
+        </w:rPr>
+        <w:t xml:space="preserve">Use email + password accounts. Passwords hashed with werkzeug.security; sessions carried as a JWT (PyJWT) in the Authorization: Bearer header. The students table becomes users (adds name, email UNIQUE, password_hash, year_level, onboarding_done).</w:t>
+      </w:r>
+    </w:p>
+    <w:p>
+      <w:pPr>
+        <w:spacing w:after="40" w:before="40" w:lineRule="auto"/>
+        <w:rPr/>
+      </w:pPr>
+      <w:r>
+        <w:rPr>
+          <w:b w:val="1"/>
+          <w:bCs w:val="1"/>
+          <w:sz w:val="20"/>
+          <w:szCs w:val="20"/>
+          <w:rtl w:val="0"/>
+        </w:rPr>
+        <w:t xml:space="preserve">Consequences:</w:t>
+      </w:r>
+    </w:p>
+    <w:p>
+      <w:pPr>
+        <w:spacing w:after="40" w:before="20" w:lineRule="auto"/>
+        <w:ind w:left="360" w:hanging="180"/>
+        <w:rPr/>
+      </w:pPr>
+      <w:r>
+        <w:rPr>
+          <w:b w:val="1"/>
+          <w:bCs w:val="1"/>
+          <w:sz w:val="20"/>
+          <w:szCs w:val="20"/>
+          <w:rtl w:val="0"/>
+        </w:rPr>
+        <w:t xml:space="preserve">•  </w:t>
+      </w:r>
+      <w:r>
+        <w:rPr>
+          <w:sz w:val="20"/>
+          <w:szCs w:val="20"/>
+          <w:rtl w:val="0"/>
+        </w:rPr>
+        <w:t xml:space="preserve">+ Solves the spec’s #1 known limitation: data is no longer tied to one device’s localStorage (cross-device sync).</w:t>
+      </w:r>
+    </w:p>
+    <w:p>
+      <w:pPr>
+        <w:spacing w:after="40" w:before="20" w:lineRule="auto"/>
+        <w:ind w:left="360" w:hanging="180"/>
+        <w:rPr/>
+      </w:pPr>
+      <w:r>
+        <w:rPr>
+          <w:b w:val="1"/>
+          <w:bCs w:val="1"/>
+          <w:sz w:val="20"/>
+          <w:szCs w:val="20"/>
+          <w:rtl w:val="0"/>
+        </w:rPr>
+        <w:t xml:space="preserve">•  </w:t>
+      </w:r>
+      <w:r>
+        <w:rPr>
+          <w:sz w:val="20"/>
+          <w:szCs w:val="20"/>
+          <w:rtl w:val="0"/>
+        </w:rPr>
+        <w:t xml:space="preserve">+ Matches the mockups; stronger NCEA evidence of capability.</w:t>
+      </w:r>
+    </w:p>
+    <w:p>
+      <w:pPr>
+        <w:spacing w:after="40" w:before="20" w:lineRule="auto"/>
+        <w:ind w:left="360" w:hanging="180"/>
+        <w:rPr/>
+      </w:pPr>
+      <w:r>
+        <w:rPr>
+          <w:b w:val="1"/>
+          <w:bCs w:val="1"/>
+          <w:sz w:val="20"/>
+          <w:szCs w:val="20"/>
+          <w:rtl w:val="0"/>
+        </w:rPr>
+        <w:t xml:space="preserve">•  </w:t>
+      </w:r>
+      <w:r>
+        <w:rPr>
+          <w:sz w:val="20"/>
+          <w:szCs w:val="20"/>
+          <w:rtl w:val="0"/>
+        </w:rPr>
+        <w:t xml:space="preserve">− Introduces PII (email) and a larger security surface: hashing, token signing, and per-user data isolation are now mandatory.</w:t>
+      </w:r>
+    </w:p>
+    <w:p>
+      <w:pPr>
+        <w:spacing w:after="70" w:before="30" w:lineRule="auto"/>
+        <w:rPr/>
+      </w:pPr>
+      <w:r>
+        <w:rPr>
+          <w:b w:val="1"/>
+          <w:bCs w:val="1"/>
+          <w:color w:val="1f4e79"/>
+          <w:sz w:val="20"/>
+          <w:szCs w:val="20"/>
+          <w:rtl w:val="0"/>
+        </w:rPr>
+        <w:t xml:space="preserve">Alternatives rejected:  </w:t>
+      </w:r>
+      <w:r>
+        <w:rPr>
+          <w:sz w:val="20"/>
+          <w:szCs w:val="20"/>
+          <w:rtl w:val="0"/>
+        </w:rPr>
+        <w:t xml:space="preserve">(a) anonymous UUID — no sync, data lost on browser clear; (b) optional account upgrade — most flexible but highest build cost, deferred.</w:t>
+      </w:r>
+    </w:p>
+    <w:p>
+      <w:pPr>
+        <w:spacing w:after="100" w:before="220" w:lineRule="auto"/>
+        <w:rPr/>
+      </w:pPr>
+      <w:r>
+        <w:rPr>
+          <w:b w:val="1"/>
+          <w:bCs w:val="1"/>
+          <w:color w:val="2e75b6"/>
+          <w:sz w:val="24"/>
+          <w:szCs w:val="24"/>
+          <w:rtl w:val="0"/>
+        </w:rPr>
+        <w:t xml:space="preserve">ADR-002 — Front-end: vanilla-JS SPA + JSON API (over Jinja2)</w:t>
+      </w:r>
+    </w:p>
+    <w:p>
+      <w:pPr>
+        <w:spacing w:after="70" w:before="30" w:lineRule="auto"/>
+        <w:rPr/>
+      </w:pPr>
+      <w:r>
+        <w:rPr>
+          <w:b w:val="1"/>
+          <w:bCs w:val="1"/>
+          <w:color w:val="1f4e79"/>
+          <w:sz w:val="20"/>
+          <w:szCs w:val="20"/>
+          <w:rtl w:val="0"/>
+        </w:rPr>
+        <w:t xml:space="preserve">Status:  </w:t>
+      </w:r>
+      <w:r>
+        <w:rPr>
+          <w:sz w:val="20"/>
+          <w:szCs w:val="20"/>
+          <w:rtl w:val="0"/>
+        </w:rPr>
+        <w:t xml:space="preserve">Accepted — supersedes Specification §4 (Jinja2 render_template, templates/ file structure).</w:t>
+      </w:r>
+    </w:p>
+    <w:p>
+      <w:pPr>
+        <w:spacing w:after="70" w:before="30" w:lineRule="auto"/>
+        <w:rPr/>
+      </w:pPr>
+      <w:r>
+        <w:rPr>
+          <w:b w:val="1"/>
+          <w:bCs w:val="1"/>
+          <w:color w:val="1f4e79"/>
+          <w:sz w:val="20"/>
+          <w:szCs w:val="20"/>
+          <w:rtl w:val="0"/>
+        </w:rPr>
+        <w:t xml:space="preserve">Context:  </w:t>
+      </w:r>
+      <w:r>
+        <w:rPr>
+          <w:sz w:val="20"/>
+          <w:szCs w:val="20"/>
+          <w:rtl w:val="0"/>
+        </w:rPr>
+        <w:t xml:space="preserve">The spec specified Jinja2 server-rendered pages; the built script.js is already a hash-routed single-page app calling a JSON API. ADR-001 (Bearer JWT) and ADR-003 (split repo) both presuppose a client that consumes a JSON API — which is an SPA by definition.</w:t>
+      </w:r>
+    </w:p>
+    <w:p>
+      <w:pPr>
+        <w:spacing w:after="70" w:before="30" w:lineRule="auto"/>
+        <w:rPr/>
+      </w:pPr>
+      <w:r>
+        <w:rPr>
+          <w:b w:val="1"/>
+          <w:bCs w:val="1"/>
+          <w:color w:val="1f4e79"/>
+          <w:sz w:val="20"/>
+          <w:szCs w:val="20"/>
+          <w:rtl w:val="0"/>
+        </w:rPr>
+        <w:t xml:space="preserve">Decision:  </w:t>
+      </w:r>
+      <w:r>
+        <w:rPr>
+          <w:sz w:val="20"/>
+          <w:szCs w:val="20"/>
+          <w:rtl w:val="0"/>
+        </w:rPr>
+        <w:t xml:space="preserve">Keep the vanilla-JS SPA. Flask becomes an API-only JSON service. The spec’s no-framework / no-build-tools / custom-CSS philosophy is fully preserved.</w:t>
+      </w:r>
+    </w:p>
+    <w:p>
+      <w:pPr>
+        <w:spacing w:after="60" w:before="40" w:lineRule="auto"/>
+        <w:rPr/>
+      </w:pPr>
+      <w:r>
+        <w:rPr>
+          <w:b w:val="1"/>
+          <w:bCs w:val="1"/>
+          <w:sz w:val="20"/>
+          <w:szCs w:val="20"/>
+          <w:rtl w:val="0"/>
+        </w:rPr>
+        <w:t xml:space="preserve">Evidence — weighted scorecard (SPA 87.4 vs Jinja2 54.2):</w:t>
+      </w:r>
+    </w:p>
+    <w:tbl>
+      <w:tblPr>
+        <w:tblW w:w="10800" w:type="dxa"/>
+        <w:jc w:val="left"/>
+        <w:tblBorders>
+          <w:top w:color="bfbfbf" w:space="0" w:sz="4" w:val="single"/>
+          <w:left w:color="bfbfbf" w:space="0" w:sz="4" w:val="single"/>
+          <w:bottom w:color="bfbfbf" w:space="0" w:sz="4" w:val="single"/>
+          <w:right w:color="bfbfbf" w:space="0" w:sz="4" w:val="single"/>
+          <w:insideH w:color="bfbfbf" w:space="0" w:sz="4" w:val="single"/>
+          <w:insideV w:color="bfbfbf" w:space="0" w:sz="4" w:val="single"/>
+        </w:tblBorders>
+        <w:tblLayout w:type="fixed"/>
+        <w:tblLook w:val="0000"/>
+      </w:tblPr>
+      <w:tblGrid>
+        <w:gridCol w:w="5400"/>
+        <w:gridCol w:w="1400"/>
+        <w:gridCol w:w="2000"/>
+        <w:gridCol w:w="2000"/>
+      </w:tblGrid>
+      <w:tr>
+        <w:trPr>
+          <w:cantSplit w:val="0"/>
+          <w:tblHeader w:val="1"/>
+        </w:trPr>
+        <w:tc>
+          <w:tcPr>
+            <w:tcW w:w="5400" w:type="dxa"/>
+            <w:tcBorders>
+              <w:top w:color="bfbfbf" w:space="0" w:sz="4" w:val="single"/>
+              <w:left w:color="bfbfbf" w:space="0" w:sz="4" w:val="single"/>
+              <w:bottom w:color="bfbfbf" w:space="0" w:sz="4" w:val="single"/>
+              <w:right w:color="bfbfbf" w:space="0" w:sz="4" w:val="single"/>
+            </w:tcBorders>
+            <w:shd w:fill="fff2cc" w:val="clear"/>
+            <w:tcMar>
+              <w:top w:w="60" w:type="dxa"/>
+              <w:left w:w="120" w:type="dxa"/>
+              <w:bottom w:w="60" w:type="dxa"/>
+              <w:right w:w="120" w:type="dxa"/>
+            </w:tcMar>
+          </w:tcPr>
+          <w:p>
+            <w:pPr>
+              <w:spacing w:after="20" w:before="20" w:lineRule="auto"/>
+              <w:rPr/>
+            </w:pPr>
+            <w:r>
+              <w:rPr>
+                <w:rFonts w:ascii="Arial" w:cs="Arial" w:eastAsia="Arial" w:hAnsi="Arial"/>
+                <w:b w:val="1"/>
+                <w:bCs w:val="1"/>
+                <w:sz w:val="20"/>
+                <w:szCs w:val="20"/>
+                <w:rtl w:val="0"/>
+              </w:rPr>
+              <w:t xml:space="preserve">Criterion</w:t>
+            </w:r>
+          </w:p>
+        </w:tc>
+        <w:tc>
+          <w:tcPr>
+            <w:tcW w:w="1400" w:type="dxa"/>
+            <w:tcBorders>
+              <w:top w:color="bfbfbf" w:space="0" w:sz="4" w:val="single"/>
+              <w:left w:color="bfbfbf" w:space="0" w:sz="4" w:val="single"/>
+              <w:bottom w:color="bfbfbf" w:space="0" w:sz="4" w:val="single"/>
+              <w:right w:color="bfbfbf" w:space="0" w:sz="4" w:val="single"/>
+            </w:tcBorders>
+            <w:shd w:fill="fff2cc" w:val="clear"/>
+            <w:tcMar>
+              <w:top w:w="60" w:type="dxa"/>
+              <w:left w:w="120" w:type="dxa"/>
+              <w:bottom w:w="60" w:type="dxa"/>
+              <w:right w:w="120" w:type="dxa"/>
+            </w:tcMar>
+          </w:tcPr>
+          <w:p>
+            <w:pPr>
+              <w:spacing w:after="20" w:before="20" w:lineRule="auto"/>
+              <w:rPr/>
+            </w:pPr>
+            <w:r>
+              <w:rPr>
+                <w:rFonts w:ascii="Arial" w:cs="Arial" w:eastAsia="Arial" w:hAnsi="Arial"/>
+                <w:b w:val="1"/>
+                <w:bCs w:val="1"/>
+                <w:sz w:val="20"/>
+                <w:szCs w:val="20"/>
+                <w:rtl w:val="0"/>
+              </w:rPr>
+              <w:t xml:space="preserve">Weight</w:t>
+            </w:r>
+          </w:p>
+        </w:tc>
+        <w:tc>
+          <w:tcPr>
+            <w:tcW w:w="2000" w:type="dxa"/>
+            <w:tcBorders>
+              <w:top w:color="bfbfbf" w:space="0" w:sz="4" w:val="single"/>
+              <w:left w:color="bfbfbf" w:space="0" w:sz="4" w:val="single"/>
+              <w:bottom w:color="bfbfbf" w:space="0" w:sz="4" w:val="single"/>
+              <w:right w:color="bfbfbf" w:space="0" w:sz="4" w:val="single"/>
+            </w:tcBorders>
+            <w:shd w:fill="fff2cc" w:val="clear"/>
+            <w:tcMar>
+              <w:top w:w="60" w:type="dxa"/>
+              <w:left w:w="120" w:type="dxa"/>
+              <w:bottom w:w="60" w:type="dxa"/>
+              <w:right w:w="120" w:type="dxa"/>
+            </w:tcMar>
+          </w:tcPr>
+          <w:p>
+            <w:pPr>
+              <w:spacing w:after="20" w:before="20" w:lineRule="auto"/>
+              <w:rPr/>
+            </w:pPr>
+            <w:r>
+              <w:rPr>
+                <w:rFonts w:ascii="Arial" w:cs="Arial" w:eastAsia="Arial" w:hAnsi="Arial"/>
+                <w:b w:val="1"/>
+                <w:bCs w:val="1"/>
+                <w:sz w:val="20"/>
+                <w:szCs w:val="20"/>
+                <w:rtl w:val="0"/>
+              </w:rPr>
+              <w:t xml:space="preserve">SPA</w:t>
+            </w:r>
+          </w:p>
+        </w:tc>
+        <w:tc>
+          <w:tcPr>
+            <w:tcW w:w="2000" w:type="dxa"/>
+            <w:tcBorders>
+              <w:top w:color="bfbfbf" w:space="0" w:sz="4" w:val="single"/>
+              <w:left w:color="bfbfbf" w:space="0" w:sz="4" w:val="single"/>
+              <w:bottom w:color="bfbfbf" w:space="0" w:sz="4" w:val="single"/>
+              <w:right w:color="bfbfbf" w:space="0" w:sz="4" w:val="single"/>
+            </w:tcBorders>
+            <w:shd w:fill="fff2cc" w:val="clear"/>
+            <w:tcMar>
+              <w:top w:w="60" w:type="dxa"/>
+              <w:left w:w="120" w:type="dxa"/>
+              <w:bottom w:w="60" w:type="dxa"/>
+              <w:right w:w="120" w:type="dxa"/>
+            </w:tcMar>
+          </w:tcPr>
+          <w:p>
+            <w:pPr>
+              <w:spacing w:after="20" w:before="20" w:lineRule="auto"/>
+              <w:rPr/>
+            </w:pPr>
+            <w:r>
+              <w:rPr>
+                <w:rFonts w:ascii="Arial" w:cs="Arial" w:eastAsia="Arial" w:hAnsi="Arial"/>
+                <w:b w:val="1"/>
+                <w:bCs w:val="1"/>
+                <w:sz w:val="20"/>
+                <w:szCs w:val="20"/>
+                <w:rtl w:val="0"/>
+              </w:rPr>
+              <w:t xml:space="preserve">Jinja2</w:t>
+            </w:r>
+          </w:p>
+        </w:tc>
+      </w:tr>
+      <w:tr>
+        <w:trPr>
+          <w:cantSplit w:val="0"/>
+          <w:tblHeader w:val="0"/>
+        </w:trPr>
+        <w:tc>
+          <w:tcPr>
+            <w:tcW w:w="5400" w:type="dxa"/>
+            <w:tcBorders>
+              <w:top w:color="bfbfbf" w:space="0" w:sz="4" w:val="single"/>
+              <w:left w:color="bfbfbf" w:space="0" w:sz="4" w:val="single"/>
+              <w:bottom w:color="bfbfbf" w:space="0" w:sz="4" w:val="single"/>
+              <w:right w:color="bfbfbf" w:space="0" w:sz="4" w:val="single"/>
+            </w:tcBorders>
+            <w:tcMar>
+              <w:top w:w="60" w:type="dxa"/>
+              <w:left w:w="120" w:type="dxa"/>
+              <w:bottom w:w="60" w:type="dxa"/>
+              <w:right w:w="120" w:type="dxa"/>
+            </w:tcMar>
+          </w:tcPr>
+          <w:p>
+            <w:pPr>
+              <w:spacing w:after="20" w:before="20" w:lineRule="auto"/>
+              <w:rPr/>
+            </w:pPr>
+            <w:r>
+              <w:rPr>
+                <w:rFonts w:ascii="Arial" w:cs="Arial" w:eastAsia="Arial" w:hAnsi="Arial"/>
+                <w:sz w:val="20"/>
+                <w:szCs w:val="20"/>
+                <w:rtl w:val="0"/>
+              </w:rPr>
+              <w:t xml:space="preserve">Coherence with locked split + JWT</w:t>
+            </w:r>
+          </w:p>
+        </w:tc>
+        <w:tc>
+          <w:tcPr>
+            <w:tcW w:w="1400" w:type="dxa"/>
+            <w:tcBorders>
+              <w:top w:color="bfbfbf" w:space="0" w:sz="4" w:val="single"/>
+              <w:left w:color="bfbfbf" w:space="0" w:sz="4" w:val="single"/>
+              <w:bottom w:color="bfbfbf" w:space="0" w:sz="4" w:val="single"/>
+              <w:right w:color="bfbfbf" w:space="0" w:sz="4" w:val="single"/>
+            </w:tcBorders>
+            <w:tcMar>
+              <w:top w:w="60" w:type="dxa"/>
+              <w:left w:w="120" w:type="dxa"/>
+              <w:bottom w:w="60" w:type="dxa"/>
+              <w:right w:w="120" w:type="dxa"/>
+            </w:tcMar>
+          </w:tcPr>
+          <w:p>
+            <w:pPr>
+              <w:spacing w:after="20" w:before="20" w:lineRule="auto"/>
+              <w:rPr/>
+            </w:pPr>
+            <w:r>
+              <w:rPr>
+                <w:rFonts w:ascii="Arial" w:cs="Arial" w:eastAsia="Arial" w:hAnsi="Arial"/>
+                <w:sz w:val="20"/>
+                <w:szCs w:val="20"/>
+                <w:rtl w:val="0"/>
+              </w:rPr>
+              <w:t xml:space="preserve">25</w:t>
+            </w:r>
+          </w:p>
+        </w:tc>
+        <w:tc>
+          <w:tcPr>
+            <w:tcW w:w="2000" w:type="dxa"/>
+            <w:tcBorders>
+              <w:top w:color="bfbfbf" w:space="0" w:sz="4" w:val="single"/>
+              <w:left w:color="bfbfbf" w:space="0" w:sz="4" w:val="single"/>
+              <w:bottom w:color="bfbfbf" w:space="0" w:sz="4" w:val="single"/>
+              <w:right w:color="bfbfbf" w:space="0" w:sz="4" w:val="single"/>
+            </w:tcBorders>
+            <w:tcMar>
+              <w:top w:w="60" w:type="dxa"/>
+              <w:left w:w="120" w:type="dxa"/>
+              <w:bottom w:w="60" w:type="dxa"/>
+              <w:right w:w="120" w:type="dxa"/>
+            </w:tcMar>
+          </w:tcPr>
+          <w:p>
+            <w:pPr>
+              <w:spacing w:after="20" w:before="20" w:lineRule="auto"/>
+              <w:rPr/>
+            </w:pPr>
+            <w:r>
+              <w:rPr>
+                <w:rFonts w:ascii="Arial" w:cs="Arial" w:eastAsia="Arial" w:hAnsi="Arial"/>
+                <w:sz w:val="20"/>
+                <w:szCs w:val="20"/>
+                <w:rtl w:val="0"/>
+              </w:rPr>
+              <w:t xml:space="preserve">10</w:t>
+            </w:r>
+          </w:p>
+        </w:tc>
+        <w:tc>
+          <w:tcPr>
+            <w:tcW w:w="2000" w:type="dxa"/>
+            <w:tcBorders>
+              <w:top w:color="bfbfbf" w:space="0" w:sz="4" w:val="single"/>
+              <w:left w:color="bfbfbf" w:space="0" w:sz="4" w:val="single"/>
+              <w:bottom w:color="bfbfbf" w:space="0" w:sz="4" w:val="single"/>
+              <w:right w:color="bfbfbf" w:space="0" w:sz="4" w:val="single"/>
+            </w:tcBorders>
+            <w:tcMar>
+              <w:top w:w="60" w:type="dxa"/>
+              <w:left w:w="120" w:type="dxa"/>
+              <w:bottom w:w="60" w:type="dxa"/>
+              <w:right w:w="120" w:type="dxa"/>
+            </w:tcMar>
+          </w:tcPr>
+          <w:p>
+            <w:pPr>
+              <w:spacing w:after="20" w:before="20" w:lineRule="auto"/>
+              <w:rPr/>
+            </w:pPr>
+            <w:r>
+              <w:rPr>
+                <w:rFonts w:ascii="Arial" w:cs="Arial" w:eastAsia="Arial" w:hAnsi="Arial"/>
+                <w:sz w:val="20"/>
+                <w:szCs w:val="20"/>
+                <w:rtl w:val="0"/>
+              </w:rPr>
+              <w:t xml:space="preserve">3</w:t>
+            </w:r>
+          </w:p>
+        </w:tc>
+      </w:tr>
+      <w:tr>
+        <w:trPr>
+          <w:cantSplit w:val="0"/>
+          <w:tblHeader w:val="0"/>
+        </w:trPr>
+        <w:tc>
+          <w:tcPr>
+            <w:tcW w:w="5400" w:type="dxa"/>
+            <w:tcBorders>
+              <w:top w:color="bfbfbf" w:space="0" w:sz="4" w:val="single"/>
+              <w:left w:color="bfbfbf" w:space="0" w:sz="4" w:val="single"/>
+              <w:bottom w:color="bfbfbf" w:space="0" w:sz="4" w:val="single"/>
+              <w:right w:color="bfbfbf" w:space="0" w:sz="4" w:val="single"/>
+            </w:tcBorders>
+            <w:tcMar>
+              <w:top w:w="60" w:type="dxa"/>
+              <w:left w:w="120" w:type="dxa"/>
+              <w:bottom w:w="60" w:type="dxa"/>
+              <w:right w:w="120" w:type="dxa"/>
+            </w:tcMar>
+          </w:tcPr>
+          <w:p>
+            <w:pPr>
+              <w:spacing w:after="20" w:before="20" w:lineRule="auto"/>
+              <w:rPr/>
+            </w:pPr>
+            <w:r>
+              <w:rPr>
+                <w:rFonts w:ascii="Arial" w:cs="Arial" w:eastAsia="Arial" w:hAnsi="Arial"/>
+                <w:sz w:val="20"/>
+                <w:szCs w:val="20"/>
+                <w:rtl w:val="0"/>
+              </w:rPr>
+              <w:t xml:space="preserve">Reuse of work already built</w:t>
+            </w:r>
+          </w:p>
+        </w:tc>
+        <w:tc>
+          <w:tcPr>
+            <w:tcW w:w="1400" w:type="dxa"/>
+            <w:tcBorders>
+              <w:top w:color="bfbfbf" w:space="0" w:sz="4" w:val="single"/>
+              <w:left w:color="bfbfbf" w:space="0" w:sz="4" w:val="single"/>
+              <w:bottom w:color="bfbfbf" w:space="0" w:sz="4" w:val="single"/>
+              <w:right w:color="bfbfbf" w:space="0" w:sz="4" w:val="single"/>
+            </w:tcBorders>
+            <w:tcMar>
+              <w:top w:w="60" w:type="dxa"/>
+              <w:left w:w="120" w:type="dxa"/>
+              <w:bottom w:w="60" w:type="dxa"/>
+              <w:right w:w="120" w:type="dxa"/>
+            </w:tcMar>
+          </w:tcPr>
+          <w:p>
+            <w:pPr>
+              <w:spacing w:after="20" w:before="20" w:lineRule="auto"/>
+              <w:rPr/>
+            </w:pPr>
+            <w:r>
+              <w:rPr>
+                <w:rFonts w:ascii="Arial" w:cs="Arial" w:eastAsia="Arial" w:hAnsi="Arial"/>
+                <w:sz w:val="20"/>
+                <w:szCs w:val="20"/>
+                <w:rtl w:val="0"/>
+              </w:rPr>
+              <w:t xml:space="preserve">15</w:t>
+            </w:r>
+          </w:p>
+        </w:tc>
+        <w:tc>
+          <w:tcPr>
+            <w:tcW w:w="2000" w:type="dxa"/>
+            <w:tcBorders>
+              <w:top w:color="bfbfbf" w:space="0" w:sz="4" w:val="single"/>
+              <w:left w:color="bfbfbf" w:space="0" w:sz="4" w:val="single"/>
+              <w:bottom w:color="bfbfbf" w:space="0" w:sz="4" w:val="single"/>
+              <w:right w:color="bfbfbf" w:space="0" w:sz="4" w:val="single"/>
+            </w:tcBorders>
+            <w:tcMar>
+              <w:top w:w="60" w:type="dxa"/>
+              <w:left w:w="120" w:type="dxa"/>
+              <w:bottom w:w="60" w:type="dxa"/>
+              <w:right w:w="120" w:type="dxa"/>
+            </w:tcMar>
+          </w:tcPr>
+          <w:p>
+            <w:pPr>
+              <w:spacing w:after="20" w:before="20" w:lineRule="auto"/>
+              <w:rPr/>
+            </w:pPr>
+            <w:r>
+              <w:rPr>
+                <w:rFonts w:ascii="Arial" w:cs="Arial" w:eastAsia="Arial" w:hAnsi="Arial"/>
+                <w:sz w:val="20"/>
+                <w:szCs w:val="20"/>
+                <w:rtl w:val="0"/>
+              </w:rPr>
+              <w:t xml:space="preserve">10</w:t>
+            </w:r>
+          </w:p>
+        </w:tc>
+        <w:tc>
+          <w:tcPr>
+            <w:tcW w:w="2000" w:type="dxa"/>
+            <w:tcBorders>
+              <w:top w:color="bfbfbf" w:space="0" w:sz="4" w:val="single"/>
+              <w:left w:color="bfbfbf" w:space="0" w:sz="4" w:val="single"/>
+              <w:bottom w:color="bfbfbf" w:space="0" w:sz="4" w:val="single"/>
+              <w:right w:color="bfbfbf" w:space="0" w:sz="4" w:val="single"/>
+            </w:tcBorders>
+            <w:tcMar>
+              <w:top w:w="60" w:type="dxa"/>
+              <w:left w:w="120" w:type="dxa"/>
+              <w:bottom w:w="60" w:type="dxa"/>
+              <w:right w:w="120" w:type="dxa"/>
+            </w:tcMar>
+          </w:tcPr>
+          <w:p>
+            <w:pPr>
+              <w:spacing w:after="20" w:before="20" w:lineRule="auto"/>
+              <w:rPr/>
+            </w:pPr>
+            <w:r>
+              <w:rPr>
+                <w:rFonts w:ascii="Arial" w:cs="Arial" w:eastAsia="Arial" w:hAnsi="Arial"/>
+                <w:sz w:val="20"/>
+                <w:szCs w:val="20"/>
+                <w:rtl w:val="0"/>
+              </w:rPr>
+              <w:t xml:space="preserve">2</w:t>
+            </w:r>
+          </w:p>
+        </w:tc>
+      </w:tr>
+      <w:tr>
+        <w:trPr>
+          <w:cantSplit w:val="0"/>
+          <w:tblHeader w:val="0"/>
+        </w:trPr>
+        <w:tc>
+          <w:tcPr>
+            <w:tcW w:w="5400" w:type="dxa"/>
+            <w:tcBorders>
+              <w:top w:color="bfbfbf" w:space="0" w:sz="4" w:val="single"/>
+              <w:left w:color="bfbfbf" w:space="0" w:sz="4" w:val="single"/>
+              <w:bottom w:color="bfbfbf" w:space="0" w:sz="4" w:val="single"/>
+              <w:right w:color="bfbfbf" w:space="0" w:sz="4" w:val="single"/>
+            </w:tcBorders>
+            <w:tcMar>
+              <w:top w:w="60" w:type="dxa"/>
+              <w:left w:w="120" w:type="dxa"/>
+              <w:bottom w:w="60" w:type="dxa"/>
+              <w:right w:w="120" w:type="dxa"/>
+            </w:tcMar>
+          </w:tcPr>
+          <w:p>
+            <w:pPr>
+              <w:spacing w:after="20" w:before="20" w:lineRule="auto"/>
+              <w:rPr/>
+            </w:pPr>
+            <w:r>
+              <w:rPr>
+                <w:rFonts w:ascii="Arial" w:cs="Arial" w:eastAsia="Arial" w:hAnsi="Arial"/>
+                <w:sz w:val="20"/>
+                <w:szCs w:val="20"/>
+                <w:rtl w:val="0"/>
+              </w:rPr>
+              <w:t xml:space="preserve">Mobile UX, app-like, no reloads</w:t>
+            </w:r>
+          </w:p>
+        </w:tc>
+        <w:tc>
+          <w:tcPr>
+            <w:tcW w:w="1400" w:type="dxa"/>
+            <w:tcBorders>
+              <w:top w:color="bfbfbf" w:space="0" w:sz="4" w:val="single"/>
+              <w:left w:color="bfbfbf" w:space="0" w:sz="4" w:val="single"/>
+              <w:bottom w:color="bfbfbf" w:space="0" w:sz="4" w:val="single"/>
+              <w:right w:color="bfbfbf" w:space="0" w:sz="4" w:val="single"/>
+            </w:tcBorders>
+            <w:tcMar>
+              <w:top w:w="60" w:type="dxa"/>
+              <w:left w:w="120" w:type="dxa"/>
+              <w:bottom w:w="60" w:type="dxa"/>
+              <w:right w:w="120" w:type="dxa"/>
+            </w:tcMar>
+          </w:tcPr>
+          <w:p>
+            <w:pPr>
+              <w:spacing w:after="20" w:before="20" w:lineRule="auto"/>
+              <w:rPr/>
+            </w:pPr>
+            <w:r>
+              <w:rPr>
+                <w:rFonts w:ascii="Arial" w:cs="Arial" w:eastAsia="Arial" w:hAnsi="Arial"/>
+                <w:sz w:val="20"/>
+                <w:szCs w:val="20"/>
+                <w:rtl w:val="0"/>
+              </w:rPr>
+              <w:t xml:space="preserve">15</w:t>
+            </w:r>
+          </w:p>
+        </w:tc>
+        <w:tc>
+          <w:tcPr>
+            <w:tcW w:w="2000" w:type="dxa"/>
+            <w:tcBorders>
+              <w:top w:color="bfbfbf" w:space="0" w:sz="4" w:val="single"/>
+              <w:left w:color="bfbfbf" w:space="0" w:sz="4" w:val="single"/>
+              <w:bottom w:color="bfbfbf" w:space="0" w:sz="4" w:val="single"/>
+              <w:right w:color="bfbfbf" w:space="0" w:sz="4" w:val="single"/>
+            </w:tcBorders>
+            <w:tcMar>
+              <w:top w:w="60" w:type="dxa"/>
+              <w:left w:w="120" w:type="dxa"/>
+              <w:bottom w:w="60" w:type="dxa"/>
+              <w:right w:w="120" w:type="dxa"/>
+            </w:tcMar>
+          </w:tcPr>
+          <w:p>
+            <w:pPr>
+              <w:spacing w:after="20" w:before="20" w:lineRule="auto"/>
+              <w:rPr/>
+            </w:pPr>
+            <w:r>
+              <w:rPr>
+                <w:rFonts w:ascii="Arial" w:cs="Arial" w:eastAsia="Arial" w:hAnsi="Arial"/>
+                <w:sz w:val="20"/>
+                <w:szCs w:val="20"/>
+                <w:rtl w:val="0"/>
+              </w:rPr>
+              <w:t xml:space="preserve">9</w:t>
+            </w:r>
+          </w:p>
+        </w:tc>
+        <w:tc>
+          <w:tcPr>
+            <w:tcW w:w="2000" w:type="dxa"/>
+            <w:tcBorders>
+              <w:top w:color="bfbfbf" w:space="0" w:sz="4" w:val="single"/>
+              <w:left w:color="bfbfbf" w:space="0" w:sz="4" w:val="single"/>
+              <w:bottom w:color="bfbfbf" w:space="0" w:sz="4" w:val="single"/>
+              <w:right w:color="bfbfbf" w:space="0" w:sz="4" w:val="single"/>
+            </w:tcBorders>
+            <w:tcMar>
+              <w:top w:w="60" w:type="dxa"/>
+              <w:left w:w="120" w:type="dxa"/>
+              <w:bottom w:w="60" w:type="dxa"/>
+              <w:right w:w="120" w:type="dxa"/>
+            </w:tcMar>
+          </w:tcPr>
+          <w:p>
+            <w:pPr>
+              <w:spacing w:after="20" w:before="20" w:lineRule="auto"/>
+              <w:rPr/>
+            </w:pPr>
+            <w:r>
+              <w:rPr>
+                <w:rFonts w:ascii="Arial" w:cs="Arial" w:eastAsia="Arial" w:hAnsi="Arial"/>
+                <w:sz w:val="20"/>
+                <w:szCs w:val="20"/>
+                <w:rtl w:val="0"/>
+              </w:rPr>
+              <w:t xml:space="preserve">6</w:t>
+            </w:r>
+          </w:p>
+        </w:tc>
+      </w:tr>
+      <w:tr>
+        <w:trPr>
+          <w:cantSplit w:val="0"/>
+          <w:tblHeader w:val="0"/>
+        </w:trPr>
+        <w:tc>
+          <w:tcPr>
+            <w:tcW w:w="5400" w:type="dxa"/>
+            <w:tcBorders>
+              <w:top w:color="bfbfbf" w:space="0" w:sz="4" w:val="single"/>
+              <w:left w:color="bfbfbf" w:space="0" w:sz="4" w:val="single"/>
+              <w:bottom w:color="bfbfbf" w:space="0" w:sz="4" w:val="single"/>
+              <w:right w:color="bfbfbf" w:space="0" w:sz="4" w:val="single"/>
+            </w:tcBorders>
+            <w:tcMar>
+              <w:top w:w="60" w:type="dxa"/>
+              <w:left w:w="120" w:type="dxa"/>
+              <w:bottom w:w="60" w:type="dxa"/>
+              <w:right w:w="120" w:type="dxa"/>
+            </w:tcMar>
+          </w:tcPr>
+          <w:p>
+            <w:pPr>
+              <w:spacing w:after="20" w:before="20" w:lineRule="auto"/>
+              <w:rPr/>
+            </w:pPr>
+            <w:r>
+              <w:rPr>
+                <w:rFonts w:ascii="Arial" w:cs="Arial" w:eastAsia="Arial" w:hAnsi="Arial"/>
+                <w:sz w:val="20"/>
+                <w:szCs w:val="20"/>
+                <w:rtl w:val="0"/>
+              </w:rPr>
+              <w:t xml:space="preserve">Student learnability / low cognitive load</w:t>
+            </w:r>
+          </w:p>
+        </w:tc>
+        <w:tc>
+          <w:tcPr>
+            <w:tcW w:w="1400" w:type="dxa"/>
+            <w:tcBorders>
+              <w:top w:color="bfbfbf" w:space="0" w:sz="4" w:val="single"/>
+              <w:left w:color="bfbfbf" w:space="0" w:sz="4" w:val="single"/>
+              <w:bottom w:color="bfbfbf" w:space="0" w:sz="4" w:val="single"/>
+              <w:right w:color="bfbfbf" w:space="0" w:sz="4" w:val="single"/>
+            </w:tcBorders>
+            <w:tcMar>
+              <w:top w:w="60" w:type="dxa"/>
+              <w:left w:w="120" w:type="dxa"/>
+              <w:bottom w:w="60" w:type="dxa"/>
+              <w:right w:w="120" w:type="dxa"/>
+            </w:tcMar>
+          </w:tcPr>
+          <w:p>
+            <w:pPr>
+              <w:spacing w:after="20" w:before="20" w:lineRule="auto"/>
+              <w:rPr/>
+            </w:pPr>
+            <w:r>
+              <w:rPr>
+                <w:rFonts w:ascii="Arial" w:cs="Arial" w:eastAsia="Arial" w:hAnsi="Arial"/>
+                <w:sz w:val="20"/>
+                <w:szCs w:val="20"/>
+                <w:rtl w:val="0"/>
+              </w:rPr>
+              <w:t xml:space="preserve">12</w:t>
+            </w:r>
+          </w:p>
+        </w:tc>
+        <w:tc>
+          <w:tcPr>
+            <w:tcW w:w="2000" w:type="dxa"/>
+            <w:tcBorders>
+              <w:top w:color="bfbfbf" w:space="0" w:sz="4" w:val="single"/>
+              <w:left w:color="bfbfbf" w:space="0" w:sz="4" w:val="single"/>
+              <w:bottom w:color="bfbfbf" w:space="0" w:sz="4" w:val="single"/>
+              <w:right w:color="bfbfbf" w:space="0" w:sz="4" w:val="single"/>
+            </w:tcBorders>
+            <w:tcMar>
+              <w:top w:w="60" w:type="dxa"/>
+              <w:left w:w="120" w:type="dxa"/>
+              <w:bottom w:w="60" w:type="dxa"/>
+              <w:right w:w="120" w:type="dxa"/>
+            </w:tcMar>
+          </w:tcPr>
+          <w:p>
+            <w:pPr>
+              <w:spacing w:after="20" w:before="20" w:lineRule="auto"/>
+              <w:rPr/>
+            </w:pPr>
+            <w:r>
+              <w:rPr>
+                <w:rFonts w:ascii="Arial" w:cs="Arial" w:eastAsia="Arial" w:hAnsi="Arial"/>
+                <w:sz w:val="20"/>
+                <w:szCs w:val="20"/>
+                <w:rtl w:val="0"/>
+              </w:rPr>
+              <w:t xml:space="preserve">7</w:t>
+            </w:r>
+          </w:p>
+        </w:tc>
+        <w:tc>
+          <w:tcPr>
+            <w:tcW w:w="2000" w:type="dxa"/>
+            <w:tcBorders>
+              <w:top w:color="bfbfbf" w:space="0" w:sz="4" w:val="single"/>
+              <w:left w:color="bfbfbf" w:space="0" w:sz="4" w:val="single"/>
+              <w:bottom w:color="bfbfbf" w:space="0" w:sz="4" w:val="single"/>
+              <w:right w:color="bfbfbf" w:space="0" w:sz="4" w:val="single"/>
+            </w:tcBorders>
+            <w:tcMar>
+              <w:top w:w="60" w:type="dxa"/>
+              <w:left w:w="120" w:type="dxa"/>
+              <w:bottom w:w="60" w:type="dxa"/>
+              <w:right w:w="120" w:type="dxa"/>
+            </w:tcMar>
+          </w:tcPr>
+          <w:p>
+            <w:pPr>
+              <w:spacing w:after="20" w:before="20" w:lineRule="auto"/>
+              <w:rPr/>
+            </w:pPr>
+            <w:r>
+              <w:rPr>
+                <w:rFonts w:ascii="Arial" w:cs="Arial" w:eastAsia="Arial" w:hAnsi="Arial"/>
+                <w:sz w:val="20"/>
+                <w:szCs w:val="20"/>
+                <w:rtl w:val="0"/>
+              </w:rPr>
+              <w:t xml:space="preserve">8</w:t>
+            </w:r>
+          </w:p>
+        </w:tc>
+      </w:tr>
+      <w:tr>
+        <w:trPr>
+          <w:cantSplit w:val="0"/>
+          <w:tblHeader w:val="0"/>
+        </w:trPr>
+        <w:tc>
+          <w:tcPr>
+            <w:tcW w:w="5400" w:type="dxa"/>
+            <w:tcBorders>
+              <w:top w:color="bfbfbf" w:space="0" w:sz="4" w:val="single"/>
+              <w:left w:color="bfbfbf" w:space="0" w:sz="4" w:val="single"/>
+              <w:bottom w:color="bfbfbf" w:space="0" w:sz="4" w:val="single"/>
+              <w:right w:color="bfbfbf" w:space="0" w:sz="4" w:val="single"/>
+            </w:tcBorders>
+            <w:tcMar>
+              <w:top w:w="60" w:type="dxa"/>
+              <w:left w:w="120" w:type="dxa"/>
+              <w:bottom w:w="60" w:type="dxa"/>
+              <w:right w:w="120" w:type="dxa"/>
+            </w:tcMar>
+          </w:tcPr>
+          <w:p>
+            <w:pPr>
+              <w:spacing w:after="20" w:before="20" w:lineRule="auto"/>
+              <w:rPr/>
+            </w:pPr>
+            <w:r>
+              <w:rPr>
+                <w:rFonts w:ascii="Arial" w:cs="Arial" w:eastAsia="Arial" w:hAnsi="Arial"/>
+                <w:sz w:val="20"/>
+                <w:szCs w:val="20"/>
+                <w:rtl w:val="0"/>
+              </w:rPr>
+              <w:t xml:space="preserve">Maintainability / separation</w:t>
+            </w:r>
+          </w:p>
+        </w:tc>
+        <w:tc>
+          <w:tcPr>
+            <w:tcW w:w="1400" w:type="dxa"/>
+            <w:tcBorders>
+              <w:top w:color="bfbfbf" w:space="0" w:sz="4" w:val="single"/>
+              <w:left w:color="bfbfbf" w:space="0" w:sz="4" w:val="single"/>
+              <w:bottom w:color="bfbfbf" w:space="0" w:sz="4" w:val="single"/>
+              <w:right w:color="bfbfbf" w:space="0" w:sz="4" w:val="single"/>
+            </w:tcBorders>
+            <w:tcMar>
+              <w:top w:w="60" w:type="dxa"/>
+              <w:left w:w="120" w:type="dxa"/>
+              <w:bottom w:w="60" w:type="dxa"/>
+              <w:right w:w="120" w:type="dxa"/>
+            </w:tcMar>
+          </w:tcPr>
+          <w:p>
+            <w:pPr>
+              <w:spacing w:after="20" w:before="20" w:lineRule="auto"/>
+              <w:rPr/>
+            </w:pPr>
+            <w:r>
+              <w:rPr>
+                <w:rFonts w:ascii="Arial" w:cs="Arial" w:eastAsia="Arial" w:hAnsi="Arial"/>
+                <w:sz w:val="20"/>
+                <w:szCs w:val="20"/>
+                <w:rtl w:val="0"/>
+              </w:rPr>
+              <w:t xml:space="preserve">12</w:t>
+            </w:r>
+          </w:p>
+        </w:tc>
+        <w:tc>
+          <w:tcPr>
+            <w:tcW w:w="2000" w:type="dxa"/>
+            <w:tcBorders>
+              <w:top w:color="bfbfbf" w:space="0" w:sz="4" w:val="single"/>
+              <w:left w:color="bfbfbf" w:space="0" w:sz="4" w:val="single"/>
+              <w:bottom w:color="bfbfbf" w:space="0" w:sz="4" w:val="single"/>
+              <w:right w:color="bfbfbf" w:space="0" w:sz="4" w:val="single"/>
+            </w:tcBorders>
+            <w:tcMar>
+              <w:top w:w="60" w:type="dxa"/>
+              <w:left w:w="120" w:type="dxa"/>
+              <w:bottom w:w="60" w:type="dxa"/>
+              <w:right w:w="120" w:type="dxa"/>
+            </w:tcMar>
+          </w:tcPr>
+          <w:p>
+            <w:pPr>
+              <w:spacing w:after="20" w:before="20" w:lineRule="auto"/>
+              <w:rPr/>
+            </w:pPr>
+            <w:r>
+              <w:rPr>
+                <w:rFonts w:ascii="Arial" w:cs="Arial" w:eastAsia="Arial" w:hAnsi="Arial"/>
+                <w:sz w:val="20"/>
+                <w:szCs w:val="20"/>
+                <w:rtl w:val="0"/>
+              </w:rPr>
+              <w:t xml:space="preserve">8</w:t>
+            </w:r>
+          </w:p>
+        </w:tc>
+        <w:tc>
+          <w:tcPr>
+            <w:tcW w:w="2000" w:type="dxa"/>
+            <w:tcBorders>
+              <w:top w:color="bfbfbf" w:space="0" w:sz="4" w:val="single"/>
+              <w:left w:color="bfbfbf" w:space="0" w:sz="4" w:val="single"/>
+              <w:bottom w:color="bfbfbf" w:space="0" w:sz="4" w:val="single"/>
+              <w:right w:color="bfbfbf" w:space="0" w:sz="4" w:val="single"/>
+            </w:tcBorders>
+            <w:tcMar>
+              <w:top w:w="60" w:type="dxa"/>
+              <w:left w:w="120" w:type="dxa"/>
+              <w:bottom w:w="60" w:type="dxa"/>
+              <w:right w:w="120" w:type="dxa"/>
+            </w:tcMar>
+          </w:tcPr>
+          <w:p>
+            <w:pPr>
+              <w:spacing w:after="20" w:before="20" w:lineRule="auto"/>
+              <w:rPr/>
+            </w:pPr>
+            <w:r>
+              <w:rPr>
+                <w:rFonts w:ascii="Arial" w:cs="Arial" w:eastAsia="Arial" w:hAnsi="Arial"/>
+                <w:sz w:val="20"/>
+                <w:szCs w:val="20"/>
+                <w:rtl w:val="0"/>
+              </w:rPr>
+              <w:t xml:space="preserve">7</w:t>
+            </w:r>
+          </w:p>
+        </w:tc>
+      </w:tr>
+      <w:tr>
+        <w:trPr>
+          <w:cantSplit w:val="0"/>
+          <w:tblHeader w:val="0"/>
+        </w:trPr>
+        <w:tc>
+          <w:tcPr>
+            <w:tcW w:w="5400" w:type="dxa"/>
+            <w:tcBorders>
+              <w:top w:color="bfbfbf" w:space="0" w:sz="4" w:val="single"/>
+              <w:left w:color="bfbfbf" w:space="0" w:sz="4" w:val="single"/>
+              <w:bottom w:color="bfbfbf" w:space="0" w:sz="4" w:val="single"/>
+              <w:right w:color="bfbfbf" w:space="0" w:sz="4" w:val="single"/>
+            </w:tcBorders>
+            <w:tcMar>
+              <w:top w:w="60" w:type="dxa"/>
+              <w:left w:w="120" w:type="dxa"/>
+              <w:bottom w:w="60" w:type="dxa"/>
+              <w:right w:w="120" w:type="dxa"/>
+            </w:tcMar>
+          </w:tcPr>
+          <w:p>
+            <w:pPr>
+              <w:spacing w:after="20" w:before="20" w:lineRule="auto"/>
+              <w:rPr/>
+            </w:pPr>
+            <w:r>
+              <w:rPr>
+                <w:rFonts w:ascii="Arial" w:cs="Arial" w:eastAsia="Arial" w:hAnsi="Arial"/>
+                <w:sz w:val="20"/>
+                <w:szCs w:val="20"/>
+                <w:rtl w:val="0"/>
+              </w:rPr>
+              <w:t xml:space="preserve">NCEA evidence (capability + testable API)</w:t>
+            </w:r>
+          </w:p>
+        </w:tc>
+        <w:tc>
+          <w:tcPr>
+            <w:tcW w:w="1400" w:type="dxa"/>
+            <w:tcBorders>
+              <w:top w:color="bfbfbf" w:space="0" w:sz="4" w:val="single"/>
+              <w:left w:color="bfbfbf" w:space="0" w:sz="4" w:val="single"/>
+              <w:bottom w:color="bfbfbf" w:space="0" w:sz="4" w:val="single"/>
+              <w:right w:color="bfbfbf" w:space="0" w:sz="4" w:val="single"/>
+            </w:tcBorders>
+            <w:tcMar>
+              <w:top w:w="60" w:type="dxa"/>
+              <w:left w:w="120" w:type="dxa"/>
+              <w:bottom w:w="60" w:type="dxa"/>
+              <w:right w:w="120" w:type="dxa"/>
+            </w:tcMar>
+          </w:tcPr>
+          <w:p>
+            <w:pPr>
+              <w:spacing w:after="20" w:before="20" w:lineRule="auto"/>
+              <w:rPr/>
+            </w:pPr>
+            <w:r>
+              <w:rPr>
+                <w:rFonts w:ascii="Arial" w:cs="Arial" w:eastAsia="Arial" w:hAnsi="Arial"/>
+                <w:sz w:val="20"/>
+                <w:szCs w:val="20"/>
+                <w:rtl w:val="0"/>
+              </w:rPr>
+              <w:t xml:space="preserve">11</w:t>
+            </w:r>
+          </w:p>
+        </w:tc>
+        <w:tc>
+          <w:tcPr>
+            <w:tcW w:w="2000" w:type="dxa"/>
+            <w:tcBorders>
+              <w:top w:color="bfbfbf" w:space="0" w:sz="4" w:val="single"/>
+              <w:left w:color="bfbfbf" w:space="0" w:sz="4" w:val="single"/>
+              <w:bottom w:color="bfbfbf" w:space="0" w:sz="4" w:val="single"/>
+              <w:right w:color="bfbfbf" w:space="0" w:sz="4" w:val="single"/>
+            </w:tcBorders>
+            <w:tcMar>
+              <w:top w:w="60" w:type="dxa"/>
+              <w:left w:w="120" w:type="dxa"/>
+              <w:bottom w:w="60" w:type="dxa"/>
+              <w:right w:w="120" w:type="dxa"/>
+            </w:tcMar>
+          </w:tcPr>
+          <w:p>
+            <w:pPr>
+              <w:spacing w:after="20" w:before="20" w:lineRule="auto"/>
+              <w:rPr/>
+            </w:pPr>
+            <w:r>
+              <w:rPr>
+                <w:rFonts w:ascii="Arial" w:cs="Arial" w:eastAsia="Arial" w:hAnsi="Arial"/>
+                <w:sz w:val="20"/>
+                <w:szCs w:val="20"/>
+                <w:rtl w:val="0"/>
+              </w:rPr>
+              <w:t xml:space="preserve">9</w:t>
+            </w:r>
+          </w:p>
+        </w:tc>
+        <w:tc>
+          <w:tcPr>
+            <w:tcW w:w="2000" w:type="dxa"/>
+            <w:tcBorders>
+              <w:top w:color="bfbfbf" w:space="0" w:sz="4" w:val="single"/>
+              <w:left w:color="bfbfbf" w:space="0" w:sz="4" w:val="single"/>
+              <w:bottom w:color="bfbfbf" w:space="0" w:sz="4" w:val="single"/>
+              <w:right w:color="bfbfbf" w:space="0" w:sz="4" w:val="single"/>
+            </w:tcBorders>
+            <w:tcMar>
+              <w:top w:w="60" w:type="dxa"/>
+              <w:left w:w="120" w:type="dxa"/>
+              <w:bottom w:w="60" w:type="dxa"/>
+              <w:right w:w="120" w:type="dxa"/>
+            </w:tcMar>
+          </w:tcPr>
+          <w:p>
+            <w:pPr>
+              <w:spacing w:after="20" w:before="20" w:lineRule="auto"/>
+              <w:rPr/>
+            </w:pPr>
+            <w:r>
+              <w:rPr>
+                <w:rFonts w:ascii="Arial" w:cs="Arial" w:eastAsia="Arial" w:hAnsi="Arial"/>
+                <w:sz w:val="20"/>
+                <w:szCs w:val="20"/>
+                <w:rtl w:val="0"/>
+              </w:rPr>
+              <w:t xml:space="preserve">7</w:t>
+            </w:r>
+          </w:p>
+        </w:tc>
+      </w:tr>
+      <w:tr>
+        <w:trPr>
+          <w:cantSplit w:val="0"/>
+          <w:tblHeader w:val="0"/>
+        </w:trPr>
+        <w:tc>
+          <w:tcPr>
+            <w:tcW w:w="5400" w:type="dxa"/>
+            <w:tcBorders>
+              <w:top w:color="bfbfbf" w:space="0" w:sz="4" w:val="single"/>
+              <w:left w:color="bfbfbf" w:space="0" w:sz="4" w:val="single"/>
+              <w:bottom w:color="bfbfbf" w:space="0" w:sz="4" w:val="single"/>
+              <w:right w:color="bfbfbf" w:space="0" w:sz="4" w:val="single"/>
+            </w:tcBorders>
+            <w:tcMar>
+              <w:top w:w="60" w:type="dxa"/>
+              <w:left w:w="120" w:type="dxa"/>
+              <w:bottom w:w="60" w:type="dxa"/>
+              <w:right w:w="120" w:type="dxa"/>
+            </w:tcMar>
+          </w:tcPr>
+          <w:p>
+            <w:pPr>
+              <w:spacing w:after="20" w:before="20" w:lineRule="auto"/>
+              <w:rPr/>
+            </w:pPr>
+            <w:r>
+              <w:rPr>
+                <w:rFonts w:ascii="Arial" w:cs="Arial" w:eastAsia="Arial" w:hAnsi="Arial"/>
+                <w:sz w:val="20"/>
+                <w:szCs w:val="20"/>
+                <w:rtl w:val="0"/>
+              </w:rPr>
+              <w:t xml:space="preserve">First-load robustness / works without JS</w:t>
+            </w:r>
+          </w:p>
+        </w:tc>
+        <w:tc>
+          <w:tcPr>
+            <w:tcW w:w="1400" w:type="dxa"/>
+            <w:tcBorders>
+              <w:top w:color="bfbfbf" w:space="0" w:sz="4" w:val="single"/>
+              <w:left w:color="bfbfbf" w:space="0" w:sz="4" w:val="single"/>
+              <w:bottom w:color="bfbfbf" w:space="0" w:sz="4" w:val="single"/>
+              <w:right w:color="bfbfbf" w:space="0" w:sz="4" w:val="single"/>
+            </w:tcBorders>
+            <w:tcMar>
+              <w:top w:w="60" w:type="dxa"/>
+              <w:left w:w="120" w:type="dxa"/>
+              <w:bottom w:w="60" w:type="dxa"/>
+              <w:right w:w="120" w:type="dxa"/>
+            </w:tcMar>
+          </w:tcPr>
+          <w:p>
+            <w:pPr>
+              <w:spacing w:after="20" w:before="20" w:lineRule="auto"/>
+              <w:rPr/>
+            </w:pPr>
+            <w:r>
+              <w:rPr>
+                <w:rFonts w:ascii="Arial" w:cs="Arial" w:eastAsia="Arial" w:hAnsi="Arial"/>
+                <w:sz w:val="20"/>
+                <w:szCs w:val="20"/>
+                <w:rtl w:val="0"/>
+              </w:rPr>
+              <w:t xml:space="preserve">10</w:t>
+            </w:r>
+          </w:p>
+        </w:tc>
+        <w:tc>
+          <w:tcPr>
+            <w:tcW w:w="2000" w:type="dxa"/>
+            <w:tcBorders>
+              <w:top w:color="bfbfbf" w:space="0" w:sz="4" w:val="single"/>
+              <w:left w:color="bfbfbf" w:space="0" w:sz="4" w:val="single"/>
+              <w:bottom w:color="bfbfbf" w:space="0" w:sz="4" w:val="single"/>
+              <w:right w:color="bfbfbf" w:space="0" w:sz="4" w:val="single"/>
+            </w:tcBorders>
+            <w:tcMar>
+              <w:top w:w="60" w:type="dxa"/>
+              <w:left w:w="120" w:type="dxa"/>
+              <w:bottom w:w="60" w:type="dxa"/>
+              <w:right w:w="120" w:type="dxa"/>
+            </w:tcMar>
+          </w:tcPr>
+          <w:p>
+            <w:pPr>
+              <w:spacing w:after="20" w:before="20" w:lineRule="auto"/>
+              <w:rPr/>
+            </w:pPr>
+            <w:r>
+              <w:rPr>
+                <w:rFonts w:ascii="Arial" w:cs="Arial" w:eastAsia="Arial" w:hAnsi="Arial"/>
+                <w:sz w:val="20"/>
+                <w:szCs w:val="20"/>
+                <w:rtl w:val="0"/>
+              </w:rPr>
+              <w:t xml:space="preserve">6</w:t>
+            </w:r>
+          </w:p>
+        </w:tc>
+        <w:tc>
+          <w:tcPr>
+            <w:tcW w:w="2000" w:type="dxa"/>
+            <w:tcBorders>
+              <w:top w:color="bfbfbf" w:space="0" w:sz="4" w:val="single"/>
+              <w:left w:color="bfbfbf" w:space="0" w:sz="4" w:val="single"/>
+              <w:bottom w:color="bfbfbf" w:space="0" w:sz="4" w:val="single"/>
+              <w:right w:color="bfbfbf" w:space="0" w:sz="4" w:val="single"/>
+            </w:tcBorders>
+            <w:tcMar>
+              <w:top w:w="60" w:type="dxa"/>
+              <w:left w:w="120" w:type="dxa"/>
+              <w:bottom w:w="60" w:type="dxa"/>
+              <w:right w:w="120" w:type="dxa"/>
+            </w:tcMar>
+          </w:tcPr>
+          <w:p>
+            <w:pPr>
+              <w:spacing w:after="20" w:before="20" w:lineRule="auto"/>
+              <w:rPr/>
+            </w:pPr>
+            <w:r>
+              <w:rPr>
+                <w:rFonts w:ascii="Arial" w:cs="Arial" w:eastAsia="Arial" w:hAnsi="Arial"/>
+                <w:sz w:val="20"/>
+                <w:szCs w:val="20"/>
+                <w:rtl w:val="0"/>
+              </w:rPr>
+              <w:t xml:space="preserve">9</w:t>
+            </w:r>
+          </w:p>
+        </w:tc>
+      </w:tr>
+      <w:tr>
+        <w:trPr>
+          <w:cantSplit w:val="0"/>
+          <w:tblHeader w:val="0"/>
+        </w:trPr>
+        <w:tc>
+          <w:tcPr>
+            <w:tcW w:w="5400" w:type="dxa"/>
+            <w:tcBorders>
+              <w:top w:color="bfbfbf" w:space="0" w:sz="4" w:val="single"/>
+              <w:left w:color="bfbfbf" w:space="0" w:sz="4" w:val="single"/>
+              <w:bottom w:color="bfbfbf" w:space="0" w:sz="4" w:val="single"/>
+              <w:right w:color="bfbfbf" w:space="0" w:sz="4" w:val="single"/>
+            </w:tcBorders>
+            <w:shd w:fill="fff2cc" w:val="clear"/>
+            <w:tcMar>
+              <w:top w:w="60" w:type="dxa"/>
+              <w:left w:w="120" w:type="dxa"/>
+              <w:bottom w:w="60" w:type="dxa"/>
+              <w:right w:w="120" w:type="dxa"/>
+            </w:tcMar>
+          </w:tcPr>
+          <w:p>
+            <w:pPr>
+              <w:spacing w:after="20" w:before="20" w:lineRule="auto"/>
+              <w:rPr/>
+            </w:pPr>
+            <w:r>
+              <w:rPr>
+                <w:rFonts w:ascii="Arial" w:cs="Arial" w:eastAsia="Arial" w:hAnsi="Arial"/>
+                <w:b w:val="1"/>
+                <w:bCs w:val="1"/>
+                <w:sz w:val="20"/>
+                <w:szCs w:val="20"/>
+                <w:rtl w:val="0"/>
+              </w:rPr>
+              <w:t xml:space="preserve">Weighted total (out of 100)</w:t>
+            </w:r>
+          </w:p>
+        </w:tc>
+        <w:tc>
+          <w:tcPr>
+            <w:tcW w:w="1400" w:type="dxa"/>
+            <w:tcBorders>
+              <w:top w:color="bfbfbf" w:space="0" w:sz="4" w:val="single"/>
+              <w:left w:color="bfbfbf" w:space="0" w:sz="4" w:val="single"/>
+              <w:bottom w:color="bfbfbf" w:space="0" w:sz="4" w:val="single"/>
+              <w:right w:color="bfbfbf" w:space="0" w:sz="4" w:val="single"/>
+            </w:tcBorders>
+            <w:shd w:fill="fff2cc" w:val="clear"/>
+            <w:tcMar>
+              <w:top w:w="60" w:type="dxa"/>
+              <w:left w:w="120" w:type="dxa"/>
+              <w:bottom w:w="60" w:type="dxa"/>
+              <w:right w:w="120" w:type="dxa"/>
+            </w:tcMar>
+          </w:tcPr>
+          <w:p>
+            <w:pPr>
+              <w:spacing w:after="20" w:before="20" w:lineRule="auto"/>
+              <w:rPr/>
+            </w:pPr>
+            <w:r>
+              <w:rPr>
+                <w:rFonts w:ascii="Arial" w:cs="Arial" w:eastAsia="Arial" w:hAnsi="Arial"/>
+                <w:b w:val="1"/>
+                <w:bCs w:val="1"/>
+                <w:sz w:val="20"/>
+                <w:szCs w:val="20"/>
+                <w:rtl w:val="0"/>
+              </w:rPr>
+              <w:t xml:space="preserve">100</w:t>
+            </w:r>
+          </w:p>
+        </w:tc>
+        <w:tc>
+          <w:tcPr>
+            <w:tcW w:w="2000" w:type="dxa"/>
+            <w:tcBorders>
+              <w:top w:color="bfbfbf" w:space="0" w:sz="4" w:val="single"/>
+              <w:left w:color="bfbfbf" w:space="0" w:sz="4" w:val="single"/>
+              <w:bottom w:color="bfbfbf" w:space="0" w:sz="4" w:val="single"/>
+              <w:right w:color="bfbfbf" w:space="0" w:sz="4" w:val="single"/>
+            </w:tcBorders>
+            <w:shd w:fill="fff2cc" w:val="clear"/>
+            <w:tcMar>
+              <w:top w:w="60" w:type="dxa"/>
+              <w:left w:w="120" w:type="dxa"/>
+              <w:bottom w:w="60" w:type="dxa"/>
+              <w:right w:w="120" w:type="dxa"/>
+            </w:tcMar>
+          </w:tcPr>
+          <w:p>
+            <w:pPr>
+              <w:spacing w:after="20" w:before="20" w:lineRule="auto"/>
+              <w:rPr/>
+            </w:pPr>
+            <w:r>
+              <w:rPr>
+                <w:rFonts w:ascii="Arial" w:cs="Arial" w:eastAsia="Arial" w:hAnsi="Arial"/>
+                <w:b w:val="1"/>
+                <w:bCs w:val="1"/>
+                <w:sz w:val="20"/>
+                <w:szCs w:val="20"/>
+                <w:rtl w:val="0"/>
+              </w:rPr>
+              <w:t xml:space="preserve">87.4</w:t>
+            </w:r>
+          </w:p>
+        </w:tc>
+        <w:tc>
+          <w:tcPr>
+            <w:tcW w:w="2000" w:type="dxa"/>
+            <w:tcBorders>
+              <w:top w:color="bfbfbf" w:space="0" w:sz="4" w:val="single"/>
+              <w:left w:color="bfbfbf" w:space="0" w:sz="4" w:val="single"/>
+              <w:bottom w:color="bfbfbf" w:space="0" w:sz="4" w:val="single"/>
+              <w:right w:color="bfbfbf" w:space="0" w:sz="4" w:val="single"/>
+            </w:tcBorders>
+            <w:shd w:fill="fff2cc" w:val="clear"/>
+            <w:tcMar>
+              <w:top w:w="60" w:type="dxa"/>
+              <w:left w:w="120" w:type="dxa"/>
+              <w:bottom w:w="60" w:type="dxa"/>
+              <w:right w:w="120" w:type="dxa"/>
+            </w:tcMar>
+          </w:tcPr>
+          <w:p>
+            <w:pPr>
+              <w:spacing w:after="20" w:before="20" w:lineRule="auto"/>
+              <w:rPr/>
+            </w:pPr>
+            <w:r>
+              <w:rPr>
+                <w:rFonts w:ascii="Arial" w:cs="Arial" w:eastAsia="Arial" w:hAnsi="Arial"/>
+                <w:b w:val="1"/>
+                <w:bCs w:val="1"/>
+                <w:sz w:val="20"/>
+                <w:szCs w:val="20"/>
+                <w:rtl w:val="0"/>
+              </w:rPr>
+              <w:t xml:space="preserve">54.2</w:t>
+            </w:r>
+          </w:p>
+        </w:tc>
+      </w:tr>
+    </w:tbl>
+    <w:p>
+      <w:pPr>
+        <w:rPr/>
+      </w:pPr>
+    </w:p>
+    <w:p>
+      <w:pPr>
+        <w:spacing w:after="70" w:before="30" w:lineRule="auto"/>
+        <w:rPr/>
+      </w:pPr>
+      <w:r>
+        <w:rPr>
+          <w:b w:val="1"/>
+          <w:bCs w:val="1"/>
+          <w:color w:val="1f4e79"/>
+          <w:sz w:val="20"/>
+          <w:szCs w:val="20"/>
+          <w:rtl w:val="0"/>
+        </w:rPr>
+        <w:t xml:space="preserve">What-if pressure tests:  </w:t>
+      </w:r>
+      <w:r>
+        <w:rPr>
+          <w:sz w:val="20"/>
+          <w:szCs w:val="20"/>
+          <w:rtl w:val="0"/>
+        </w:rPr>
+        <w:t xml:space="preserve">Flaky Wi-Fi — neutralised, since the spec already needs a live server to compute priorities, and the SPA can at least show the last-cached dashboard. Hard SPA state — mitigated, the router/auth/onboarding are already written. Marker wants complexity — a tested JSON API + pure engine is the stronger story.</w:t>
+      </w:r>
+    </w:p>
+    <w:p>
+      <w:pPr>
+        <w:spacing w:after="70" w:before="30" w:lineRule="auto"/>
+        <w:rPr/>
+      </w:pPr>
+      <w:r>
+        <w:rPr>
+          <w:b w:val="1"/>
+          <w:bCs w:val="1"/>
+          <w:color w:val="1f4e79"/>
+          <w:sz w:val="20"/>
+          <w:szCs w:val="20"/>
+          <w:rtl w:val="0"/>
+        </w:rPr>
+        <w:t xml:space="preserve">Consequences:  </w:t>
+      </w:r>
+      <w:r>
+        <w:rPr>
+          <w:sz w:val="20"/>
+          <w:szCs w:val="20"/>
+          <w:rtl w:val="0"/>
+        </w:rPr>
+        <w:t xml:space="preserve">+ Reuses ~100% of the existing front-end. − Two run targets in dev (Flask + a static server) and CORS to manage.</w:t>
+      </w:r>
+    </w:p>
+    <w:p>
+      <w:pPr>
+        <w:spacing w:after="100" w:before="220" w:lineRule="auto"/>
+        <w:rPr/>
+      </w:pPr>
+      <w:r>
+        <w:rPr>
+          <w:b w:val="1"/>
+          <w:bCs w:val="1"/>
+          <w:color w:val="2e75b6"/>
+          <w:sz w:val="24"/>
+          <w:szCs w:val="24"/>
+          <w:rtl w:val="0"/>
+        </w:rPr>
+        <w:t xml:space="preserve">ADR-003 — Repository structure: front-end / back-end split</w:t>
+      </w:r>
+    </w:p>
+    <w:p>
+      <w:pPr>
+        <w:spacing w:after="70" w:before="30" w:lineRule="auto"/>
+        <w:rPr/>
+      </w:pPr>
+      <w:r>
+        <w:rPr>
+          <w:b w:val="1"/>
+          <w:bCs w:val="1"/>
+          <w:color w:val="1f4e79"/>
+          <w:sz w:val="20"/>
+          <w:szCs w:val="20"/>
+          <w:rtl w:val="0"/>
+        </w:rPr>
+        <w:t xml:space="preserve">Status:  </w:t>
+      </w:r>
+      <w:r>
+        <w:rPr>
+          <w:sz w:val="20"/>
+          <w:szCs w:val="20"/>
+          <w:rtl w:val="0"/>
+        </w:rPr>
+        <w:t xml:space="preserve">Accepted — refines Specification §4 (single Flask app with templates/ + static/).</w:t>
+      </w:r>
+    </w:p>
+    <w:p>
+      <w:pPr>
+        <w:spacing w:after="70" w:before="30" w:lineRule="auto"/>
+        <w:rPr/>
+      </w:pPr>
+      <w:r>
+        <w:rPr>
+          <w:b w:val="1"/>
+          <w:bCs w:val="1"/>
+          <w:color w:val="1f4e79"/>
+          <w:sz w:val="20"/>
+          <w:szCs w:val="20"/>
+          <w:rtl w:val="0"/>
+        </w:rPr>
+        <w:t xml:space="preserve">Context:  </w:t>
+      </w:r>
+      <w:r>
+        <w:rPr>
+          <w:sz w:val="20"/>
+          <w:szCs w:val="20"/>
+          <w:rtl w:val="0"/>
+        </w:rPr>
+        <w:t xml:space="preserve">With an SPA + JSON API, the front-end is static assets and the back-end is a pure API. They can live together or apart.</w:t>
+      </w:r>
+    </w:p>
+    <w:p>
+      <w:pPr>
+        <w:spacing w:after="70" w:before="30" w:lineRule="auto"/>
+        <w:rPr/>
+      </w:pPr>
+      <w:r>
+        <w:rPr>
+          <w:b w:val="1"/>
+          <w:bCs w:val="1"/>
+          <w:color w:val="1f4e79"/>
+          <w:sz w:val="20"/>
+          <w:szCs w:val="20"/>
+          <w:rtl w:val="0"/>
+        </w:rPr>
+        <w:t xml:space="preserve">Decision:  </w:t>
+      </w:r>
+      <w:r>
+        <w:rPr>
+          <w:sz w:val="20"/>
+          <w:szCs w:val="20"/>
+          <w:rtl w:val="0"/>
+        </w:rPr>
+        <w:t xml:space="preserve">Keep the two top-level folders front-end/ and back-end/. Flask serves no HTML; the SPA is served as static files (any static server in dev, same host in production). CORS is enabled for the dev origin.</w:t>
+      </w:r>
+    </w:p>
+    <w:p>
+      <w:pPr>
+        <w:spacing w:after="70" w:before="30" w:lineRule="auto"/>
+        <w:rPr/>
+      </w:pPr>
+      <w:r>
+        <w:rPr>
+          <w:b w:val="1"/>
+          <w:bCs w:val="1"/>
+          <w:color w:val="1f4e79"/>
+          <w:sz w:val="20"/>
+          <w:szCs w:val="20"/>
+          <w:rtl w:val="0"/>
+        </w:rPr>
+        <w:t xml:space="preserve">Consequences:  </w:t>
+      </w:r>
+      <w:r>
+        <w:rPr>
+          <w:sz w:val="20"/>
+          <w:szCs w:val="20"/>
+          <w:rtl w:val="0"/>
+        </w:rPr>
+        <w:t xml:space="preserve">+ Clean API boundary that is independently testable and deployable. − Slightly more dev orchestration (two processes, CORS).</w:t>
+      </w:r>
+    </w:p>
+    <w:p>
+      <w:pPr>
+        <w:spacing w:after="100" w:before="220" w:lineRule="auto"/>
+        <w:rPr/>
+      </w:pPr>
+      <w:r>
+        <w:rPr>
+          <w:b w:val="1"/>
+          <w:bCs w:val="1"/>
+          <w:color w:val="2e75b6"/>
+          <w:sz w:val="24"/>
+          <w:szCs w:val="24"/>
+          <w:rtl w:val="0"/>
+        </w:rPr>
+        <w:t xml:space="preserve">ADR-004 — Build sequence: vertical slices</w:t>
+      </w:r>
+    </w:p>
+    <w:p>
+      <w:pPr>
+        <w:spacing w:after="70" w:before="30" w:lineRule="auto"/>
+        <w:rPr/>
+      </w:pPr>
+      <w:r>
+        <w:rPr>
+          <w:b w:val="1"/>
+          <w:bCs w:val="1"/>
+          <w:color w:val="1f4e79"/>
+          <w:sz w:val="20"/>
+          <w:szCs w:val="20"/>
+          <w:rtl w:val="0"/>
+        </w:rPr>
+        <w:t xml:space="preserve">Status:  </w:t>
+      </w:r>
+      <w:r>
+        <w:rPr>
+          <w:sz w:val="20"/>
+          <w:szCs w:val="20"/>
+          <w:rtl w:val="0"/>
+        </w:rPr>
+        <w:t xml:space="preserve">Accepted — 14 June 2026.</w:t>
+      </w:r>
+    </w:p>
+    <w:p>
+      <w:pPr>
+        <w:spacing w:after="70" w:before="30" w:lineRule="auto"/>
+        <w:rPr/>
+      </w:pPr>
+      <w:r>
+        <w:rPr>
+          <w:b w:val="1"/>
+          <w:bCs w:val="1"/>
+          <w:color w:val="1f4e79"/>
+          <w:sz w:val="20"/>
+          <w:szCs w:val="20"/>
+          <w:rtl w:val="0"/>
+        </w:rPr>
+        <w:t xml:space="preserve">Decision:  </w:t>
+      </w:r>
+      <w:r>
+        <w:rPr>
+          <w:sz w:val="20"/>
+          <w:szCs w:val="20"/>
+          <w:rtl w:val="0"/>
+        </w:rPr>
+        <w:t xml:space="preserve">Build in thin vertical slices. Slice 1: auth → onboarding → add subject/topic, working end-to-end against the real backend. Slice 2: the pure-Python scheduling engine with full unit tests, then GET /api/priorities and POST /api/log-review, then hydrate the dashboard and subject-detail screens.</w:t>
+      </w:r>
+    </w:p>
+    <w:p>
+      <w:pPr>
+        <w:spacing w:after="70" w:before="30" w:lineRule="auto"/>
+        <w:rPr/>
+      </w:pPr>
+      <w:r>
+        <w:rPr>
+          <w:b w:val="1"/>
+          <w:bCs w:val="1"/>
+          <w:color w:val="1f4e79"/>
+          <w:sz w:val="20"/>
+          <w:szCs w:val="20"/>
+          <w:rtl w:val="0"/>
+        </w:rPr>
+        <w:t xml:space="preserve">Why:  </w:t>
+      </w:r>
+      <w:r>
+        <w:rPr>
+          <w:sz w:val="20"/>
+          <w:szCs w:val="20"/>
+          <w:rtl w:val="0"/>
+        </w:rPr>
+        <w:t xml:space="preserve">Earliest ‘it runs’ moment first (makes the already-built front-end real), then the algorithmic heart with the strongest assessment evidence. Protects the engine’s correctness as the priority.</w:t>
+      </w:r>
+    </w:p>
+    <w:p>
+      <w:pPr>
+        <w:spacing w:after="70" w:before="30" w:lineRule="auto"/>
+        <w:rPr/>
+      </w:pPr>
+      <w:r>
+        <w:rPr>
+          <w:b w:val="1"/>
+          <w:bCs w:val="1"/>
+          <w:color w:val="1f4e79"/>
+          <w:sz w:val="20"/>
+          <w:szCs w:val="20"/>
+          <w:rtl w:val="0"/>
+        </w:rPr>
+        <w:t xml:space="preserve">Consequences:  </w:t>
+      </w:r>
+      <w:r>
+        <w:rPr>
+          <w:sz w:val="20"/>
+          <w:szCs w:val="20"/>
+          <w:rtl w:val="0"/>
+        </w:rPr>
+        <w:t xml:space="preserve">Each slice is independently demonstrable and committable by the HITL operator (Claude never runs git).</w:t>
       </w:r>
     </w:p>
     <w:sectPr>
